--- a/evidencias/fase1/individual/Jonatan Roa/1.1_APT122_AutoevaluacionCompetenciasFase1.docx
+++ b/evidencias/fase1/individual/Jonatan Roa/1.1_APT122_AutoevaluacionCompetenciasFase1.docx
@@ -917,7 +917,7 @@
             </w:pPr>
             <w:r/>
             <w:r>
-              <w:t>Jonatan Roa</w:t>
+              <w:t>Jonatan Alexander Nicolas Roa Carrasco</w:t>
             </w:r>
           </w:p>
         </w:tc>

--- a/evidencias/fase1/individual/Jonatan Roa/1.1_APT122_AutoevaluacionCompetenciasFase1.docx
+++ b/evidencias/fase1/individual/Jonatan Roa/1.1_APT122_AutoevaluacionCompetenciasFase1.docx
@@ -1,6 +1,6 @@
 
 <file path=word/document.xml><?xml version="1.0" encoding="utf-8"?>
-<w:document xmlns:wpc="http://schemas.microsoft.com/office/word/2010/wordprocessingCanvas" xmlns:cx="http://schemas.microsoft.com/office/drawing/2014/chartex" xmlns:mc="http://schemas.openxmlformats.org/markup-compatibility/2006" xmlns:o="urn:schemas-microsoft-com:office:office" xmlns:r="http://schemas.openxmlformats.org/officeDocument/2006/relationships" xmlns:m="http://schemas.openxmlformats.org/officeDocument/2006/math" xmlns:v="urn:schemas-microsoft-com:vml" xmlns:wp14="http://schemas.microsoft.com/office/word/2010/wordprocessingDrawing" xmlns:wp="http://schemas.openxmlformats.org/drawingml/2006/wordprocessingDrawing" xmlns:w10="urn:schemas-microsoft-com:office:word" xmlns:w="http://schemas.openxmlformats.org/wordprocessingml/2006/main" xmlns:w14="http://schemas.microsoft.com/office/word/2010/wordml" xmlns:w15="http://schemas.microsoft.com/office/word/2012/wordml" xmlns:w16se="http://schemas.microsoft.com/office/word/2015/wordml/symex" xmlns:wpg="http://schemas.microsoft.com/office/word/2010/wordprocessingGroup" xmlns:wpi="http://schemas.microsoft.com/office/word/2010/wordprocessingInk" xmlns:wne="http://schemas.microsoft.com/office/word/2006/wordml" xmlns:wps="http://schemas.microsoft.com/office/word/2010/wordprocessingShape" mc:Ignorable="w14 w15 w16se wp14">
+<w:document xmlns:wpc="http://schemas.microsoft.com/office/word/2010/wordprocessingCanvas" xmlns:cx="http://schemas.microsoft.com/office/drawing/2014/chartex" xmlns:cx1="http://schemas.microsoft.com/office/drawing/2015/9/8/chartex" xmlns:cx2="http://schemas.microsoft.com/office/drawing/2015/10/21/chartex" xmlns:cx3="http://schemas.microsoft.com/office/drawing/2016/5/9/chartex" xmlns:cx4="http://schemas.microsoft.com/office/drawing/2016/5/10/chartex" xmlns:cx5="http://schemas.microsoft.com/office/drawing/2016/5/11/chartex" xmlns:cx6="http://schemas.microsoft.com/office/drawing/2016/5/12/chartex" xmlns:cx7="http://schemas.microsoft.com/office/drawing/2016/5/13/chartex" xmlns:cx8="http://schemas.microsoft.com/office/drawing/2016/5/14/chartex" xmlns:mc="http://schemas.openxmlformats.org/markup-compatibility/2006" xmlns:aink="http://schemas.microsoft.com/office/drawing/2016/ink" xmlns:am3d="http://schemas.microsoft.com/office/drawing/2017/model3d" xmlns:o="urn:schemas-microsoft-com:office:office" xmlns:oel="http://schemas.microsoft.com/office/2019/extlst" xmlns:r="http://schemas.openxmlformats.org/officeDocument/2006/relationships" xmlns:m="http://schemas.openxmlformats.org/officeDocument/2006/math" xmlns:v="urn:schemas-microsoft-com:vml" xmlns:wp14="http://schemas.microsoft.com/office/word/2010/wordprocessingDrawing" xmlns:wp="http://schemas.openxmlformats.org/drawingml/2006/wordprocessingDrawing" xmlns:w10="urn:schemas-microsoft-com:office:word" xmlns:w="http://schemas.openxmlformats.org/wordprocessingml/2006/main" xmlns:w14="http://schemas.microsoft.com/office/word/2010/wordml" xmlns:w15="http://schemas.microsoft.com/office/word/2012/wordml" xmlns:w16cex="http://schemas.microsoft.com/office/word/2018/wordml/cex" xmlns:w16cid="http://schemas.microsoft.com/office/word/2016/wordml/cid" xmlns:w16="http://schemas.microsoft.com/office/word/2018/wordml" xmlns:w16du="http://schemas.microsoft.com/office/word/2023/wordml/word16du" xmlns:w16sdtdh="http://schemas.microsoft.com/office/word/2020/wordml/sdtdatahash" xmlns:w16sdtfl="http://schemas.microsoft.com/office/word/2024/wordml/sdtformatlock" xmlns:w16se="http://schemas.microsoft.com/office/word/2015/wordml/symex" xmlns:wpg="http://schemas.microsoft.com/office/word/2010/wordprocessingGroup" xmlns:wpi="http://schemas.microsoft.com/office/word/2010/wordprocessingInk" xmlns:wne="http://schemas.microsoft.com/office/word/2006/wordml" xmlns:wps="http://schemas.microsoft.com/office/word/2010/wordprocessingShape" mc:Ignorable="w14 w15 w16se w16cid w16 w16cex w16sdtdh w16sdtfl w16du wp14">
   <w:body>
     <w:p>
       <w:pPr>
@@ -11,7 +11,7 @@
           <w:szCs w:val="26"/>
         </w:rPr>
       </w:pPr>
-      <w:bookmarkStart w:name="_Toc94815000" w:id="0"/>
+      <w:bookmarkStart w:id="0" w:name="_Toc94815000"/>
       <w:r>
         <w:rPr>
           <w:color w:val="2E74B5" w:themeColor="accent1" w:themeShade="BF"/>
@@ -54,97 +54,83 @@
         <w:t xml:space="preserve"> </w:t>
       </w:r>
     </w:p>
-    <w:p w14:noSpellErr="1">
-      <w:pPr>
-        <w:rPr>
-          <w:color w:val="auto"/>
-        </w:rPr>
-      </w:pPr>
+    <w:p>
       <w:r>
-        <w:rPr>
-          <w:color w:val="auto"/>
-        </w:rPr>
         <w:t>(complemento de la Pauta de Reflexión Definición Proyecto APT)</w:t>
       </w:r>
       <w:r>
-        <w:rPr>
-          <w:color w:val="auto"/>
-        </w:rPr>
         <w:t xml:space="preserve"> </w:t>
       </w:r>
     </w:p>
-    <w:p w14:noSpellErr="1">
+    <w:p>
       <w:pPr>
         <w:jc w:val="both"/>
         <w:rPr>
-          <w:rFonts w:eastAsia="" w:cs="Calibri" w:eastAsiaTheme="majorEastAsia" w:cstheme="minorAscii"/>
-          <w:color w:val="auto" w:themeColor="background2" w:themeShade="80"/>
+          <w:rFonts w:eastAsiaTheme="majorEastAsia"/>
+          <w:color w:val="767171" w:themeColor="background2" w:themeShade="80"/>
           <w:sz w:val="24"/>
           <w:szCs w:val="24"/>
         </w:rPr>
       </w:pPr>
     </w:p>
-    <w:p w14:noSpellErr="1">
+    <w:p>
       <w:pPr>
         <w:jc w:val="both"/>
         <w:rPr>
-          <w:rFonts w:eastAsia="" w:cs="Calibri" w:eastAsiaTheme="majorEastAsia" w:cstheme="minorAscii"/>
-          <w:color w:val="auto" w:themeColor="background2" w:themeShade="80"/>
+          <w:rFonts w:eastAsiaTheme="majorEastAsia"/>
+          <w:color w:val="767171" w:themeColor="background2" w:themeShade="80"/>
           <w:sz w:val="24"/>
           <w:szCs w:val="24"/>
         </w:rPr>
       </w:pPr>
       <w:r>
         <w:rPr>
-          <w:rFonts w:eastAsia="" w:cs="Calibri" w:eastAsiaTheme="majorEastAsia" w:cstheme="minorAscii"/>
-          <w:color w:val="auto"/>
+          <w:rFonts w:eastAsiaTheme="majorEastAsia"/>
           <w:sz w:val="24"/>
           <w:szCs w:val="24"/>
         </w:rPr>
         <w:t xml:space="preserve">Objetivo: </w:t>
       </w:r>
     </w:p>
-    <w:p w14:noSpellErr="1">
+    <w:p>
       <w:pPr>
         <w:jc w:val="both"/>
         <w:rPr>
-          <w:rFonts w:eastAsia="" w:cs="Calibri" w:eastAsiaTheme="majorEastAsia" w:cstheme="minorAscii"/>
-          <w:color w:val="auto" w:themeColor="background2" w:themeShade="80"/>
+          <w:rFonts w:eastAsiaTheme="majorEastAsia"/>
+          <w:color w:val="767171" w:themeColor="background2" w:themeShade="80"/>
           <w:sz w:val="24"/>
           <w:szCs w:val="24"/>
         </w:rPr>
       </w:pPr>
       <w:r>
         <w:rPr>
-          <w:rFonts w:eastAsia="" w:cs="Calibri" w:eastAsiaTheme="majorEastAsia" w:cstheme="minorAscii"/>
-          <w:color w:val="auto"/>
+          <w:rFonts w:eastAsiaTheme="majorEastAsia"/>
           <w:sz w:val="24"/>
           <w:szCs w:val="24"/>
         </w:rPr>
         <w:t>El objetivo de esta pauta de autoevaluación es que identifiques tus niveles de logro en las competencias de tu plan de estudio para que, a partir de tus fortalezas y oportunidades de mejora, puedas definir mejor tu proyecto APT. Esta pauta de autoevaluación es un complemento de las reflexiones iniciales de APT que también te ayudarán a definir tu Proyecto APT.</w:t>
       </w:r>
     </w:p>
-    <w:p w14:noSpellErr="1">
+    <w:p>
       <w:pPr>
         <w:jc w:val="both"/>
         <w:rPr>
-          <w:rFonts w:eastAsia="" w:cs="Calibri" w:eastAsiaTheme="majorEastAsia" w:cstheme="minorAscii"/>
-          <w:color w:val="auto" w:themeColor="background2" w:themeShade="80"/>
+          <w:rFonts w:eastAsiaTheme="majorEastAsia"/>
+          <w:color w:val="767171" w:themeColor="background2" w:themeShade="80"/>
           <w:sz w:val="24"/>
           <w:szCs w:val="24"/>
         </w:rPr>
       </w:pPr>
       <w:r>
         <w:rPr>
-          <w:rFonts w:eastAsia="" w:cs="Calibri" w:eastAsiaTheme="majorEastAsia" w:cstheme="minorAscii"/>
-          <w:color w:val="auto"/>
+          <w:rFonts w:eastAsiaTheme="majorEastAsia"/>
           <w:sz w:val="24"/>
           <w:szCs w:val="24"/>
         </w:rPr>
         <w:t xml:space="preserve">Instrucciones: </w:t>
       </w:r>
     </w:p>
-    <w:p w14:noSpellErr="1">
+    <w:p>
       <w:pPr>
         <w:pStyle w:val="Prrafodelista"/>
         <w:numPr>
@@ -153,16 +139,15 @@
         </w:numPr>
         <w:jc w:val="both"/>
         <w:rPr>
-          <w:rFonts w:eastAsia="" w:cs="Calibri" w:eastAsiaTheme="majorEastAsia" w:cstheme="minorAscii"/>
-          <w:color w:val="auto" w:themeColor="background2" w:themeShade="80"/>
+          <w:rFonts w:eastAsiaTheme="majorEastAsia"/>
+          <w:color w:val="767171" w:themeColor="background2" w:themeShade="80"/>
           <w:sz w:val="24"/>
           <w:szCs w:val="24"/>
         </w:rPr>
       </w:pPr>
       <w:r>
         <w:rPr>
-          <w:rFonts w:eastAsia="" w:cs="Calibri" w:eastAsiaTheme="majorEastAsia" w:cstheme="minorAscii"/>
-          <w:color w:val="auto"/>
+          <w:rFonts w:eastAsiaTheme="majorEastAsia"/>
           <w:sz w:val="24"/>
           <w:szCs w:val="24"/>
         </w:rPr>
@@ -170,8 +155,7 @@
       </w:r>
       <w:r>
         <w:rPr>
-          <w:rFonts w:eastAsia="" w:cs="Calibri" w:eastAsiaTheme="majorEastAsia" w:cstheme="minorAscii"/>
-          <w:color w:val="auto"/>
+          <w:rFonts w:eastAsiaTheme="majorEastAsia"/>
           <w:sz w:val="24"/>
           <w:szCs w:val="24"/>
         </w:rPr>
@@ -179,15 +163,14 @@
       </w:r>
       <w:r>
         <w:rPr>
-          <w:rFonts w:eastAsia="" w:cs="Calibri" w:eastAsiaTheme="majorEastAsia" w:cstheme="minorAscii"/>
-          <w:color w:val="auto"/>
+          <w:rFonts w:eastAsiaTheme="majorEastAsia"/>
           <w:sz w:val="24"/>
           <w:szCs w:val="24"/>
         </w:rPr>
         <w:t>te)</w:t>
       </w:r>
     </w:p>
-    <w:p w14:noSpellErr="1">
+    <w:p>
       <w:pPr>
         <w:pStyle w:val="Prrafodelista"/>
         <w:numPr>
@@ -196,23 +179,22 @@
         </w:numPr>
         <w:jc w:val="both"/>
         <w:rPr>
-          <w:rFonts w:eastAsia="" w:cs="Calibri" w:eastAsiaTheme="majorEastAsia" w:cstheme="minorAscii"/>
-          <w:color w:val="auto" w:themeColor="background2" w:themeShade="80"/>
+          <w:rFonts w:eastAsiaTheme="majorEastAsia"/>
+          <w:color w:val="767171" w:themeColor="background2" w:themeShade="80"/>
           <w:sz w:val="24"/>
           <w:szCs w:val="24"/>
         </w:rPr>
       </w:pPr>
       <w:r>
         <w:rPr>
-          <w:rFonts w:eastAsia="" w:cs="Calibri" w:eastAsiaTheme="majorEastAsia" w:cstheme="minorAscii"/>
-          <w:color w:val="auto"/>
+          <w:rFonts w:eastAsiaTheme="majorEastAsia"/>
           <w:sz w:val="24"/>
           <w:szCs w:val="24"/>
         </w:rPr>
         <w:t xml:space="preserve">Piensa en tu proceso de aprendizaje durante el tiempo que has estudiando en Duoc UC y evalúa el nivel de logro que alcanzaste en cada competencia de tu plan de estudio. </w:t>
       </w:r>
     </w:p>
-    <w:p w14:noSpellErr="1">
+    <w:p>
       <w:pPr>
         <w:pStyle w:val="Prrafodelista"/>
         <w:numPr>
@@ -221,30 +203,26 @@
         </w:numPr>
         <w:jc w:val="both"/>
         <w:rPr>
-          <w:rFonts w:eastAsia="" w:cs="Calibri" w:eastAsiaTheme="majorEastAsia" w:cstheme="minorAscii"/>
-          <w:color w:val="auto" w:themeColor="background2" w:themeShade="80"/>
+          <w:rFonts w:eastAsiaTheme="majorEastAsia"/>
+          <w:color w:val="767171" w:themeColor="background2" w:themeShade="80"/>
           <w:sz w:val="24"/>
           <w:szCs w:val="24"/>
         </w:rPr>
       </w:pPr>
       <w:r>
         <w:rPr>
-          <w:rFonts w:eastAsia="" w:cs="Calibri" w:eastAsiaTheme="majorEastAsia" w:cstheme="minorAscii"/>
-          <w:color w:val="auto"/>
+          <w:rFonts w:eastAsiaTheme="majorEastAsia"/>
           <w:sz w:val="24"/>
           <w:szCs w:val="24"/>
         </w:rPr>
         <w:t>Marca con una cruz el nivel de logro alcanzado para cada aprendizaje de las unidades de competencia según las siguientes categorías:</w:t>
       </w:r>
     </w:p>
-    <w:p w14:noSpellErr="1">
+    <w:p>
       <w:pPr>
         <w:pStyle w:val="Prrafodelista"/>
         <w:ind w:left="435"/>
         <w:jc w:val="both"/>
-        <w:rPr>
-          <w:color w:val="auto"/>
-        </w:rPr>
       </w:pPr>
     </w:p>
     <w:tbl>
@@ -253,12 +231,12 @@
         <w:tblW w:w="9780" w:type="dxa"/>
         <w:tblInd w:w="421" w:type="dxa"/>
         <w:tblBorders>
-          <w:top w:val="single" w:color="BFBFBF" w:themeColor="background1" w:themeShade="BF" w:sz="4" w:space="0"/>
-          <w:left w:val="single" w:color="BFBFBF" w:themeColor="background1" w:themeShade="BF" w:sz="4" w:space="0"/>
-          <w:bottom w:val="single" w:color="BFBFBF" w:themeColor="background1" w:themeShade="BF" w:sz="4" w:space="0"/>
-          <w:right w:val="single" w:color="BFBFBF" w:themeColor="background1" w:themeShade="BF" w:sz="4" w:space="0"/>
-          <w:insideH w:val="single" w:color="BFBFBF" w:themeColor="background1" w:themeShade="BF" w:sz="4" w:space="0"/>
-          <w:insideV w:val="single" w:color="BFBFBF" w:themeColor="background1" w:themeShade="BF" w:sz="4" w:space="0"/>
+          <w:top w:val="single" w:sz="4" w:space="0" w:color="BFBFBF" w:themeColor="background1" w:themeShade="BF"/>
+          <w:left w:val="single" w:sz="4" w:space="0" w:color="BFBFBF" w:themeColor="background1" w:themeShade="BF"/>
+          <w:bottom w:val="single" w:sz="4" w:space="0" w:color="BFBFBF" w:themeColor="background1" w:themeShade="BF"/>
+          <w:right w:val="single" w:sz="4" w:space="0" w:color="BFBFBF" w:themeColor="background1" w:themeShade="BF"/>
+          <w:insideH w:val="single" w:sz="4" w:space="0" w:color="BFBFBF" w:themeColor="background1" w:themeShade="BF"/>
+          <w:insideV w:val="single" w:sz="4" w:space="0" w:color="BFBFBF" w:themeColor="background1" w:themeShade="BF"/>
         </w:tblBorders>
         <w:tblLayout w:type="fixed"/>
         <w:tblLook w:val="04A0" w:firstRow="1" w:lastRow="0" w:firstColumn="1" w:lastColumn="0" w:noHBand="0" w:noVBand="1"/>
@@ -271,22 +249,19 @@
         <w:tc>
           <w:tcPr>
             <w:tcW w:w="2010" w:type="dxa"/>
-            <w:tcMar/>
           </w:tcPr>
-          <w:p w14:noSpellErr="1">
+          <w:p>
             <w:pPr>
               <w:jc w:val="center"/>
               <w:rPr>
-                <w:b w:val="1"/>
-                <w:bCs w:val="1"/>
-                <w:color w:val="auto"/>
+                <w:b/>
+                <w:bCs/>
               </w:rPr>
             </w:pPr>
             <w:r>
               <w:rPr>
-                <w:b w:val="1"/>
-                <w:bCs w:val="1"/>
-                <w:color w:val="auto"/>
+                <w:b/>
+                <w:bCs/>
               </w:rPr>
               <w:t>Categoría</w:t>
             </w:r>
@@ -295,22 +270,19 @@
         <w:tc>
           <w:tcPr>
             <w:tcW w:w="7770" w:type="dxa"/>
-            <w:tcMar/>
           </w:tcPr>
-          <w:p w14:noSpellErr="1">
+          <w:p>
             <w:pPr>
               <w:jc w:val="center"/>
               <w:rPr>
-                <w:b w:val="1"/>
-                <w:bCs w:val="1"/>
-                <w:color w:val="auto"/>
+                <w:b/>
+                <w:bCs/>
               </w:rPr>
             </w:pPr>
             <w:r>
               <w:rPr>
-                <w:b w:val="1"/>
-                <w:bCs w:val="1"/>
-                <w:color w:val="auto"/>
+                <w:b/>
+                <w:bCs/>
               </w:rPr>
               <w:t>Descripción</w:t>
             </w:r>
@@ -324,20 +296,18 @@
         <w:tc>
           <w:tcPr>
             <w:tcW w:w="2010" w:type="dxa"/>
-            <w:tcMar/>
           </w:tcPr>
-          <w:p w14:noSpellErr="1">
+          <w:p>
             <w:pPr>
               <w:pStyle w:val="Default"/>
-              <w:jc w:val="left"/>
               <w:rPr>
-                <w:rFonts w:ascii="Calibri" w:hAnsi="Calibri" w:eastAsia="" w:cs="Calibri" w:asciiTheme="minorAscii" w:hAnsiTheme="minorAscii" w:eastAsiaTheme="majorEastAsia" w:cstheme="minorAscii"/>
-                <w:color w:val="auto" w:themeColor="background2" w:themeShade="80"/>
+                <w:rFonts w:asciiTheme="minorHAnsi" w:eastAsiaTheme="majorEastAsia" w:hAnsiTheme="minorHAnsi" w:cstheme="minorBidi"/>
+                <w:color w:val="767171" w:themeColor="background2" w:themeShade="80"/>
               </w:rPr>
             </w:pPr>
             <w:r>
               <w:rPr>
-                <w:rFonts w:ascii="Calibri" w:hAnsi="Calibri" w:eastAsia="" w:cs="Calibri" w:asciiTheme="minorAscii" w:hAnsiTheme="minorAscii" w:eastAsiaTheme="majorEastAsia" w:cstheme="minorAscii"/>
+                <w:rFonts w:asciiTheme="minorHAnsi" w:eastAsiaTheme="majorEastAsia" w:hAnsiTheme="minorHAnsi" w:cstheme="minorBidi"/>
                 <w:color w:val="auto"/>
               </w:rPr>
               <w:t>Excelente Dominio (ED)</w:t>
@@ -347,22 +317,19 @@
         <w:tc>
           <w:tcPr>
             <w:tcW w:w="7770" w:type="dxa"/>
-            <w:tcMar/>
           </w:tcPr>
-          <w:p w14:noSpellErr="1">
+          <w:p>
             <w:pPr>
-              <w:jc w:val="left"/>
               <w:rPr>
-                <w:rFonts w:eastAsia="" w:cs="Calibri" w:eastAsiaTheme="majorEastAsia" w:cstheme="minorAscii"/>
-                <w:color w:val="auto" w:themeColor="background2" w:themeShade="80"/>
+                <w:rFonts w:eastAsiaTheme="majorEastAsia"/>
+                <w:color w:val="767171" w:themeColor="background2" w:themeShade="80"/>
                 <w:sz w:val="24"/>
                 <w:szCs w:val="24"/>
               </w:rPr>
             </w:pPr>
             <w:r>
               <w:rPr>
-                <w:rFonts w:eastAsia="" w:cs="Calibri" w:eastAsiaTheme="majorEastAsia" w:cstheme="minorAscii"/>
-                <w:color w:val="auto"/>
+                <w:rFonts w:eastAsiaTheme="majorEastAsia"/>
                 <w:sz w:val="24"/>
                 <w:szCs w:val="24"/>
               </w:rPr>
@@ -378,20 +345,18 @@
         <w:tc>
           <w:tcPr>
             <w:tcW w:w="2010" w:type="dxa"/>
-            <w:tcMar/>
           </w:tcPr>
-          <w:p w14:noSpellErr="1">
+          <w:p>
             <w:pPr>
               <w:pStyle w:val="Default"/>
-              <w:jc w:val="left"/>
               <w:rPr>
-                <w:rFonts w:ascii="Calibri" w:hAnsi="Calibri" w:eastAsia="" w:cs="Calibri" w:asciiTheme="minorAscii" w:hAnsiTheme="minorAscii" w:eastAsiaTheme="majorEastAsia" w:cstheme="minorAscii"/>
-                <w:color w:val="auto" w:themeColor="background2" w:themeShade="80"/>
+                <w:rFonts w:asciiTheme="minorHAnsi" w:eastAsiaTheme="majorEastAsia" w:hAnsiTheme="minorHAnsi" w:cstheme="minorBidi"/>
+                <w:color w:val="767171" w:themeColor="background2" w:themeShade="80"/>
               </w:rPr>
             </w:pPr>
             <w:r>
               <w:rPr>
-                <w:rFonts w:ascii="Calibri" w:hAnsi="Calibri" w:eastAsia="" w:cs="Calibri" w:asciiTheme="minorAscii" w:hAnsiTheme="minorAscii" w:eastAsiaTheme="majorEastAsia" w:cstheme="minorAscii"/>
+                <w:rFonts w:asciiTheme="minorHAnsi" w:eastAsiaTheme="majorEastAsia" w:hAnsiTheme="minorHAnsi" w:cstheme="minorBidi"/>
                 <w:color w:val="auto"/>
               </w:rPr>
               <w:t xml:space="preserve">Alto Dominio (AD) </w:t>
@@ -401,22 +366,19 @@
         <w:tc>
           <w:tcPr>
             <w:tcW w:w="7770" w:type="dxa"/>
-            <w:tcMar/>
           </w:tcPr>
-          <w:p w14:noSpellErr="1">
+          <w:p>
             <w:pPr>
-              <w:jc w:val="left"/>
               <w:rPr>
-                <w:rFonts w:eastAsia="" w:cs="Calibri" w:eastAsiaTheme="majorEastAsia" w:cstheme="minorAscii"/>
-                <w:color w:val="auto" w:themeColor="background2" w:themeShade="80"/>
+                <w:rFonts w:eastAsiaTheme="majorEastAsia"/>
+                <w:color w:val="767171" w:themeColor="background2" w:themeShade="80"/>
                 <w:sz w:val="24"/>
                 <w:szCs w:val="24"/>
               </w:rPr>
             </w:pPr>
             <w:r>
               <w:rPr>
-                <w:rFonts w:eastAsia="" w:cs="Calibri" w:eastAsiaTheme="majorEastAsia" w:cstheme="minorAscii"/>
-                <w:color w:val="auto"/>
+                <w:rFonts w:eastAsiaTheme="majorEastAsia"/>
                 <w:sz w:val="24"/>
                 <w:szCs w:val="24"/>
               </w:rPr>
@@ -432,20 +394,18 @@
         <w:tc>
           <w:tcPr>
             <w:tcW w:w="2010" w:type="dxa"/>
-            <w:tcMar/>
           </w:tcPr>
-          <w:p w14:noSpellErr="1">
+          <w:p>
             <w:pPr>
               <w:pStyle w:val="Default"/>
-              <w:jc w:val="left"/>
               <w:rPr>
-                <w:rFonts w:ascii="Calibri" w:hAnsi="Calibri" w:eastAsia="" w:cs="Calibri" w:asciiTheme="minorAscii" w:hAnsiTheme="minorAscii" w:eastAsiaTheme="majorEastAsia" w:cstheme="minorAscii"/>
-                <w:color w:val="auto" w:themeColor="background2" w:themeShade="80"/>
+                <w:rFonts w:asciiTheme="minorHAnsi" w:eastAsiaTheme="majorEastAsia" w:hAnsiTheme="minorHAnsi" w:cstheme="minorBidi"/>
+                <w:color w:val="767171" w:themeColor="background2" w:themeShade="80"/>
               </w:rPr>
             </w:pPr>
             <w:r>
               <w:rPr>
-                <w:rFonts w:ascii="Calibri" w:hAnsi="Calibri" w:eastAsia="" w:cs="Calibri" w:asciiTheme="minorAscii" w:hAnsiTheme="minorAscii" w:eastAsiaTheme="majorEastAsia" w:cstheme="minorAscii"/>
+                <w:rFonts w:asciiTheme="minorHAnsi" w:eastAsiaTheme="majorEastAsia" w:hAnsiTheme="minorHAnsi" w:cstheme="minorBidi"/>
                 <w:color w:val="auto"/>
               </w:rPr>
               <w:t xml:space="preserve">Dominio Aceptable (DA) </w:t>
@@ -455,22 +415,19 @@
         <w:tc>
           <w:tcPr>
             <w:tcW w:w="7770" w:type="dxa"/>
-            <w:tcMar/>
           </w:tcPr>
-          <w:p w14:noSpellErr="1">
+          <w:p>
             <w:pPr>
-              <w:jc w:val="left"/>
               <w:rPr>
-                <w:rFonts w:eastAsia="" w:cs="Calibri" w:eastAsiaTheme="majorEastAsia" w:cstheme="minorAscii"/>
-                <w:color w:val="auto" w:themeColor="background2" w:themeShade="80"/>
+                <w:rFonts w:eastAsiaTheme="majorEastAsia"/>
+                <w:color w:val="767171" w:themeColor="background2" w:themeShade="80"/>
                 <w:sz w:val="24"/>
                 <w:szCs w:val="24"/>
               </w:rPr>
             </w:pPr>
             <w:r>
               <w:rPr>
-                <w:rFonts w:eastAsia="" w:cs="Calibri" w:eastAsiaTheme="majorEastAsia" w:cstheme="minorAscii"/>
-                <w:color w:val="auto"/>
+                <w:rFonts w:eastAsiaTheme="majorEastAsia"/>
                 <w:sz w:val="24"/>
                 <w:szCs w:val="24"/>
               </w:rPr>
@@ -483,20 +440,18 @@
         <w:tc>
           <w:tcPr>
             <w:tcW w:w="2010" w:type="dxa"/>
-            <w:tcMar/>
           </w:tcPr>
-          <w:p w14:noSpellErr="1">
+          <w:p>
             <w:pPr>
               <w:pStyle w:val="Default"/>
-              <w:jc w:val="left"/>
               <w:rPr>
-                <w:rFonts w:ascii="Calibri" w:hAnsi="Calibri" w:eastAsia="" w:cs="Calibri" w:asciiTheme="minorAscii" w:hAnsiTheme="minorAscii" w:eastAsiaTheme="majorEastAsia" w:cstheme="minorAscii"/>
-                <w:color w:val="auto" w:themeColor="background2" w:themeShade="80"/>
+                <w:rFonts w:asciiTheme="minorHAnsi" w:eastAsiaTheme="majorEastAsia" w:hAnsiTheme="minorHAnsi" w:cstheme="minorBidi"/>
+                <w:color w:val="767171" w:themeColor="background2" w:themeShade="80"/>
               </w:rPr>
             </w:pPr>
             <w:r>
               <w:rPr>
-                <w:rFonts w:ascii="Calibri" w:hAnsi="Calibri" w:eastAsia="" w:cs="Calibri" w:asciiTheme="minorAscii" w:hAnsiTheme="minorAscii" w:eastAsiaTheme="majorEastAsia" w:cstheme="minorAscii"/>
+                <w:rFonts w:asciiTheme="minorHAnsi" w:eastAsiaTheme="majorEastAsia" w:hAnsiTheme="minorHAnsi" w:cstheme="minorBidi"/>
                 <w:color w:val="auto"/>
               </w:rPr>
               <w:t>Dominio insuficiente (DP)</w:t>
@@ -506,22 +461,19 @@
         <w:tc>
           <w:tcPr>
             <w:tcW w:w="7770" w:type="dxa"/>
-            <w:tcMar/>
           </w:tcPr>
-          <w:p w14:noSpellErr="1">
+          <w:p>
             <w:pPr>
-              <w:jc w:val="left"/>
               <w:rPr>
-                <w:rFonts w:eastAsia="" w:cs="Calibri" w:eastAsiaTheme="majorEastAsia" w:cstheme="minorAscii"/>
-                <w:color w:val="auto" w:themeColor="background2" w:themeShade="80"/>
+                <w:rFonts w:eastAsiaTheme="majorEastAsia"/>
+                <w:color w:val="767171" w:themeColor="background2" w:themeShade="80"/>
                 <w:sz w:val="24"/>
                 <w:szCs w:val="24"/>
               </w:rPr>
             </w:pPr>
             <w:r>
               <w:rPr>
-                <w:rFonts w:eastAsia="" w:cs="Calibri" w:eastAsiaTheme="majorEastAsia" w:cstheme="minorAscii"/>
-                <w:color w:val="auto"/>
+                <w:rFonts w:eastAsiaTheme="majorEastAsia"/>
                 <w:sz w:val="24"/>
                 <w:szCs w:val="24"/>
               </w:rPr>
@@ -529,8 +481,7 @@
             </w:r>
             <w:r>
               <w:rPr>
-                <w:rFonts w:eastAsia="" w:cs="Calibri" w:eastAsiaTheme="majorEastAsia" w:cstheme="minorAscii"/>
-                <w:color w:val="auto"/>
+                <w:rFonts w:eastAsiaTheme="majorEastAsia"/>
                 <w:sz w:val="24"/>
                 <w:szCs w:val="24"/>
               </w:rPr>
@@ -538,8 +489,7 @@
             </w:r>
             <w:r>
               <w:rPr>
-                <w:rFonts w:eastAsia="" w:cs="Calibri" w:eastAsiaTheme="majorEastAsia" w:cstheme="minorAscii"/>
-                <w:color w:val="auto"/>
+                <w:rFonts w:eastAsiaTheme="majorEastAsia"/>
                 <w:sz w:val="24"/>
                 <w:szCs w:val="24"/>
               </w:rPr>
@@ -555,71 +505,53 @@
         <w:tc>
           <w:tcPr>
             <w:tcW w:w="2010" w:type="dxa"/>
-            <w:tcMar/>
           </w:tcPr>
-          <w:p w14:noSpellErr="1">
+          <w:p>
             <w:pPr>
               <w:pStyle w:val="Default"/>
-              <w:jc w:val="left"/>
               <w:rPr>
-                <w:rFonts w:ascii="Calibri" w:hAnsi="Calibri" w:eastAsia="" w:cs="Calibri" w:asciiTheme="minorAscii" w:hAnsiTheme="minorAscii" w:eastAsiaTheme="majorEastAsia" w:cstheme="minorAscii"/>
-                <w:color w:val="auto" w:themeColor="background2" w:themeShade="80"/>
+                <w:rFonts w:asciiTheme="minorHAnsi" w:eastAsiaTheme="majorEastAsia" w:hAnsiTheme="minorHAnsi" w:cstheme="minorBidi"/>
+                <w:color w:val="767171" w:themeColor="background2" w:themeShade="80"/>
               </w:rPr>
             </w:pPr>
             <w:r>
               <w:rPr>
-                <w:rFonts w:ascii="Calibri" w:hAnsi="Calibri" w:eastAsia="" w:cs="Calibri" w:asciiTheme="minorAscii" w:hAnsiTheme="minorAscii" w:eastAsiaTheme="majorEastAsia" w:cstheme="minorAscii"/>
+                <w:rFonts w:asciiTheme="minorHAnsi" w:eastAsiaTheme="majorEastAsia" w:hAnsiTheme="minorHAnsi" w:cstheme="minorBidi"/>
                 <w:color w:val="auto"/>
               </w:rPr>
-              <w:t>Dominio no logrado (</w:t>
-            </w:r>
-            <w:r>
-              <w:rPr>
-                <w:rFonts w:ascii="Calibri" w:hAnsi="Calibri" w:eastAsia="" w:cs="Calibri" w:asciiTheme="minorAscii" w:hAnsiTheme="minorAscii" w:eastAsiaTheme="majorEastAsia" w:cstheme="minorAscii"/>
-                <w:color w:val="auto"/>
-              </w:rPr>
-              <w:t>DNL</w:t>
-            </w:r>
-            <w:r>
-              <w:rPr>
-                <w:rFonts w:ascii="Calibri" w:hAnsi="Calibri" w:eastAsia="" w:cs="Calibri" w:asciiTheme="minorAscii" w:hAnsiTheme="minorAscii" w:eastAsiaTheme="majorEastAsia" w:cstheme="minorAscii"/>
-                <w:color w:val="auto"/>
-              </w:rPr>
-              <w:t>)</w:t>
+              <w:t>Dominio no logrado (DNL)</w:t>
             </w:r>
           </w:p>
         </w:tc>
         <w:tc>
           <w:tcPr>
             <w:tcW w:w="7770" w:type="dxa"/>
-            <w:tcMar/>
           </w:tcPr>
-          <w:p w14:noSpellErr="1">
+          <w:p>
             <w:pPr>
               <w:pStyle w:val="Default"/>
-              <w:jc w:val="left"/>
               <w:rPr>
-                <w:rFonts w:ascii="Calibri" w:hAnsi="Calibri" w:eastAsia="" w:cs="Calibri" w:asciiTheme="minorAscii" w:hAnsiTheme="minorAscii" w:eastAsiaTheme="majorEastAsia" w:cstheme="minorAscii"/>
-                <w:color w:val="auto" w:themeColor="background2" w:themeShade="80"/>
+                <w:rFonts w:asciiTheme="minorHAnsi" w:eastAsiaTheme="majorEastAsia" w:hAnsiTheme="minorHAnsi" w:cstheme="minorBidi"/>
+                <w:color w:val="767171" w:themeColor="background2" w:themeShade="80"/>
               </w:rPr>
             </w:pPr>
             <w:r>
               <w:rPr>
-                <w:rFonts w:ascii="Calibri" w:hAnsi="Calibri" w:eastAsia="" w:cs="Calibri" w:asciiTheme="minorAscii" w:hAnsiTheme="minorAscii" w:eastAsiaTheme="majorEastAsia" w:cstheme="minorAscii"/>
+                <w:rFonts w:asciiTheme="minorHAnsi" w:eastAsiaTheme="majorEastAsia" w:hAnsiTheme="minorHAnsi" w:cstheme="minorBidi"/>
                 <w:color w:val="auto"/>
               </w:rPr>
               <w:t>Tengo un dominio no logrado de la competencia</w:t>
             </w:r>
             <w:r>
               <w:rPr>
-                <w:rFonts w:ascii="Calibri" w:hAnsi="Calibri" w:eastAsia="" w:cs="Calibri" w:asciiTheme="minorAscii" w:hAnsiTheme="minorAscii" w:eastAsiaTheme="majorEastAsia" w:cstheme="minorAscii"/>
+                <w:rFonts w:asciiTheme="minorHAnsi" w:eastAsiaTheme="majorEastAsia" w:hAnsiTheme="minorHAnsi" w:cstheme="minorBidi"/>
                 <w:color w:val="auto"/>
               </w:rPr>
               <w:t>, no</w:t>
             </w:r>
             <w:r>
               <w:rPr>
-                <w:rFonts w:ascii="Calibri" w:hAnsi="Calibri" w:eastAsia="" w:cs="Calibri" w:asciiTheme="minorAscii" w:hAnsiTheme="minorAscii" w:eastAsiaTheme="majorEastAsia" w:cstheme="minorAscii"/>
+                <w:rFonts w:asciiTheme="minorHAnsi" w:eastAsiaTheme="majorEastAsia" w:hAnsiTheme="minorHAnsi" w:cstheme="minorBidi"/>
                 <w:color w:val="auto"/>
               </w:rPr>
               <w:t xml:space="preserve"> manejo casi ningún aspecto de manera clara.</w:t>
@@ -628,30 +560,27 @@
         </w:tc>
       </w:tr>
     </w:tbl>
-    <w:p w14:noSpellErr="1">
+    <w:p>
+      <w:pPr>
+        <w:pStyle w:val="Prrafodelista"/>
+        <w:ind w:left="435"/>
+        <w:jc w:val="both"/>
+      </w:pPr>
+    </w:p>
+    <w:p>
       <w:pPr>
         <w:pStyle w:val="Prrafodelista"/>
         <w:ind w:left="435"/>
         <w:jc w:val="both"/>
         <w:rPr>
-          <w:color w:val="auto"/>
-        </w:rPr>
-      </w:pPr>
-    </w:p>
-    <w:p w14:noSpellErr="1">
-      <w:pPr>
-        <w:pStyle w:val="Prrafodelista"/>
-        <w:ind w:left="435"/>
-        <w:jc w:val="both"/>
-        <w:rPr>
-          <w:rFonts w:eastAsia="" w:cs="Calibri" w:eastAsiaTheme="majorEastAsia" w:cstheme="minorAscii"/>
-          <w:color w:val="auto" w:themeColor="background2" w:themeShade="80"/>
+          <w:rFonts w:eastAsiaTheme="majorEastAsia"/>
+          <w:color w:val="767171" w:themeColor="background2" w:themeShade="80"/>
           <w:sz w:val="24"/>
           <w:szCs w:val="24"/>
         </w:rPr>
       </w:pPr>
     </w:p>
-    <w:p w14:noSpellErr="1">
+    <w:p>
       <w:pPr>
         <w:pStyle w:val="Prrafodelista"/>
         <w:numPr>
@@ -660,43 +589,42 @@
         </w:numPr>
         <w:jc w:val="both"/>
         <w:rPr>
-          <w:rFonts w:eastAsia="" w:cs="Calibri" w:eastAsiaTheme="majorEastAsia" w:cstheme="minorAscii"/>
-          <w:color w:val="auto" w:themeColor="background2" w:themeShade="80"/>
+          <w:rFonts w:eastAsiaTheme="majorEastAsia"/>
+          <w:color w:val="767171" w:themeColor="background2" w:themeShade="80"/>
           <w:sz w:val="24"/>
           <w:szCs w:val="24"/>
         </w:rPr>
       </w:pPr>
       <w:r>
         <w:rPr>
-          <w:rFonts w:eastAsia="" w:cs="Calibri" w:eastAsiaTheme="majorEastAsia" w:cstheme="minorAscii"/>
-          <w:color w:val="auto"/>
+          <w:rFonts w:eastAsiaTheme="majorEastAsia"/>
           <w:sz w:val="24"/>
           <w:szCs w:val="24"/>
         </w:rPr>
         <w:t>En la columna de comentarios escribe por qué marcaste cada nivel.</w:t>
       </w:r>
     </w:p>
-    <w:p w14:noSpellErr="1">
+    <w:p>
       <w:pPr>
         <w:pStyle w:val="Prrafodelista"/>
         <w:ind w:left="435"/>
         <w:jc w:val="both"/>
         <w:rPr>
-          <w:rFonts w:eastAsia="" w:cs="Calibri" w:eastAsiaTheme="majorEastAsia" w:cstheme="minorAscii"/>
-          <w:color w:val="auto" w:themeColor="background2" w:themeShade="80"/>
+          <w:rFonts w:eastAsiaTheme="majorEastAsia"/>
+          <w:color w:val="767171" w:themeColor="background2" w:themeShade="80"/>
           <w:sz w:val="24"/>
           <w:szCs w:val="24"/>
         </w:rPr>
       </w:pPr>
     </w:p>
-    <w:p w14:noSpellErr="1">
+    <w:p>
       <w:pPr>
         <w:pStyle w:val="Prrafodelista"/>
         <w:ind w:left="435"/>
         <w:jc w:val="both"/>
         <w:rPr>
-          <w:rFonts w:eastAsia="" w:cs="Calibri" w:eastAsiaTheme="majorEastAsia" w:cstheme="minorAscii"/>
-          <w:color w:val="auto" w:themeColor="background2" w:themeShade="80"/>
+          <w:rFonts w:eastAsiaTheme="majorEastAsia"/>
+          <w:color w:val="767171" w:themeColor="background2" w:themeShade="80"/>
           <w:sz w:val="24"/>
           <w:szCs w:val="24"/>
         </w:rPr>
@@ -708,8 +636,7 @@
         <w:ind w:left="435"/>
         <w:jc w:val="both"/>
         <w:rPr>
-          <w:rFonts w:eastAsia="" w:cs="Calibri" w:eastAsiaTheme="majorEastAsia" w:cstheme="minorAscii"/>
-          <w:color w:val="auto"/>
+          <w:rFonts w:eastAsiaTheme="majorEastAsia"/>
           <w:sz w:val="24"/>
           <w:szCs w:val="24"/>
         </w:rPr>
@@ -721,8 +648,7 @@
         <w:ind w:left="435"/>
         <w:jc w:val="both"/>
         <w:rPr>
-          <w:rFonts w:eastAsia="" w:cs="Calibri" w:eastAsiaTheme="majorEastAsia" w:cstheme="minorAscii"/>
-          <w:color w:val="auto"/>
+          <w:rFonts w:eastAsiaTheme="majorEastAsia"/>
           <w:sz w:val="24"/>
           <w:szCs w:val="24"/>
         </w:rPr>
@@ -734,8 +660,7 @@
         <w:ind w:left="435"/>
         <w:jc w:val="both"/>
         <w:rPr>
-          <w:rFonts w:eastAsia="" w:cs="Calibri" w:eastAsiaTheme="majorEastAsia" w:cstheme="minorAscii"/>
-          <w:color w:val="auto"/>
+          <w:rFonts w:eastAsiaTheme="majorEastAsia"/>
           <w:sz w:val="24"/>
           <w:szCs w:val="24"/>
         </w:rPr>
@@ -747,8 +672,7 @@
         <w:ind w:left="435"/>
         <w:jc w:val="both"/>
         <w:rPr>
-          <w:rFonts w:eastAsia="" w:cs="Calibri" w:eastAsiaTheme="majorEastAsia" w:cstheme="minorAscii"/>
-          <w:color w:val="auto"/>
+          <w:rFonts w:eastAsiaTheme="majorEastAsia"/>
           <w:sz w:val="24"/>
           <w:szCs w:val="24"/>
         </w:rPr>
@@ -760,8 +684,7 @@
         <w:ind w:left="435"/>
         <w:jc w:val="both"/>
         <w:rPr>
-          <w:rFonts w:eastAsia="" w:cs="Calibri" w:eastAsiaTheme="majorEastAsia" w:cstheme="minorAscii"/>
-          <w:color w:val="auto"/>
+          <w:rFonts w:eastAsiaTheme="majorEastAsia"/>
           <w:sz w:val="24"/>
           <w:szCs w:val="24"/>
         </w:rPr>
@@ -773,8 +696,7 @@
         <w:ind w:left="435"/>
         <w:jc w:val="both"/>
         <w:rPr>
-          <w:rFonts w:eastAsia="" w:cs="Calibri" w:eastAsiaTheme="majorEastAsia" w:cstheme="minorAscii"/>
-          <w:color w:val="auto"/>
+          <w:rFonts w:eastAsiaTheme="majorEastAsia"/>
           <w:sz w:val="24"/>
           <w:szCs w:val="24"/>
         </w:rPr>
@@ -786,34 +708,33 @@
         <w:ind w:left="435"/>
         <w:jc w:val="both"/>
         <w:rPr>
-          <w:rFonts w:eastAsia="" w:cs="Calibri" w:eastAsiaTheme="majorEastAsia" w:cstheme="minorAscii"/>
-          <w:color w:val="auto"/>
+          <w:rFonts w:eastAsiaTheme="majorEastAsia"/>
           <w:sz w:val="24"/>
           <w:szCs w:val="24"/>
         </w:rPr>
       </w:pPr>
     </w:p>
-    <w:p w14:noSpellErr="1">
+    <w:p>
       <w:pPr>
         <w:pStyle w:val="Prrafodelista"/>
         <w:ind w:left="435"/>
         <w:jc w:val="both"/>
         <w:rPr>
-          <w:rFonts w:eastAsia="" w:cs="Calibri" w:eastAsiaTheme="majorEastAsia" w:cstheme="minorAscii"/>
-          <w:color w:val="auto" w:themeColor="background2" w:themeShade="80"/>
+          <w:rFonts w:eastAsiaTheme="majorEastAsia"/>
+          <w:color w:val="767171" w:themeColor="background2" w:themeShade="80"/>
           <w:sz w:val="24"/>
           <w:szCs w:val="24"/>
         </w:rPr>
       </w:pPr>
     </w:p>
-    <w:p w14:noSpellErr="1">
+    <w:p>
       <w:pPr>
         <w:pStyle w:val="Prrafodelista"/>
         <w:ind w:left="435"/>
         <w:jc w:val="both"/>
         <w:rPr>
-          <w:rFonts w:eastAsia="" w:cs="Calibri" w:eastAsiaTheme="majorEastAsia" w:cstheme="minorAscii"/>
-          <w:color w:val="auto" w:themeColor="background2" w:themeShade="80"/>
+          <w:rFonts w:eastAsiaTheme="majorEastAsia"/>
+          <w:color w:val="767171" w:themeColor="background2" w:themeShade="80"/>
           <w:sz w:val="24"/>
           <w:szCs w:val="24"/>
         </w:rPr>
@@ -838,21 +759,19 @@
             <w:cnfStyle w:val="001000000000" w:firstRow="0" w:lastRow="0" w:firstColumn="1" w:lastColumn="0" w:oddVBand="0" w:evenVBand="0" w:oddHBand="0" w:evenHBand="0" w:firstRowFirstColumn="0" w:firstRowLastColumn="0" w:lastRowFirstColumn="0" w:lastRowLastColumn="0"/>
             <w:tcW w:w="10076" w:type="dxa"/>
             <w:gridSpan w:val="2"/>
-            <w:tcMar/>
           </w:tcPr>
-          <w:p w14:noSpellErr="1">
+          <w:p>
             <w:pPr>
               <w:pStyle w:val="Prrafodelista"/>
               <w:ind w:left="0"/>
               <w:jc w:val="center"/>
               <w:rPr>
-                <w:rFonts w:eastAsia="" w:cs="Calibri" w:eastAsiaTheme="majorEastAsia" w:cstheme="minorAscii"/>
-                <w:color w:val="auto" w:themeColor="background2" w:themeShade="80"/>
+                <w:rFonts w:eastAsiaTheme="majorEastAsia"/>
+                <w:color w:val="767171" w:themeColor="background2" w:themeShade="80"/>
                 <w:sz w:val="24"/>
                 <w:szCs w:val="24"/>
               </w:rPr>
             </w:pPr>
-            <w:r/>
             <w:r>
               <w:t>Escuela de Informática y Telecomunicaciones</w:t>
             </w:r>
@@ -867,28 +786,26 @@
           <w:tcPr>
             <w:cnfStyle w:val="001000000000" w:firstRow="0" w:lastRow="0" w:firstColumn="1" w:lastColumn="0" w:oddVBand="0" w:evenVBand="0" w:oddHBand="0" w:evenHBand="0" w:firstRowFirstColumn="0" w:firstRowLastColumn="0" w:lastRowFirstColumn="0" w:lastRowLastColumn="0"/>
             <w:tcW w:w="5038" w:type="dxa"/>
-            <w:tcMar/>
           </w:tcPr>
-          <w:p w14:noSpellErr="1">
+          <w:p>
             <w:pPr>
               <w:pStyle w:val="Prrafodelista"/>
               <w:ind w:left="0"/>
               <w:jc w:val="both"/>
               <w:rPr>
-                <w:rFonts w:eastAsia="" w:cs="Calibri" w:eastAsiaTheme="majorEastAsia" w:cstheme="minorAscii"/>
+                <w:rFonts w:eastAsiaTheme="majorEastAsia"/>
                 <w:b w:val="0"/>
                 <w:bCs w:val="0"/>
-                <w:color w:val="auto" w:themeColor="background2" w:themeShade="80"/>
+                <w:color w:val="767171" w:themeColor="background2" w:themeShade="80"/>
                 <w:sz w:val="24"/>
                 <w:szCs w:val="24"/>
               </w:rPr>
             </w:pPr>
             <w:r>
               <w:rPr>
-                <w:rFonts w:eastAsia="" w:cs="Calibri" w:eastAsiaTheme="majorEastAsia" w:cstheme="minorAscii"/>
+                <w:rFonts w:eastAsiaTheme="majorEastAsia"/>
                 <w:b w:val="0"/>
                 <w:bCs w:val="0"/>
-                <w:color w:val="auto"/>
                 <w:sz w:val="24"/>
                 <w:szCs w:val="24"/>
               </w:rPr>
@@ -898,24 +815,21 @@
         </w:tc>
         <w:tc>
           <w:tcPr>
-            <w:cnfStyle w:val="000000000000" w:firstRow="0" w:lastRow="0" w:firstColumn="0" w:lastColumn="0" w:oddVBand="0" w:evenVBand="0" w:oddHBand="0" w:evenHBand="0" w:firstRowFirstColumn="0" w:firstRowLastColumn="0" w:lastRowFirstColumn="0" w:lastRowLastColumn="0"/>
             <w:tcW w:w="5038" w:type="dxa"/>
-            <w:tcMar/>
           </w:tcPr>
-          <w:p w14:noSpellErr="1">
+          <w:p>
             <w:pPr>
               <w:pStyle w:val="Prrafodelista"/>
               <w:ind w:left="0"/>
               <w:jc w:val="both"/>
               <w:cnfStyle w:val="000000100000" w:firstRow="0" w:lastRow="0" w:firstColumn="0" w:lastColumn="0" w:oddVBand="0" w:evenVBand="0" w:oddHBand="1" w:evenHBand="0" w:firstRowFirstColumn="0" w:firstRowLastColumn="0" w:lastRowFirstColumn="0" w:lastRowLastColumn="0"/>
               <w:rPr>
-                <w:rFonts w:eastAsia="" w:cs="Calibri" w:eastAsiaTheme="majorEastAsia" w:cstheme="minorAscii"/>
-                <w:color w:val="auto" w:themeColor="background2" w:themeShade="80"/>
+                <w:rFonts w:eastAsiaTheme="majorEastAsia"/>
+                <w:color w:val="767171" w:themeColor="background2" w:themeShade="80"/>
                 <w:sz w:val="24"/>
                 <w:szCs w:val="24"/>
               </w:rPr>
             </w:pPr>
-            <w:r/>
             <w:r>
               <w:t>Jonatan Alexander Nicolas Roa Carrasco</w:t>
             </w:r>
@@ -927,28 +841,26 @@
           <w:tcPr>
             <w:cnfStyle w:val="001000000000" w:firstRow="0" w:lastRow="0" w:firstColumn="1" w:lastColumn="0" w:oddVBand="0" w:evenVBand="0" w:oddHBand="0" w:evenHBand="0" w:firstRowFirstColumn="0" w:firstRowLastColumn="0" w:lastRowFirstColumn="0" w:lastRowLastColumn="0"/>
             <w:tcW w:w="5038" w:type="dxa"/>
-            <w:tcMar/>
           </w:tcPr>
-          <w:p w14:noSpellErr="1">
+          <w:p>
             <w:pPr>
               <w:pStyle w:val="Prrafodelista"/>
               <w:ind w:left="0"/>
               <w:jc w:val="both"/>
               <w:rPr>
-                <w:rFonts w:eastAsia="" w:cs="Calibri" w:eastAsiaTheme="majorEastAsia" w:cstheme="minorAscii"/>
+                <w:rFonts w:eastAsiaTheme="majorEastAsia"/>
                 <w:b w:val="0"/>
                 <w:bCs w:val="0"/>
-                <w:color w:val="auto" w:themeColor="background2" w:themeShade="80"/>
+                <w:color w:val="767171" w:themeColor="background2" w:themeShade="80"/>
                 <w:sz w:val="24"/>
                 <w:szCs w:val="24"/>
               </w:rPr>
             </w:pPr>
             <w:r>
               <w:rPr>
-                <w:rFonts w:eastAsia="" w:cs="Calibri" w:eastAsiaTheme="majorEastAsia" w:cstheme="minorAscii"/>
+                <w:rFonts w:eastAsiaTheme="majorEastAsia"/>
                 <w:b w:val="0"/>
                 <w:bCs w:val="0"/>
-                <w:color w:val="auto"/>
                 <w:sz w:val="24"/>
                 <w:szCs w:val="24"/>
               </w:rPr>
@@ -958,26 +870,23 @@
         </w:tc>
         <w:tc>
           <w:tcPr>
-            <w:cnfStyle w:val="000000000000" w:firstRow="0" w:lastRow="0" w:firstColumn="0" w:lastColumn="0" w:oddVBand="0" w:evenVBand="0" w:oddHBand="0" w:evenHBand="0" w:firstRowFirstColumn="0" w:firstRowLastColumn="0" w:lastRowFirstColumn="0" w:lastRowLastColumn="0"/>
             <w:tcW w:w="5038" w:type="dxa"/>
-            <w:tcMar/>
           </w:tcPr>
-          <w:p w14:noSpellErr="1">
+          <w:p>
             <w:pPr>
               <w:pStyle w:val="Prrafodelista"/>
               <w:ind w:left="0"/>
               <w:jc w:val="both"/>
               <w:cnfStyle w:val="000000000000" w:firstRow="0" w:lastRow="0" w:firstColumn="0" w:lastColumn="0" w:oddVBand="0" w:evenVBand="0" w:oddHBand="0" w:evenHBand="0" w:firstRowFirstColumn="0" w:firstRowLastColumn="0" w:lastRowFirstColumn="0" w:lastRowLastColumn="0"/>
               <w:rPr>
-                <w:rFonts w:eastAsia="" w:cs="Calibri" w:eastAsiaTheme="majorEastAsia" w:cstheme="minorAscii"/>
-                <w:color w:val="auto" w:themeColor="background2" w:themeShade="80"/>
+                <w:rFonts w:eastAsiaTheme="majorEastAsia"/>
+                <w:color w:val="767171" w:themeColor="background2" w:themeShade="80"/>
                 <w:sz w:val="24"/>
                 <w:szCs w:val="24"/>
               </w:rPr>
             </w:pPr>
-            <w:r/>
             <w:r>
-              <w:t>Plan de Estudios Ingeniería en Informática</w:t>
+              <w:t>Ingeniería en Informática</w:t>
             </w:r>
           </w:p>
         </w:tc>
@@ -990,28 +899,26 @@
           <w:tcPr>
             <w:cnfStyle w:val="001000000000" w:firstRow="0" w:lastRow="0" w:firstColumn="1" w:lastColumn="0" w:oddVBand="0" w:evenVBand="0" w:oddHBand="0" w:evenHBand="0" w:firstRowFirstColumn="0" w:firstRowLastColumn="0" w:lastRowFirstColumn="0" w:lastRowLastColumn="0"/>
             <w:tcW w:w="5038" w:type="dxa"/>
-            <w:tcMar/>
           </w:tcPr>
-          <w:p w14:noSpellErr="1">
+          <w:p>
             <w:pPr>
               <w:pStyle w:val="Prrafodelista"/>
               <w:ind w:left="0"/>
               <w:jc w:val="both"/>
               <w:rPr>
-                <w:rFonts w:eastAsia="" w:cs="Calibri" w:eastAsiaTheme="majorEastAsia" w:cstheme="minorAscii"/>
+                <w:rFonts w:eastAsiaTheme="majorEastAsia"/>
                 <w:b w:val="0"/>
                 <w:bCs w:val="0"/>
-                <w:color w:val="auto" w:themeColor="background2" w:themeShade="80"/>
+                <w:color w:val="767171" w:themeColor="background2" w:themeShade="80"/>
                 <w:sz w:val="24"/>
                 <w:szCs w:val="24"/>
               </w:rPr>
             </w:pPr>
             <w:r>
               <w:rPr>
-                <w:rFonts w:eastAsia="" w:cs="Calibri" w:eastAsiaTheme="majorEastAsia" w:cstheme="minorAscii"/>
+                <w:rFonts w:eastAsiaTheme="majorEastAsia"/>
                 <w:b w:val="0"/>
                 <w:bCs w:val="0"/>
-                <w:color w:val="auto"/>
                 <w:sz w:val="24"/>
                 <w:szCs w:val="24"/>
               </w:rPr>
@@ -1021,24 +928,21 @@
         </w:tc>
         <w:tc>
           <w:tcPr>
-            <w:cnfStyle w:val="000000000000" w:firstRow="0" w:lastRow="0" w:firstColumn="0" w:lastColumn="0" w:oddVBand="0" w:evenVBand="0" w:oddHBand="0" w:evenHBand="0" w:firstRowFirstColumn="0" w:firstRowLastColumn="0" w:lastRowFirstColumn="0" w:lastRowLastColumn="0"/>
             <w:tcW w:w="5038" w:type="dxa"/>
-            <w:tcMar/>
           </w:tcPr>
-          <w:p w14:noSpellErr="1">
+          <w:p>
             <w:pPr>
               <w:pStyle w:val="Prrafodelista"/>
               <w:ind w:left="0"/>
               <w:jc w:val="both"/>
               <w:cnfStyle w:val="000000100000" w:firstRow="0" w:lastRow="0" w:firstColumn="0" w:lastColumn="0" w:oddVBand="0" w:evenVBand="0" w:oddHBand="1" w:evenHBand="0" w:firstRowFirstColumn="0" w:firstRowLastColumn="0" w:lastRowFirstColumn="0" w:lastRowLastColumn="0"/>
               <w:rPr>
-                <w:rFonts w:eastAsia="" w:cs="Calibri" w:eastAsiaTheme="majorEastAsia" w:cstheme="minorAscii"/>
-                <w:color w:val="auto" w:themeColor="background2" w:themeShade="80"/>
+                <w:rFonts w:eastAsiaTheme="majorEastAsia"/>
+                <w:color w:val="767171" w:themeColor="background2" w:themeShade="80"/>
                 <w:sz w:val="24"/>
                 <w:szCs w:val="24"/>
               </w:rPr>
             </w:pPr>
-            <w:r/>
             <w:r>
               <w:t>2023</w:t>
             </w:r>
@@ -1084,12 +988,12 @@
         <w:tblW w:w="9923" w:type="dxa"/>
         <w:jc w:val="center"/>
         <w:tblBorders>
-          <w:top w:val="single" w:color="BFBFBF" w:themeColor="background1" w:themeShade="BF" w:sz="4" w:space="0"/>
-          <w:left w:val="single" w:color="BFBFBF" w:themeColor="background1" w:themeShade="BF" w:sz="4" w:space="0"/>
-          <w:bottom w:val="single" w:color="BFBFBF" w:themeColor="background1" w:themeShade="BF" w:sz="4" w:space="0"/>
-          <w:right w:val="single" w:color="BFBFBF" w:themeColor="background1" w:themeShade="BF" w:sz="4" w:space="0"/>
-          <w:insideH w:val="single" w:color="BFBFBF" w:themeColor="background1" w:themeShade="BF" w:sz="4" w:space="0"/>
-          <w:insideV w:val="single" w:color="BFBFBF" w:themeColor="background1" w:themeShade="BF" w:sz="4" w:space="0"/>
+          <w:top w:val="single" w:sz="4" w:space="0" w:color="BFBFBF" w:themeColor="background1" w:themeShade="BF"/>
+          <w:left w:val="single" w:sz="4" w:space="0" w:color="BFBFBF" w:themeColor="background1" w:themeShade="BF"/>
+          <w:bottom w:val="single" w:sz="4" w:space="0" w:color="BFBFBF" w:themeColor="background1" w:themeShade="BF"/>
+          <w:right w:val="single" w:sz="4" w:space="0" w:color="BFBFBF" w:themeColor="background1" w:themeShade="BF"/>
+          <w:insideH w:val="single" w:sz="4" w:space="0" w:color="BFBFBF" w:themeColor="background1" w:themeShade="BF"/>
+          <w:insideV w:val="single" w:sz="4" w:space="0" w:color="BFBFBF" w:themeColor="background1" w:themeShade="BF"/>
         </w:tblBorders>
         <w:tblLook w:val="04A0" w:firstRow="1" w:lastRow="0" w:firstColumn="1" w:lastColumn="0" w:noHBand="0" w:noVBand="1"/>
       </w:tblPr>
@@ -1111,25 +1015,22 @@
           <w:tcPr>
             <w:tcW w:w="1931" w:type="dxa"/>
             <w:vMerge w:val="restart"/>
-            <w:tcMar/>
             <w:vAlign w:val="center"/>
           </w:tcPr>
-          <w:p w14:noSpellErr="1">
+          <w:p>
             <w:pPr>
               <w:jc w:val="center"/>
               <w:rPr>
-                <w:rFonts w:cs="Calibri" w:cstheme="minorAscii"/>
-                <w:b w:val="1"/>
-                <w:bCs w:val="1"/>
+                <w:b/>
+                <w:bCs/>
                 <w:sz w:val="18"/>
                 <w:szCs w:val="18"/>
               </w:rPr>
             </w:pPr>
             <w:r>
               <w:rPr>
-                <w:rFonts w:cs="Calibri" w:cstheme="minorAscii"/>
-                <w:b w:val="1"/>
-                <w:bCs w:val="1"/>
+                <w:b/>
+                <w:bCs/>
                 <w:sz w:val="18"/>
                 <w:szCs w:val="18"/>
               </w:rPr>
@@ -1141,25 +1042,22 @@
           <w:tcPr>
             <w:tcW w:w="5435" w:type="dxa"/>
             <w:gridSpan w:val="5"/>
-            <w:tcMar/>
             <w:vAlign w:val="center"/>
           </w:tcPr>
-          <w:p w14:noSpellErr="1">
+          <w:p>
             <w:pPr>
               <w:jc w:val="center"/>
               <w:rPr>
-                <w:rFonts w:cs="Calibri" w:cstheme="minorAscii"/>
-                <w:b w:val="1"/>
-                <w:bCs w:val="1"/>
+                <w:b/>
+                <w:bCs/>
                 <w:sz w:val="18"/>
                 <w:szCs w:val="18"/>
               </w:rPr>
             </w:pPr>
             <w:r>
               <w:rPr>
-                <w:rFonts w:cs="Calibri" w:cstheme="minorAscii"/>
-                <w:b w:val="1"/>
-                <w:bCs w:val="1"/>
+                <w:b/>
+                <w:bCs/>
                 <w:sz w:val="18"/>
                 <w:szCs w:val="18"/>
               </w:rPr>
@@ -1171,41 +1069,26 @@
           <w:tcPr>
             <w:tcW w:w="2557" w:type="dxa"/>
             <w:vMerge w:val="restart"/>
-            <w:tcMar/>
             <w:vAlign w:val="center"/>
           </w:tcPr>
-          <w:p w14:noSpellErr="1">
+          <w:p>
             <w:pPr>
               <w:jc w:val="center"/>
               <w:rPr>
-                <w:rFonts w:cs="Calibri" w:cstheme="minorAscii"/>
-                <w:b w:val="1"/>
-                <w:bCs w:val="1"/>
+                <w:b/>
+                <w:bCs/>
                 <w:sz w:val="18"/>
                 <w:szCs w:val="18"/>
               </w:rPr>
             </w:pPr>
             <w:r>
               <w:rPr>
-                <w:rFonts w:cs="Calibri" w:cstheme="minorAscii"/>
-                <w:b w:val="1"/>
-                <w:bCs w:val="1"/>
+                <w:b/>
+                <w:bCs/>
                 <w:sz w:val="18"/>
                 <w:szCs w:val="18"/>
               </w:rPr>
-              <w:t>Come</w:t>
-            </w:r>
-            <w:bookmarkStart w:name="_GoBack" w:id="1"/>
-            <w:bookmarkEnd w:id="1"/>
-            <w:r>
-              <w:rPr>
-                <w:rFonts w:cs="Calibri" w:cstheme="minorAscii"/>
-                <w:b w:val="1"/>
-                <w:bCs w:val="1"/>
-                <w:sz w:val="18"/>
-                <w:szCs w:val="18"/>
-              </w:rPr>
-              <w:t>ntarios</w:t>
+              <w:t>Comentarios</w:t>
             </w:r>
           </w:p>
         </w:tc>
@@ -1219,7 +1102,6 @@
           <w:tcPr>
             <w:tcW w:w="1931" w:type="dxa"/>
             <w:vMerge/>
-            <w:tcMar/>
           </w:tcPr>
           <w:p>
             <w:pPr>
@@ -1236,25 +1118,22 @@
         <w:tc>
           <w:tcPr>
             <w:tcW w:w="1017" w:type="dxa"/>
-            <w:tcMar/>
             <w:vAlign w:val="center"/>
           </w:tcPr>
-          <w:p w14:noSpellErr="1">
+          <w:p>
             <w:pPr>
               <w:jc w:val="center"/>
               <w:rPr>
-                <w:rFonts w:cs="Calibri" w:cstheme="minorAscii"/>
-                <w:b w:val="1"/>
-                <w:bCs w:val="1"/>
+                <w:b/>
+                <w:bCs/>
                 <w:sz w:val="18"/>
                 <w:szCs w:val="18"/>
               </w:rPr>
             </w:pPr>
             <w:r>
               <w:rPr>
-                <w:rFonts w:cs="Calibri" w:cstheme="minorAscii"/>
-                <w:b w:val="1"/>
-                <w:bCs w:val="1"/>
+                <w:b/>
+                <w:bCs/>
                 <w:sz w:val="18"/>
                 <w:szCs w:val="18"/>
               </w:rPr>
@@ -1265,25 +1144,22 @@
         <w:tc>
           <w:tcPr>
             <w:tcW w:w="926" w:type="dxa"/>
-            <w:tcMar/>
             <w:vAlign w:val="center"/>
           </w:tcPr>
-          <w:p w14:noSpellErr="1">
+          <w:p>
             <w:pPr>
               <w:jc w:val="center"/>
               <w:rPr>
-                <w:rFonts w:cs="Calibri" w:cstheme="minorAscii"/>
-                <w:b w:val="1"/>
-                <w:bCs w:val="1"/>
+                <w:b/>
+                <w:bCs/>
                 <w:sz w:val="18"/>
                 <w:szCs w:val="18"/>
               </w:rPr>
             </w:pPr>
             <w:r>
               <w:rPr>
-                <w:rFonts w:cs="Calibri" w:cstheme="minorAscii"/>
-                <w:b w:val="1"/>
-                <w:bCs w:val="1"/>
+                <w:b/>
+                <w:bCs/>
                 <w:sz w:val="18"/>
                 <w:szCs w:val="18"/>
               </w:rPr>
@@ -1294,24 +1170,21 @@
         <w:tc>
           <w:tcPr>
             <w:tcW w:w="1055" w:type="dxa"/>
-            <w:tcMar/>
             <w:vAlign w:val="center"/>
           </w:tcPr>
-          <w:p w14:noSpellErr="1">
+          <w:p>
             <w:pPr>
               <w:rPr>
-                <w:rFonts w:cs="Calibri" w:cstheme="minorAscii"/>
-                <w:b w:val="1"/>
-                <w:bCs w:val="1"/>
+                <w:b/>
+                <w:bCs/>
                 <w:sz w:val="18"/>
                 <w:szCs w:val="18"/>
               </w:rPr>
             </w:pPr>
             <w:r>
               <w:rPr>
-                <w:rFonts w:cs="Calibri" w:cstheme="minorAscii"/>
-                <w:b w:val="1"/>
-                <w:bCs w:val="1"/>
+                <w:b/>
+                <w:bCs/>
                 <w:sz w:val="18"/>
                 <w:szCs w:val="18"/>
               </w:rPr>
@@ -1322,25 +1195,22 @@
         <w:tc>
           <w:tcPr>
             <w:tcW w:w="1187" w:type="dxa"/>
-            <w:tcMar/>
             <w:vAlign w:val="center"/>
           </w:tcPr>
-          <w:p w14:noSpellErr="1">
+          <w:p>
             <w:pPr>
               <w:jc w:val="center"/>
               <w:rPr>
-                <w:rFonts w:cs="Calibri" w:cstheme="minorAscii"/>
-                <w:b w:val="1"/>
-                <w:bCs w:val="1"/>
+                <w:b/>
+                <w:bCs/>
                 <w:sz w:val="18"/>
                 <w:szCs w:val="18"/>
               </w:rPr>
             </w:pPr>
             <w:r>
               <w:rPr>
-                <w:rFonts w:cs="Calibri" w:cstheme="minorAscii"/>
-                <w:b w:val="1"/>
-                <w:bCs w:val="1"/>
+                <w:b/>
+                <w:bCs/>
                 <w:sz w:val="18"/>
                 <w:szCs w:val="18"/>
               </w:rPr>
@@ -1351,25 +1221,22 @@
         <w:tc>
           <w:tcPr>
             <w:tcW w:w="1250" w:type="dxa"/>
-            <w:tcMar/>
             <w:vAlign w:val="center"/>
           </w:tcPr>
-          <w:p w14:noSpellErr="1">
+          <w:p>
             <w:pPr>
               <w:jc w:val="center"/>
               <w:rPr>
-                <w:rFonts w:cs="Calibri" w:cstheme="minorAscii"/>
-                <w:b w:val="1"/>
-                <w:bCs w:val="1"/>
+                <w:b/>
+                <w:bCs/>
                 <w:sz w:val="18"/>
                 <w:szCs w:val="18"/>
               </w:rPr>
             </w:pPr>
             <w:r>
               <w:rPr>
-                <w:rFonts w:cs="Calibri" w:cstheme="minorAscii"/>
-                <w:b w:val="1"/>
-                <w:bCs w:val="1"/>
+                <w:b/>
+                <w:bCs/>
                 <w:sz w:val="18"/>
                 <w:szCs w:val="18"/>
               </w:rPr>
@@ -1381,7 +1248,6 @@
           <w:tcPr>
             <w:tcW w:w="2557" w:type="dxa"/>
             <w:vMerge/>
-            <w:tcMar/>
           </w:tcPr>
           <w:p>
             <w:pPr>
@@ -1404,21 +1270,18 @@
         <w:tc>
           <w:tcPr>
             <w:tcW w:w="1931" w:type="dxa"/>
-            <w:tcMar/>
           </w:tcPr>
-          <w:p w14:noSpellErr="1">
+          <w:p>
             <w:pPr>
               <w:jc w:val="center"/>
               <w:rPr>
-                <w:rFonts w:cs="Calibri" w:cstheme="minorAscii"/>
-                <w:b w:val="1"/>
-                <w:bCs w:val="1"/>
+                <w:b/>
+                <w:bCs/>
                 <w:color w:val="FF0000"/>
                 <w:sz w:val="18"/>
                 <w:szCs w:val="18"/>
               </w:rPr>
             </w:pPr>
-            <w:r/>
             <w:r>
               <w:t>Realizar pruebas de certificación tanto de los productos como de los procesos utilizando buenas prácticas definidas por la industria.</w:t>
             </w:r>
@@ -1427,15 +1290,13 @@
         <w:tc>
           <w:tcPr>
             <w:tcW w:w="1017" w:type="dxa"/>
-            <w:tcMar/>
           </w:tcPr>
-          <w:p w14:noSpellErr="1">
+          <w:p>
             <w:pPr>
               <w:jc w:val="center"/>
               <w:rPr>
-                <w:rFonts w:cs="Calibri" w:cstheme="minorAscii"/>
-                <w:b w:val="1"/>
-                <w:bCs w:val="1"/>
+                <w:b/>
+                <w:bCs/>
                 <w:sz w:val="18"/>
                 <w:szCs w:val="18"/>
               </w:rPr>
@@ -1445,15 +1306,13 @@
         <w:tc>
           <w:tcPr>
             <w:tcW w:w="926" w:type="dxa"/>
-            <w:tcMar/>
           </w:tcPr>
-          <w:p w14:noSpellErr="1">
+          <w:p>
             <w:pPr>
               <w:jc w:val="center"/>
               <w:rPr>
-                <w:rFonts w:cs="Calibri" w:cstheme="minorAscii"/>
-                <w:b w:val="1"/>
-                <w:bCs w:val="1"/>
+                <w:b/>
+                <w:bCs/>
                 <w:sz w:val="18"/>
                 <w:szCs w:val="18"/>
               </w:rPr>
@@ -1463,15 +1322,13 @@
         <w:tc>
           <w:tcPr>
             <w:tcW w:w="1055" w:type="dxa"/>
-            <w:tcMar/>
           </w:tcPr>
-          <w:p w14:noSpellErr="1">
+          <w:p>
             <w:pPr>
               <w:jc w:val="center"/>
               <w:rPr>
-                <w:rFonts w:cs="Calibri" w:cstheme="minorAscii"/>
-                <w:b w:val="1"/>
-                <w:bCs w:val="1"/>
+                <w:b/>
+                <w:bCs/>
                 <w:sz w:val="18"/>
                 <w:szCs w:val="18"/>
               </w:rPr>
@@ -1484,15 +1341,13 @@
         <w:tc>
           <w:tcPr>
             <w:tcW w:w="1187" w:type="dxa"/>
-            <w:tcMar/>
           </w:tcPr>
-          <w:p w14:noSpellErr="1">
+          <w:p>
             <w:pPr>
               <w:jc w:val="center"/>
               <w:rPr>
-                <w:rFonts w:cs="Calibri" w:cstheme="minorAscii"/>
-                <w:b w:val="1"/>
-                <w:bCs w:val="1"/>
+                <w:b/>
+                <w:bCs/>
                 <w:sz w:val="18"/>
                 <w:szCs w:val="18"/>
               </w:rPr>
@@ -1502,15 +1357,13 @@
         <w:tc>
           <w:tcPr>
             <w:tcW w:w="1250" w:type="dxa"/>
-            <w:tcMar/>
           </w:tcPr>
-          <w:p w14:noSpellErr="1">
+          <w:p>
             <w:pPr>
               <w:jc w:val="center"/>
               <w:rPr>
-                <w:rFonts w:cs="Calibri" w:cstheme="minorAscii"/>
-                <w:b w:val="1"/>
-                <w:bCs w:val="1"/>
+                <w:b/>
+                <w:bCs/>
                 <w:sz w:val="18"/>
                 <w:szCs w:val="18"/>
               </w:rPr>
@@ -1520,20 +1373,17 @@
         <w:tc>
           <w:tcPr>
             <w:tcW w:w="2557" w:type="dxa"/>
-            <w:tcMar/>
           </w:tcPr>
-          <w:p w14:noSpellErr="1">
+          <w:p>
             <w:pPr>
               <w:jc w:val="center"/>
               <w:rPr>
-                <w:rFonts w:cs="Calibri" w:cstheme="minorAscii"/>
-                <w:b w:val="1"/>
-                <w:bCs w:val="1"/>
+                <w:b/>
+                <w:bCs/>
                 <w:sz w:val="18"/>
                 <w:szCs w:val="18"/>
               </w:rPr>
             </w:pPr>
-            <w:r/>
             <w:r>
               <w:t>Tengo un dominio básico de diseño y aplicación de pruebas; curso de certificación y trabajos prácticos me permiten lograr los aspectos centrales, pero debo reforzar pruebas automatizadas y de integración.</w:t>
             </w:r>
@@ -1548,21 +1398,18 @@
         <w:tc>
           <w:tcPr>
             <w:tcW w:w="1931" w:type="dxa"/>
-            <w:tcMar/>
           </w:tcPr>
-          <w:p w14:noSpellErr="1">
+          <w:p>
             <w:pPr>
               <w:jc w:val="center"/>
               <w:rPr>
-                <w:rFonts w:cs="Calibri" w:cstheme="minorAscii"/>
-                <w:b w:val="1"/>
-                <w:bCs w:val="1"/>
+                <w:b/>
+                <w:bCs/>
                 <w:color w:val="FF0000"/>
                 <w:sz w:val="18"/>
                 <w:szCs w:val="18"/>
               </w:rPr>
             </w:pPr>
-            <w:r/>
             <w:r>
               <w:t>Gestionar proyectos informáticos, ofreciendo alternativas para la toma de decisiones de acuerdo a los requerimientos de la organización.</w:t>
             </w:r>
@@ -1571,15 +1418,13 @@
         <w:tc>
           <w:tcPr>
             <w:tcW w:w="1017" w:type="dxa"/>
-            <w:tcMar/>
           </w:tcPr>
-          <w:p w14:noSpellErr="1">
+          <w:p>
             <w:pPr>
               <w:jc w:val="center"/>
               <w:rPr>
-                <w:rFonts w:cs="Calibri" w:cstheme="minorAscii"/>
-                <w:b w:val="1"/>
-                <w:bCs w:val="1"/>
+                <w:b/>
+                <w:bCs/>
                 <w:sz w:val="18"/>
                 <w:szCs w:val="18"/>
               </w:rPr>
@@ -1589,15 +1434,13 @@
         <w:tc>
           <w:tcPr>
             <w:tcW w:w="926" w:type="dxa"/>
-            <w:tcMar/>
           </w:tcPr>
-          <w:p w14:noSpellErr="1">
+          <w:p>
             <w:pPr>
               <w:jc w:val="center"/>
               <w:rPr>
-                <w:rFonts w:cs="Calibri" w:cstheme="minorAscii"/>
-                <w:b w:val="1"/>
-                <w:bCs w:val="1"/>
+                <w:b/>
+                <w:bCs/>
                 <w:sz w:val="18"/>
                 <w:szCs w:val="18"/>
               </w:rPr>
@@ -1610,15 +1453,13 @@
         <w:tc>
           <w:tcPr>
             <w:tcW w:w="1055" w:type="dxa"/>
-            <w:tcMar/>
           </w:tcPr>
-          <w:p w14:noSpellErr="1">
+          <w:p>
             <w:pPr>
               <w:jc w:val="center"/>
               <w:rPr>
-                <w:rFonts w:cs="Calibri" w:cstheme="minorAscii"/>
-                <w:b w:val="1"/>
-                <w:bCs w:val="1"/>
+                <w:b/>
+                <w:bCs/>
                 <w:sz w:val="18"/>
                 <w:szCs w:val="18"/>
               </w:rPr>
@@ -1628,15 +1469,13 @@
         <w:tc>
           <w:tcPr>
             <w:tcW w:w="1187" w:type="dxa"/>
-            <w:tcMar/>
           </w:tcPr>
-          <w:p w14:noSpellErr="1">
+          <w:p>
             <w:pPr>
               <w:jc w:val="center"/>
               <w:rPr>
-                <w:rFonts w:cs="Calibri" w:cstheme="minorAscii"/>
-                <w:b w:val="1"/>
-                <w:bCs w:val="1"/>
+                <w:b/>
+                <w:bCs/>
                 <w:sz w:val="18"/>
                 <w:szCs w:val="18"/>
               </w:rPr>
@@ -1646,15 +1485,13 @@
         <w:tc>
           <w:tcPr>
             <w:tcW w:w="1250" w:type="dxa"/>
-            <w:tcMar/>
           </w:tcPr>
-          <w:p w14:noSpellErr="1">
+          <w:p>
             <w:pPr>
               <w:jc w:val="center"/>
               <w:rPr>
-                <w:rFonts w:cs="Calibri" w:cstheme="minorAscii"/>
-                <w:b w:val="1"/>
-                <w:bCs w:val="1"/>
+                <w:b/>
+                <w:bCs/>
                 <w:sz w:val="18"/>
                 <w:szCs w:val="18"/>
               </w:rPr>
@@ -1664,20 +1501,17 @@
         <w:tc>
           <w:tcPr>
             <w:tcW w:w="2557" w:type="dxa"/>
-            <w:tcMar/>
           </w:tcPr>
-          <w:p w14:noSpellErr="1">
+          <w:p>
             <w:pPr>
               <w:jc w:val="center"/>
               <w:rPr>
-                <w:rFonts w:cs="Calibri" w:cstheme="minorAscii"/>
-                <w:b w:val="1"/>
-                <w:bCs w:val="1"/>
+                <w:b/>
+                <w:bCs/>
                 <w:sz w:val="18"/>
                 <w:szCs w:val="18"/>
               </w:rPr>
             </w:pPr>
-            <w:r/>
             <w:r>
               <w:t>Muy buen dominio: he liderado proyectos académicos aplicando Scrum y planificación de tareas; debo reforzar la gestión de riesgos y estimaciones de esfuerzo.</w:t>
             </w:r>
@@ -1692,20 +1526,17 @@
         <w:tc>
           <w:tcPr>
             <w:tcW w:w="1931" w:type="dxa"/>
-            <w:tcMar/>
           </w:tcPr>
-          <w:p w14:noSpellErr="1">
+          <w:p>
             <w:pPr>
               <w:jc w:val="center"/>
               <w:rPr>
-                <w:rFonts w:cs="Calibri" w:cstheme="minorAscii"/>
-                <w:b w:val="1"/>
-                <w:bCs w:val="1"/>
+                <w:b/>
+                <w:bCs/>
                 <w:sz w:val="18"/>
                 <w:szCs w:val="18"/>
               </w:rPr>
             </w:pPr>
-            <w:r/>
             <w:r>
               <w:t>Construir modelos de datos para soportar los requerimientos de la organización de acuerdo a un diseño definido y escalable en el tiempo.</w:t>
             </w:r>
@@ -1714,15 +1545,13 @@
         <w:tc>
           <w:tcPr>
             <w:tcW w:w="1017" w:type="dxa"/>
-            <w:tcMar/>
           </w:tcPr>
-          <w:p w14:noSpellErr="1">
+          <w:p>
             <w:pPr>
               <w:jc w:val="center"/>
               <w:rPr>
-                <w:rFonts w:cs="Calibri" w:cstheme="minorAscii"/>
-                <w:b w:val="1"/>
-                <w:bCs w:val="1"/>
+                <w:b/>
+                <w:bCs/>
                 <w:sz w:val="18"/>
                 <w:szCs w:val="18"/>
               </w:rPr>
@@ -1732,15 +1561,13 @@
         <w:tc>
           <w:tcPr>
             <w:tcW w:w="926" w:type="dxa"/>
-            <w:tcMar/>
           </w:tcPr>
-          <w:p w14:noSpellErr="1">
+          <w:p>
             <w:pPr>
               <w:jc w:val="center"/>
               <w:rPr>
-                <w:rFonts w:cs="Calibri" w:cstheme="minorAscii"/>
-                <w:b w:val="1"/>
-                <w:bCs w:val="1"/>
+                <w:b/>
+                <w:bCs/>
                 <w:sz w:val="18"/>
                 <w:szCs w:val="18"/>
               </w:rPr>
@@ -1753,15 +1580,13 @@
         <w:tc>
           <w:tcPr>
             <w:tcW w:w="1055" w:type="dxa"/>
-            <w:tcMar/>
           </w:tcPr>
-          <w:p w14:noSpellErr="1">
+          <w:p>
             <w:pPr>
               <w:jc w:val="center"/>
               <w:rPr>
-                <w:rFonts w:cs="Calibri" w:cstheme="minorAscii"/>
-                <w:b w:val="1"/>
-                <w:bCs w:val="1"/>
+                <w:b/>
+                <w:bCs/>
                 <w:sz w:val="18"/>
                 <w:szCs w:val="18"/>
               </w:rPr>
@@ -1771,15 +1596,13 @@
         <w:tc>
           <w:tcPr>
             <w:tcW w:w="1187" w:type="dxa"/>
-            <w:tcMar/>
           </w:tcPr>
-          <w:p w14:noSpellErr="1">
+          <w:p>
             <w:pPr>
               <w:jc w:val="center"/>
               <w:rPr>
-                <w:rFonts w:cs="Calibri" w:cstheme="minorAscii"/>
-                <w:b w:val="1"/>
-                <w:bCs w:val="1"/>
+                <w:b/>
+                <w:bCs/>
                 <w:sz w:val="18"/>
                 <w:szCs w:val="18"/>
               </w:rPr>
@@ -1789,15 +1612,13 @@
         <w:tc>
           <w:tcPr>
             <w:tcW w:w="1250" w:type="dxa"/>
-            <w:tcMar/>
           </w:tcPr>
-          <w:p w14:noSpellErr="1">
+          <w:p>
             <w:pPr>
               <w:jc w:val="center"/>
               <w:rPr>
-                <w:rFonts w:cs="Calibri" w:cstheme="minorAscii"/>
-                <w:b w:val="1"/>
-                <w:bCs w:val="1"/>
+                <w:b/>
+                <w:bCs/>
                 <w:sz w:val="18"/>
                 <w:szCs w:val="18"/>
               </w:rPr>
@@ -1807,20 +1628,17 @@
         <w:tc>
           <w:tcPr>
             <w:tcW w:w="2557" w:type="dxa"/>
-            <w:tcMar/>
           </w:tcPr>
-          <w:p w14:noSpellErr="1">
+          <w:p>
             <w:pPr>
               <w:jc w:val="center"/>
               <w:rPr>
-                <w:rFonts w:cs="Calibri" w:cstheme="minorAscii"/>
-                <w:b w:val="1"/>
-                <w:bCs w:val="1"/>
+                <w:b/>
+                <w:bCs/>
                 <w:sz w:val="18"/>
                 <w:szCs w:val="18"/>
               </w:rPr>
             </w:pPr>
-            <w:r/>
             <w:r>
               <w:t>Me siento seguro modelando bases de datos relacionales y diseñando esquemas normalizados y escalables; debo profundizar en modelado NoSQL y rendimiento.</w:t>
             </w:r>
@@ -1835,42 +1653,42 @@
         <w:tc>
           <w:tcPr>
             <w:tcW w:w="1931" w:type="dxa"/>
-            <w:tcMar/>
           </w:tcPr>
-          <w:p w14:noSpellErr="1">
+          <w:p>
             <w:pPr>
               <w:jc w:val="center"/>
               <w:rPr>
-                <w:rFonts w:cs="Calibri" w:cstheme="minorAscii"/>
-                <w:b w:val="1"/>
-                <w:bCs w:val="1"/>
+                <w:b/>
+                <w:bCs/>
                 <w:sz w:val="18"/>
                 <w:szCs w:val="18"/>
               </w:rPr>
             </w:pPr>
-            <w:r/>
             <w:r>
-              <w:t>Desarrollar una solución de software utilizando técnicas que permitan sistematizar el proceso de desarrollo y mantenimiento, asegurando el logro de los objetivos.</w:t>
+              <w:t xml:space="preserve">Desarrollar una solución de software </w:t>
+            </w:r>
+            <w:r>
+              <w:lastRenderedPageBreak/>
+              <w:t>utilizando técnicas que permitan sistematizar el proceso de desarrollo y mantenimiento, asegurando el logro de los objetivos.</w:t>
             </w:r>
           </w:p>
         </w:tc>
         <w:tc>
           <w:tcPr>
             <w:tcW w:w="1017" w:type="dxa"/>
-            <w:tcMar/>
           </w:tcPr>
-          <w:p w14:noSpellErr="1">
+          <w:p>
             <w:pPr>
               <w:jc w:val="center"/>
               <w:rPr>
-                <w:rFonts w:cs="Calibri" w:cstheme="minorAscii"/>
-                <w:b w:val="1"/>
-                <w:bCs w:val="1"/>
+                <w:b/>
+                <w:bCs/>
                 <w:sz w:val="18"/>
                 <w:szCs w:val="18"/>
               </w:rPr>
             </w:pPr>
             <w:r>
+              <w:lastRenderedPageBreak/>
               <w:t>X</w:t>
             </w:r>
           </w:p>
@@ -1878,15 +1696,13 @@
         <w:tc>
           <w:tcPr>
             <w:tcW w:w="926" w:type="dxa"/>
-            <w:tcMar/>
           </w:tcPr>
-          <w:p w14:noSpellErr="1">
+          <w:p>
             <w:pPr>
               <w:jc w:val="center"/>
               <w:rPr>
-                <w:rFonts w:cs="Calibri" w:cstheme="minorAscii"/>
-                <w:b w:val="1"/>
-                <w:bCs w:val="1"/>
+                <w:b/>
+                <w:bCs/>
                 <w:sz w:val="18"/>
                 <w:szCs w:val="18"/>
               </w:rPr>
@@ -1896,15 +1712,13 @@
         <w:tc>
           <w:tcPr>
             <w:tcW w:w="1055" w:type="dxa"/>
-            <w:tcMar/>
           </w:tcPr>
-          <w:p w14:noSpellErr="1">
+          <w:p>
             <w:pPr>
               <w:jc w:val="center"/>
               <w:rPr>
-                <w:rFonts w:cs="Calibri" w:cstheme="minorAscii"/>
-                <w:b w:val="1"/>
-                <w:bCs w:val="1"/>
+                <w:b/>
+                <w:bCs/>
                 <w:sz w:val="18"/>
                 <w:szCs w:val="18"/>
               </w:rPr>
@@ -1914,15 +1728,13 @@
         <w:tc>
           <w:tcPr>
             <w:tcW w:w="1187" w:type="dxa"/>
-            <w:tcMar/>
           </w:tcPr>
-          <w:p w14:noSpellErr="1">
+          <w:p>
             <w:pPr>
               <w:jc w:val="center"/>
               <w:rPr>
-                <w:rFonts w:cs="Calibri" w:cstheme="minorAscii"/>
-                <w:b w:val="1"/>
-                <w:bCs w:val="1"/>
+                <w:b/>
+                <w:bCs/>
                 <w:sz w:val="18"/>
                 <w:szCs w:val="18"/>
               </w:rPr>
@@ -1932,15 +1744,13 @@
         <w:tc>
           <w:tcPr>
             <w:tcW w:w="1250" w:type="dxa"/>
-            <w:tcMar/>
           </w:tcPr>
-          <w:p w14:noSpellErr="1">
+          <w:p>
             <w:pPr>
               <w:jc w:val="center"/>
               <w:rPr>
-                <w:rFonts w:cs="Calibri" w:cstheme="minorAscii"/>
-                <w:b w:val="1"/>
-                <w:bCs w:val="1"/>
+                <w:b/>
+                <w:bCs/>
                 <w:sz w:val="18"/>
                 <w:szCs w:val="18"/>
               </w:rPr>
@@ -1950,22 +1760,23 @@
         <w:tc>
           <w:tcPr>
             <w:tcW w:w="2557" w:type="dxa"/>
-            <w:tcMar/>
           </w:tcPr>
-          <w:p w14:noSpellErr="1">
+          <w:p>
             <w:pPr>
               <w:jc w:val="center"/>
               <w:rPr>
-                <w:rFonts w:cs="Calibri" w:cstheme="minorAscii"/>
-                <w:b w:val="1"/>
-                <w:bCs w:val="1"/>
+                <w:b/>
+                <w:bCs/>
                 <w:sz w:val="18"/>
                 <w:szCs w:val="18"/>
               </w:rPr>
             </w:pPr>
-            <w:r/>
             <w:r>
-              <w:t>Excelente dominio: he desarrollado aplicaciones full stack con frameworks modernos, aplicando control de versiones, contenedores y buenas prácticas de mantenimiento.</w:t>
+              <w:t xml:space="preserve">Excelente dominio: he desarrollado aplicaciones full stack con frameworks </w:t>
+            </w:r>
+            <w:r>
+              <w:lastRenderedPageBreak/>
+              <w:t>modernos, aplicando control de versiones, contenedores y buenas prácticas de mantenimiento.</w:t>
             </w:r>
           </w:p>
         </w:tc>
@@ -1998,7 +1809,7 @@
       <w:footerReference w:type="default" r:id="rId14"/>
       <w:headerReference w:type="first" r:id="rId15"/>
       <w:footerReference w:type="first" r:id="rId16"/>
-      <w:pgSz w:w="12240" w:h="15840" w:orient="portrait" w:code="1"/>
+      <w:pgSz w:w="12240" w:h="15840" w:code="1"/>
       <w:pgMar w:top="1440" w:right="1077" w:bottom="1134" w:left="1077" w:header="567" w:footer="465" w:gutter="0"/>
       <w:pgNumType w:start="0"/>
       <w:cols w:space="708"/>
@@ -2009,7 +1820,7 @@
 </file>
 
 <file path=word/endnotes.xml><?xml version="1.0" encoding="utf-8"?>
-<w:endnotes xmlns:wpc="http://schemas.microsoft.com/office/word/2010/wordprocessingCanvas" xmlns:cx="http://schemas.microsoft.com/office/drawing/2014/chartex" xmlns:mc="http://schemas.openxmlformats.org/markup-compatibility/2006" xmlns:o="urn:schemas-microsoft-com:office:office" xmlns:r="http://schemas.openxmlformats.org/officeDocument/2006/relationships" xmlns:m="http://schemas.openxmlformats.org/officeDocument/2006/math" xmlns:v="urn:schemas-microsoft-com:vml" xmlns:wp14="http://schemas.microsoft.com/office/word/2010/wordprocessingDrawing" xmlns:wp="http://schemas.openxmlformats.org/drawingml/2006/wordprocessingDrawing" xmlns:w10="urn:schemas-microsoft-com:office:word" xmlns:w="http://schemas.openxmlformats.org/wordprocessingml/2006/main" xmlns:w14="http://schemas.microsoft.com/office/word/2010/wordml" xmlns:w15="http://schemas.microsoft.com/office/word/2012/wordml" xmlns:w16se="http://schemas.microsoft.com/office/word/2015/wordml/symex" xmlns:wpg="http://schemas.microsoft.com/office/word/2010/wordprocessingGroup" xmlns:wpi="http://schemas.microsoft.com/office/word/2010/wordprocessingInk" xmlns:wne="http://schemas.microsoft.com/office/word/2006/wordml" xmlns:wps="http://schemas.microsoft.com/office/word/2010/wordprocessingShape" mc:Ignorable="w14 w15 w16se wp14">
+<w:endnotes xmlns:wpc="http://schemas.microsoft.com/office/word/2010/wordprocessingCanvas" xmlns:cx="http://schemas.microsoft.com/office/drawing/2014/chartex" xmlns:cx1="http://schemas.microsoft.com/office/drawing/2015/9/8/chartex" xmlns:cx2="http://schemas.microsoft.com/office/drawing/2015/10/21/chartex" xmlns:cx3="http://schemas.microsoft.com/office/drawing/2016/5/9/chartex" xmlns:cx4="http://schemas.microsoft.com/office/drawing/2016/5/10/chartex" xmlns:cx5="http://schemas.microsoft.com/office/drawing/2016/5/11/chartex" xmlns:cx6="http://schemas.microsoft.com/office/drawing/2016/5/12/chartex" xmlns:cx7="http://schemas.microsoft.com/office/drawing/2016/5/13/chartex" xmlns:cx8="http://schemas.microsoft.com/office/drawing/2016/5/14/chartex" xmlns:mc="http://schemas.openxmlformats.org/markup-compatibility/2006" xmlns:aink="http://schemas.microsoft.com/office/drawing/2016/ink" xmlns:am3d="http://schemas.microsoft.com/office/drawing/2017/model3d" xmlns:o="urn:schemas-microsoft-com:office:office" xmlns:oel="http://schemas.microsoft.com/office/2019/extlst" xmlns:r="http://schemas.openxmlformats.org/officeDocument/2006/relationships" xmlns:m="http://schemas.openxmlformats.org/officeDocument/2006/math" xmlns:v="urn:schemas-microsoft-com:vml" xmlns:wp14="http://schemas.microsoft.com/office/word/2010/wordprocessingDrawing" xmlns:wp="http://schemas.openxmlformats.org/drawingml/2006/wordprocessingDrawing" xmlns:w10="urn:schemas-microsoft-com:office:word" xmlns:w="http://schemas.openxmlformats.org/wordprocessingml/2006/main" xmlns:w14="http://schemas.microsoft.com/office/word/2010/wordml" xmlns:w15="http://schemas.microsoft.com/office/word/2012/wordml" xmlns:w16cex="http://schemas.microsoft.com/office/word/2018/wordml/cex" xmlns:w16cid="http://schemas.microsoft.com/office/word/2016/wordml/cid" xmlns:w16="http://schemas.microsoft.com/office/word/2018/wordml" xmlns:w16du="http://schemas.microsoft.com/office/word/2023/wordml/word16du" xmlns:w16sdtdh="http://schemas.microsoft.com/office/word/2020/wordml/sdtdatahash" xmlns:w16sdtfl="http://schemas.microsoft.com/office/word/2024/wordml/sdtformatlock" xmlns:w16se="http://schemas.microsoft.com/office/word/2015/wordml/symex" xmlns:wpg="http://schemas.microsoft.com/office/word/2010/wordprocessingGroup" xmlns:wpi="http://schemas.microsoft.com/office/word/2010/wordprocessingInk" xmlns:wne="http://schemas.microsoft.com/office/word/2006/wordml" xmlns:wps="http://schemas.microsoft.com/office/word/2010/wordprocessingShape" mc:Ignorable="w14 w15 w16se w16cid w16 w16cex w16sdtdh w16sdtfl w16du wp14">
   <w:endnote w:type="separator" w:id="-1">
     <w:p>
       <w:pPr>
@@ -2034,7 +1845,7 @@
 </file>
 
 <file path=word/footer1.xml><?xml version="1.0" encoding="utf-8"?>
-<w:ftr xmlns:wpc="http://schemas.microsoft.com/office/word/2010/wordprocessingCanvas" xmlns:cx="http://schemas.microsoft.com/office/drawing/2014/chartex" xmlns:mc="http://schemas.openxmlformats.org/markup-compatibility/2006" xmlns:o="urn:schemas-microsoft-com:office:office" xmlns:r="http://schemas.openxmlformats.org/officeDocument/2006/relationships" xmlns:m="http://schemas.openxmlformats.org/officeDocument/2006/math" xmlns:v="urn:schemas-microsoft-com:vml" xmlns:wp14="http://schemas.microsoft.com/office/word/2010/wordprocessingDrawing" xmlns:wp="http://schemas.openxmlformats.org/drawingml/2006/wordprocessingDrawing" xmlns:w10="urn:schemas-microsoft-com:office:word" xmlns:w="http://schemas.openxmlformats.org/wordprocessingml/2006/main" xmlns:w14="http://schemas.microsoft.com/office/word/2010/wordml" xmlns:w15="http://schemas.microsoft.com/office/word/2012/wordml" xmlns:w16se="http://schemas.microsoft.com/office/word/2015/wordml/symex" xmlns:wpg="http://schemas.microsoft.com/office/word/2010/wordprocessingGroup" xmlns:wpi="http://schemas.microsoft.com/office/word/2010/wordprocessingInk" xmlns:wne="http://schemas.microsoft.com/office/word/2006/wordml" xmlns:wps="http://schemas.microsoft.com/office/word/2010/wordprocessingShape" mc:Ignorable="w14 w15 w16se wp14">
+<w:ftr xmlns:wpc="http://schemas.microsoft.com/office/word/2010/wordprocessingCanvas" xmlns:cx="http://schemas.microsoft.com/office/drawing/2014/chartex" xmlns:cx1="http://schemas.microsoft.com/office/drawing/2015/9/8/chartex" xmlns:cx2="http://schemas.microsoft.com/office/drawing/2015/10/21/chartex" xmlns:cx3="http://schemas.microsoft.com/office/drawing/2016/5/9/chartex" xmlns:cx4="http://schemas.microsoft.com/office/drawing/2016/5/10/chartex" xmlns:cx5="http://schemas.microsoft.com/office/drawing/2016/5/11/chartex" xmlns:cx6="http://schemas.microsoft.com/office/drawing/2016/5/12/chartex" xmlns:cx7="http://schemas.microsoft.com/office/drawing/2016/5/13/chartex" xmlns:cx8="http://schemas.microsoft.com/office/drawing/2016/5/14/chartex" xmlns:mc="http://schemas.openxmlformats.org/markup-compatibility/2006" xmlns:aink="http://schemas.microsoft.com/office/drawing/2016/ink" xmlns:am3d="http://schemas.microsoft.com/office/drawing/2017/model3d" xmlns:o="urn:schemas-microsoft-com:office:office" xmlns:oel="http://schemas.microsoft.com/office/2019/extlst" xmlns:r="http://schemas.openxmlformats.org/officeDocument/2006/relationships" xmlns:m="http://schemas.openxmlformats.org/officeDocument/2006/math" xmlns:v="urn:schemas-microsoft-com:vml" xmlns:wp14="http://schemas.microsoft.com/office/word/2010/wordprocessingDrawing" xmlns:wp="http://schemas.openxmlformats.org/drawingml/2006/wordprocessingDrawing" xmlns:w10="urn:schemas-microsoft-com:office:word" xmlns:w="http://schemas.openxmlformats.org/wordprocessingml/2006/main" xmlns:w14="http://schemas.microsoft.com/office/word/2010/wordml" xmlns:w15="http://schemas.microsoft.com/office/word/2012/wordml" xmlns:w16cex="http://schemas.microsoft.com/office/word/2018/wordml/cex" xmlns:w16cid="http://schemas.microsoft.com/office/word/2016/wordml/cid" xmlns:w16="http://schemas.microsoft.com/office/word/2018/wordml" xmlns:w16du="http://schemas.microsoft.com/office/word/2023/wordml/word16du" xmlns:w16sdtdh="http://schemas.microsoft.com/office/word/2020/wordml/sdtdatahash" xmlns:w16sdtfl="http://schemas.microsoft.com/office/word/2024/wordml/sdtformatlock" xmlns:w16se="http://schemas.microsoft.com/office/word/2015/wordml/symex" xmlns:wpg="http://schemas.microsoft.com/office/word/2010/wordprocessingGroup" xmlns:wpi="http://schemas.microsoft.com/office/word/2010/wordprocessingInk" xmlns:wne="http://schemas.microsoft.com/office/word/2006/wordml" xmlns:wps="http://schemas.microsoft.com/office/word/2010/wordprocessingShape" mc:Ignorable="w14 w15 w16se w16cid w16 w16cex w16sdtdh w16sdtfl w16du wp14">
   <w:p>
     <w:pPr>
       <w:pStyle w:val="Piedepgina"/>
@@ -2044,7 +1855,7 @@
 </file>
 
 <file path=word/footer2.xml><?xml version="1.0" encoding="utf-8"?>
-<w:ftr xmlns:wpc="http://schemas.microsoft.com/office/word/2010/wordprocessingCanvas" xmlns:cx="http://schemas.microsoft.com/office/drawing/2014/chartex" xmlns:mc="http://schemas.openxmlformats.org/markup-compatibility/2006" xmlns:o="urn:schemas-microsoft-com:office:office" xmlns:r="http://schemas.openxmlformats.org/officeDocument/2006/relationships" xmlns:m="http://schemas.openxmlformats.org/officeDocument/2006/math" xmlns:v="urn:schemas-microsoft-com:vml" xmlns:wp14="http://schemas.microsoft.com/office/word/2010/wordprocessingDrawing" xmlns:wp="http://schemas.openxmlformats.org/drawingml/2006/wordprocessingDrawing" xmlns:w10="urn:schemas-microsoft-com:office:word" xmlns:w="http://schemas.openxmlformats.org/wordprocessingml/2006/main" xmlns:w14="http://schemas.microsoft.com/office/word/2010/wordml" xmlns:w15="http://schemas.microsoft.com/office/word/2012/wordml" xmlns:w16se="http://schemas.microsoft.com/office/word/2015/wordml/symex" xmlns:wpg="http://schemas.microsoft.com/office/word/2010/wordprocessingGroup" xmlns:wpi="http://schemas.microsoft.com/office/word/2010/wordprocessingInk" xmlns:wne="http://schemas.microsoft.com/office/word/2006/wordml" xmlns:wps="http://schemas.microsoft.com/office/word/2010/wordprocessingShape" xmlns:a="http://schemas.openxmlformats.org/drawingml/2006/main" xmlns:a14="http://schemas.microsoft.com/office/drawing/2010/main" mc:Ignorable="w14 w15 w16se wp14">
+<w:ftr xmlns:wpc="http://schemas.microsoft.com/office/word/2010/wordprocessingCanvas" xmlns:cx="http://schemas.microsoft.com/office/drawing/2014/chartex" xmlns:cx1="http://schemas.microsoft.com/office/drawing/2015/9/8/chartex" xmlns:cx2="http://schemas.microsoft.com/office/drawing/2015/10/21/chartex" xmlns:cx3="http://schemas.microsoft.com/office/drawing/2016/5/9/chartex" xmlns:cx4="http://schemas.microsoft.com/office/drawing/2016/5/10/chartex" xmlns:cx5="http://schemas.microsoft.com/office/drawing/2016/5/11/chartex" xmlns:cx6="http://schemas.microsoft.com/office/drawing/2016/5/12/chartex" xmlns:cx7="http://schemas.microsoft.com/office/drawing/2016/5/13/chartex" xmlns:cx8="http://schemas.microsoft.com/office/drawing/2016/5/14/chartex" xmlns:mc="http://schemas.openxmlformats.org/markup-compatibility/2006" xmlns:aink="http://schemas.microsoft.com/office/drawing/2016/ink" xmlns:am3d="http://schemas.microsoft.com/office/drawing/2017/model3d" xmlns:o="urn:schemas-microsoft-com:office:office" xmlns:oel="http://schemas.microsoft.com/office/2019/extlst" xmlns:r="http://schemas.openxmlformats.org/officeDocument/2006/relationships" xmlns:m="http://schemas.openxmlformats.org/officeDocument/2006/math" xmlns:v="urn:schemas-microsoft-com:vml" xmlns:wp14="http://schemas.microsoft.com/office/word/2010/wordprocessingDrawing" xmlns:wp="http://schemas.openxmlformats.org/drawingml/2006/wordprocessingDrawing" xmlns:w10="urn:schemas-microsoft-com:office:word" xmlns:w="http://schemas.openxmlformats.org/wordprocessingml/2006/main" xmlns:w14="http://schemas.microsoft.com/office/word/2010/wordml" xmlns:w15="http://schemas.microsoft.com/office/word/2012/wordml" xmlns:w16cex="http://schemas.microsoft.com/office/word/2018/wordml/cex" xmlns:w16cid="http://schemas.microsoft.com/office/word/2016/wordml/cid" xmlns:w16="http://schemas.microsoft.com/office/word/2018/wordml" xmlns:w16du="http://schemas.microsoft.com/office/word/2023/wordml/word16du" xmlns:w16sdtdh="http://schemas.microsoft.com/office/word/2020/wordml/sdtdatahash" xmlns:w16sdtfl="http://schemas.microsoft.com/office/word/2024/wordml/sdtformatlock" xmlns:w16se="http://schemas.microsoft.com/office/word/2015/wordml/symex" xmlns:wpg="http://schemas.microsoft.com/office/word/2010/wordprocessingGroup" xmlns:wpi="http://schemas.microsoft.com/office/word/2010/wordprocessingInk" xmlns:wne="http://schemas.microsoft.com/office/word/2006/wordml" xmlns:wps="http://schemas.microsoft.com/office/word/2010/wordprocessingShape" mc:Ignorable="w14 w15 w16se w16cid w16 w16cex w16sdtdh w16sdtfl w16du wp14">
   <w:sdt>
     <w:sdtPr>
       <w:id w:val="-1904276369"/>
@@ -2053,7 +1864,6 @@
         <w:docPartUnique/>
       </w:docPartObj>
     </w:sdtPr>
-    <w:sdtEndPr/>
     <w:sdtContent>
       <w:p>
         <w:pPr>
@@ -2265,12 +2075,12 @@
             </mc:Choice>
             <mc:Fallback>
               <w:pict>
-                <v:group id="Grupo 32" style="position:absolute;margin-left:0;margin-top:0;width:610.5pt;height:15pt;z-index:251659264;mso-width-percent:1000;mso-position-horizontal:center;mso-position-horizontal-relative:page;mso-position-vertical:center;mso-position-vertical-relative:bottom-margin-area;mso-width-percent:1000" coordsize="12255,300" coordorigin=",14970" o:spid="_x0000_s1026" w14:anchorId="51D00065" o:gfxdata="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">
+                <v:group w14:anchorId="51D00065" id="Grupo 32" o:spid="_x0000_s1026" style="position:absolute;margin-left:0;margin-top:0;width:610.5pt;height:15pt;z-index:251659264;mso-width-percent:1000;mso-position-horizontal:center;mso-position-horizontal-relative:page;mso-position-vertical:center;mso-position-vertical-relative:bottom-margin-area;mso-width-percent:1000" coordorigin=",14970" coordsize="12255,300" o:gfxdata="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">
                   <v:shapetype id="_x0000_t202" coordsize="21600,21600" o:spt="202" path="m,l,21600r21600,l21600,xe">
                     <v:stroke joinstyle="miter"/>
                     <v:path gradientshapeok="t" o:connecttype="rect"/>
                   </v:shapetype>
-                  <v:shape id="Text Box 25" style="position:absolute;left:10803;top:14982;width:659;height:288;visibility:visible;mso-wrap-style:square;v-text-anchor:top" o:spid="_x0000_s1027" filled="f" stroked="f" type="#_x0000_t202" o:gfxdata="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">
+                  <v:shape id="Text Box 25" o:spid="_x0000_s1027" type="#_x0000_t202" style="position:absolute;left:10803;top:14982;width:659;height:288;visibility:visible;mso-wrap-style:square;v-text-anchor:top" o:gfxdata="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" filled="f" stroked="f">
                     <v:textbox inset="0,0,0,0">
                       <w:txbxContent>
                         <w:p>
@@ -2304,20 +2114,20 @@
                       </w:txbxContent>
                     </v:textbox>
                   </v:shape>
-                  <v:group id="Group 31" style="position:absolute;top:14970;width:12255;height:230;flip:x" coordsize="12255,230" coordorigin="-8,14978" o:spid="_x0000_s1028" o:gfxdata="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">
-                    <v:shapetype id="_x0000_t34" coordsize="21600,21600" o:oned="t" filled="f" o:spt="34" adj="10800" path="m,l@0,0@0,21600,21600,21600e">
+                  <v:group id="Group 31" o:spid="_x0000_s1028" style="position:absolute;top:14970;width:12255;height:230;flip:x" coordorigin="-8,14978" coordsize="12255,230" o:gfxdata="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">
+                    <v:shapetype id="_x0000_t34" coordsize="21600,21600" o:spt="34" o:oned="t" adj="10800" path="m,l@0,0@0,21600,21600,21600e" filled="f">
                       <v:stroke joinstyle="miter"/>
                       <v:formulas>
                         <v:f eqn="val #0"/>
                       </v:formulas>
-                      <v:path fillok="f" arrowok="t" o:connecttype="none"/>
+                      <v:path arrowok="t" fillok="f" o:connecttype="none"/>
                       <v:handles>
                         <v:h position="#0,center"/>
                       </v:handles>
                       <o:lock v:ext="edit" shapetype="t"/>
                     </v:shapetype>
-                    <v:shape id="AutoShape 27" style="position:absolute;left:-8;top:14978;width:1260;height:230;flip:y;visibility:visible;mso-wrap-style:square" o:spid="_x0000_s1029" strokecolor="#a5a5a5" o:connectortype="elbow" type="#_x0000_t34" o:gfxdata="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"/>
-                    <v:shape id="AutoShape 28" style="position:absolute;left:1252;top:14978;width:10995;height:230;rotation:180;visibility:visible;mso-wrap-style:square" o:spid="_x0000_s1030" strokecolor="#a5a5a5" o:connectortype="elbow" type="#_x0000_t34" adj="20904" o:gfxdata="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"/>
+                    <v:shape id="AutoShape 27" o:spid="_x0000_s1029" type="#_x0000_t34" style="position:absolute;left:-8;top:14978;width:1260;height:230;flip:y;visibility:visible;mso-wrap-style:square" o:connectortype="elbow" o:gfxdata="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" strokecolor="#a5a5a5"/>
+                    <v:shape id="AutoShape 28" o:spid="_x0000_s1030" type="#_x0000_t34" style="position:absolute;left:1252;top:14978;width:10995;height:230;rotation:180;visibility:visible;mso-wrap-style:square" o:connectortype="elbow" o:gfxdata="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" adj="20904" strokecolor="#a5a5a5"/>
                   </v:group>
                   <w10:wrap anchorx="page" anchory="margin"/>
                 </v:group>
@@ -2332,7 +2142,7 @@
 </file>
 
 <file path=word/footer3.xml><?xml version="1.0" encoding="utf-8"?>
-<w:ftr xmlns:wpc="http://schemas.microsoft.com/office/word/2010/wordprocessingCanvas" xmlns:cx="http://schemas.microsoft.com/office/drawing/2014/chartex" xmlns:mc="http://schemas.openxmlformats.org/markup-compatibility/2006" xmlns:o="urn:schemas-microsoft-com:office:office" xmlns:r="http://schemas.openxmlformats.org/officeDocument/2006/relationships" xmlns:m="http://schemas.openxmlformats.org/officeDocument/2006/math" xmlns:v="urn:schemas-microsoft-com:vml" xmlns:wp14="http://schemas.microsoft.com/office/word/2010/wordprocessingDrawing" xmlns:wp="http://schemas.openxmlformats.org/drawingml/2006/wordprocessingDrawing" xmlns:w10="urn:schemas-microsoft-com:office:word" xmlns:w="http://schemas.openxmlformats.org/wordprocessingml/2006/main" xmlns:w14="http://schemas.microsoft.com/office/word/2010/wordml" xmlns:w15="http://schemas.microsoft.com/office/word/2012/wordml" xmlns:w16se="http://schemas.microsoft.com/office/word/2015/wordml/symex" xmlns:wpg="http://schemas.microsoft.com/office/word/2010/wordprocessingGroup" xmlns:wpi="http://schemas.microsoft.com/office/word/2010/wordprocessingInk" xmlns:wne="http://schemas.microsoft.com/office/word/2006/wordml" xmlns:wps="http://schemas.microsoft.com/office/word/2010/wordprocessingShape" mc:Ignorable="w14 w15 w16se wp14">
+<w:ftr xmlns:wpc="http://schemas.microsoft.com/office/word/2010/wordprocessingCanvas" xmlns:cx="http://schemas.microsoft.com/office/drawing/2014/chartex" xmlns:cx1="http://schemas.microsoft.com/office/drawing/2015/9/8/chartex" xmlns:cx2="http://schemas.microsoft.com/office/drawing/2015/10/21/chartex" xmlns:cx3="http://schemas.microsoft.com/office/drawing/2016/5/9/chartex" xmlns:cx4="http://schemas.microsoft.com/office/drawing/2016/5/10/chartex" xmlns:cx5="http://schemas.microsoft.com/office/drawing/2016/5/11/chartex" xmlns:cx6="http://schemas.microsoft.com/office/drawing/2016/5/12/chartex" xmlns:cx7="http://schemas.microsoft.com/office/drawing/2016/5/13/chartex" xmlns:cx8="http://schemas.microsoft.com/office/drawing/2016/5/14/chartex" xmlns:mc="http://schemas.openxmlformats.org/markup-compatibility/2006" xmlns:aink="http://schemas.microsoft.com/office/drawing/2016/ink" xmlns:am3d="http://schemas.microsoft.com/office/drawing/2017/model3d" xmlns:o="urn:schemas-microsoft-com:office:office" xmlns:oel="http://schemas.microsoft.com/office/2019/extlst" xmlns:r="http://schemas.openxmlformats.org/officeDocument/2006/relationships" xmlns:m="http://schemas.openxmlformats.org/officeDocument/2006/math" xmlns:v="urn:schemas-microsoft-com:vml" xmlns:wp14="http://schemas.microsoft.com/office/word/2010/wordprocessingDrawing" xmlns:wp="http://schemas.openxmlformats.org/drawingml/2006/wordprocessingDrawing" xmlns:w10="urn:schemas-microsoft-com:office:word" xmlns:w="http://schemas.openxmlformats.org/wordprocessingml/2006/main" xmlns:w14="http://schemas.microsoft.com/office/word/2010/wordml" xmlns:w15="http://schemas.microsoft.com/office/word/2012/wordml" xmlns:w16cex="http://schemas.microsoft.com/office/word/2018/wordml/cex" xmlns:w16cid="http://schemas.microsoft.com/office/word/2016/wordml/cid" xmlns:w16="http://schemas.microsoft.com/office/word/2018/wordml" xmlns:w16du="http://schemas.microsoft.com/office/word/2023/wordml/word16du" xmlns:w16sdtdh="http://schemas.microsoft.com/office/word/2020/wordml/sdtdatahash" xmlns:w16sdtfl="http://schemas.microsoft.com/office/word/2024/wordml/sdtformatlock" xmlns:w16se="http://schemas.microsoft.com/office/word/2015/wordml/symex" xmlns:wpg="http://schemas.microsoft.com/office/word/2010/wordprocessingGroup" xmlns:wpi="http://schemas.microsoft.com/office/word/2010/wordprocessingInk" xmlns:wne="http://schemas.microsoft.com/office/word/2006/wordml" xmlns:wps="http://schemas.microsoft.com/office/word/2010/wordprocessingShape" mc:Ignorable="w14 w15 w16se w16cid w16 w16cex w16sdtdh w16sdtfl w16du wp14">
   <w:p>
     <w:pPr>
       <w:pStyle w:val="Piedepgina"/>
@@ -2342,7 +2152,7 @@
 </file>
 
 <file path=word/footnotes.xml><?xml version="1.0" encoding="utf-8"?>
-<w:footnotes xmlns:wpc="http://schemas.microsoft.com/office/word/2010/wordprocessingCanvas" xmlns:cx="http://schemas.microsoft.com/office/drawing/2014/chartex" xmlns:mc="http://schemas.openxmlformats.org/markup-compatibility/2006" xmlns:o="urn:schemas-microsoft-com:office:office" xmlns:r="http://schemas.openxmlformats.org/officeDocument/2006/relationships" xmlns:m="http://schemas.openxmlformats.org/officeDocument/2006/math" xmlns:v="urn:schemas-microsoft-com:vml" xmlns:wp14="http://schemas.microsoft.com/office/word/2010/wordprocessingDrawing" xmlns:wp="http://schemas.openxmlformats.org/drawingml/2006/wordprocessingDrawing" xmlns:w10="urn:schemas-microsoft-com:office:word" xmlns:w="http://schemas.openxmlformats.org/wordprocessingml/2006/main" xmlns:w14="http://schemas.microsoft.com/office/word/2010/wordml" xmlns:w15="http://schemas.microsoft.com/office/word/2012/wordml" xmlns:w16se="http://schemas.microsoft.com/office/word/2015/wordml/symex" xmlns:wpg="http://schemas.microsoft.com/office/word/2010/wordprocessingGroup" xmlns:wpi="http://schemas.microsoft.com/office/word/2010/wordprocessingInk" xmlns:wne="http://schemas.microsoft.com/office/word/2006/wordml" xmlns:wps="http://schemas.microsoft.com/office/word/2010/wordprocessingShape" mc:Ignorable="w14 w15 w16se wp14">
+<w:footnotes xmlns:wpc="http://schemas.microsoft.com/office/word/2010/wordprocessingCanvas" xmlns:cx="http://schemas.microsoft.com/office/drawing/2014/chartex" xmlns:cx1="http://schemas.microsoft.com/office/drawing/2015/9/8/chartex" xmlns:cx2="http://schemas.microsoft.com/office/drawing/2015/10/21/chartex" xmlns:cx3="http://schemas.microsoft.com/office/drawing/2016/5/9/chartex" xmlns:cx4="http://schemas.microsoft.com/office/drawing/2016/5/10/chartex" xmlns:cx5="http://schemas.microsoft.com/office/drawing/2016/5/11/chartex" xmlns:cx6="http://schemas.microsoft.com/office/drawing/2016/5/12/chartex" xmlns:cx7="http://schemas.microsoft.com/office/drawing/2016/5/13/chartex" xmlns:cx8="http://schemas.microsoft.com/office/drawing/2016/5/14/chartex" xmlns:mc="http://schemas.openxmlformats.org/markup-compatibility/2006" xmlns:aink="http://schemas.microsoft.com/office/drawing/2016/ink" xmlns:am3d="http://schemas.microsoft.com/office/drawing/2017/model3d" xmlns:o="urn:schemas-microsoft-com:office:office" xmlns:oel="http://schemas.microsoft.com/office/2019/extlst" xmlns:r="http://schemas.openxmlformats.org/officeDocument/2006/relationships" xmlns:m="http://schemas.openxmlformats.org/officeDocument/2006/math" xmlns:v="urn:schemas-microsoft-com:vml" xmlns:wp14="http://schemas.microsoft.com/office/word/2010/wordprocessingDrawing" xmlns:wp="http://schemas.openxmlformats.org/drawingml/2006/wordprocessingDrawing" xmlns:w10="urn:schemas-microsoft-com:office:word" xmlns:w="http://schemas.openxmlformats.org/wordprocessingml/2006/main" xmlns:w14="http://schemas.microsoft.com/office/word/2010/wordml" xmlns:w15="http://schemas.microsoft.com/office/word/2012/wordml" xmlns:w16cex="http://schemas.microsoft.com/office/word/2018/wordml/cex" xmlns:w16cid="http://schemas.microsoft.com/office/word/2016/wordml/cid" xmlns:w16="http://schemas.microsoft.com/office/word/2018/wordml" xmlns:w16du="http://schemas.microsoft.com/office/word/2023/wordml/word16du" xmlns:w16sdtdh="http://schemas.microsoft.com/office/word/2020/wordml/sdtdatahash" xmlns:w16sdtfl="http://schemas.microsoft.com/office/word/2024/wordml/sdtformatlock" xmlns:w16se="http://schemas.microsoft.com/office/word/2015/wordml/symex" xmlns:wpg="http://schemas.microsoft.com/office/word/2010/wordprocessingGroup" xmlns:wpi="http://schemas.microsoft.com/office/word/2010/wordprocessingInk" xmlns:wne="http://schemas.microsoft.com/office/word/2006/wordml" xmlns:wps="http://schemas.microsoft.com/office/word/2010/wordprocessingShape" mc:Ignorable="w14 w15 w16se w16cid w16 w16cex w16sdtdh w16sdtfl w16du wp14">
   <w:footnote w:type="separator" w:id="-1">
     <w:p>
       <w:pPr>
@@ -2367,7 +2177,7 @@
 </file>
 
 <file path=word/header1.xml><?xml version="1.0" encoding="utf-8"?>
-<w:hdr xmlns:wpc="http://schemas.microsoft.com/office/word/2010/wordprocessingCanvas" xmlns:cx="http://schemas.microsoft.com/office/drawing/2014/chartex" xmlns:mc="http://schemas.openxmlformats.org/markup-compatibility/2006" xmlns:o="urn:schemas-microsoft-com:office:office" xmlns:r="http://schemas.openxmlformats.org/officeDocument/2006/relationships" xmlns:m="http://schemas.openxmlformats.org/officeDocument/2006/math" xmlns:v="urn:schemas-microsoft-com:vml" xmlns:wp14="http://schemas.microsoft.com/office/word/2010/wordprocessingDrawing" xmlns:wp="http://schemas.openxmlformats.org/drawingml/2006/wordprocessingDrawing" xmlns:w10="urn:schemas-microsoft-com:office:word" xmlns:w="http://schemas.openxmlformats.org/wordprocessingml/2006/main" xmlns:w14="http://schemas.microsoft.com/office/word/2010/wordml" xmlns:w15="http://schemas.microsoft.com/office/word/2012/wordml" xmlns:w16se="http://schemas.microsoft.com/office/word/2015/wordml/symex" xmlns:wpg="http://schemas.microsoft.com/office/word/2010/wordprocessingGroup" xmlns:wpi="http://schemas.microsoft.com/office/word/2010/wordprocessingInk" xmlns:wne="http://schemas.microsoft.com/office/word/2006/wordml" xmlns:wps="http://schemas.microsoft.com/office/word/2010/wordprocessingShape" mc:Ignorable="w14 w15 w16se wp14">
+<w:hdr xmlns:wpc="http://schemas.microsoft.com/office/word/2010/wordprocessingCanvas" xmlns:cx="http://schemas.microsoft.com/office/drawing/2014/chartex" xmlns:cx1="http://schemas.microsoft.com/office/drawing/2015/9/8/chartex" xmlns:cx2="http://schemas.microsoft.com/office/drawing/2015/10/21/chartex" xmlns:cx3="http://schemas.microsoft.com/office/drawing/2016/5/9/chartex" xmlns:cx4="http://schemas.microsoft.com/office/drawing/2016/5/10/chartex" xmlns:cx5="http://schemas.microsoft.com/office/drawing/2016/5/11/chartex" xmlns:cx6="http://schemas.microsoft.com/office/drawing/2016/5/12/chartex" xmlns:cx7="http://schemas.microsoft.com/office/drawing/2016/5/13/chartex" xmlns:cx8="http://schemas.microsoft.com/office/drawing/2016/5/14/chartex" xmlns:mc="http://schemas.openxmlformats.org/markup-compatibility/2006" xmlns:aink="http://schemas.microsoft.com/office/drawing/2016/ink" xmlns:am3d="http://schemas.microsoft.com/office/drawing/2017/model3d" xmlns:o="urn:schemas-microsoft-com:office:office" xmlns:oel="http://schemas.microsoft.com/office/2019/extlst" xmlns:r="http://schemas.openxmlformats.org/officeDocument/2006/relationships" xmlns:m="http://schemas.openxmlformats.org/officeDocument/2006/math" xmlns:v="urn:schemas-microsoft-com:vml" xmlns:wp14="http://schemas.microsoft.com/office/word/2010/wordprocessingDrawing" xmlns:wp="http://schemas.openxmlformats.org/drawingml/2006/wordprocessingDrawing" xmlns:w10="urn:schemas-microsoft-com:office:word" xmlns:w="http://schemas.openxmlformats.org/wordprocessingml/2006/main" xmlns:w14="http://schemas.microsoft.com/office/word/2010/wordml" xmlns:w15="http://schemas.microsoft.com/office/word/2012/wordml" xmlns:w16cex="http://schemas.microsoft.com/office/word/2018/wordml/cex" xmlns:w16cid="http://schemas.microsoft.com/office/word/2016/wordml/cid" xmlns:w16="http://schemas.microsoft.com/office/word/2018/wordml" xmlns:w16du="http://schemas.microsoft.com/office/word/2023/wordml/word16du" xmlns:w16sdtdh="http://schemas.microsoft.com/office/word/2020/wordml/sdtdatahash" xmlns:w16sdtfl="http://schemas.microsoft.com/office/word/2024/wordml/sdtformatlock" xmlns:w16se="http://schemas.microsoft.com/office/word/2015/wordml/symex" xmlns:wpg="http://schemas.microsoft.com/office/word/2010/wordprocessingGroup" xmlns:wpi="http://schemas.microsoft.com/office/word/2010/wordprocessingInk" xmlns:wne="http://schemas.microsoft.com/office/word/2006/wordml" xmlns:wps="http://schemas.microsoft.com/office/word/2010/wordprocessingShape" mc:Ignorable="w14 w15 w16se w16cid w16 w16cex w16sdtdh w16sdtfl w16du wp14">
   <w:p>
     <w:pPr>
       <w:pStyle w:val="Encabezado"/>
@@ -2377,7 +2187,7 @@
 </file>
 
 <file path=word/header2.xml><?xml version="1.0" encoding="utf-8"?>
-<w:hdr xmlns:wpc="http://schemas.microsoft.com/office/word/2010/wordprocessingCanvas" xmlns:cx="http://schemas.microsoft.com/office/drawing/2014/chartex" xmlns:mc="http://schemas.openxmlformats.org/markup-compatibility/2006" xmlns:o="urn:schemas-microsoft-com:office:office" xmlns:r="http://schemas.openxmlformats.org/officeDocument/2006/relationships" xmlns:m="http://schemas.openxmlformats.org/officeDocument/2006/math" xmlns:v="urn:schemas-microsoft-com:vml" xmlns:wp14="http://schemas.microsoft.com/office/word/2010/wordprocessingDrawing" xmlns:wp="http://schemas.openxmlformats.org/drawingml/2006/wordprocessingDrawing" xmlns:w10="urn:schemas-microsoft-com:office:word" xmlns:w="http://schemas.openxmlformats.org/wordprocessingml/2006/main" xmlns:w14="http://schemas.microsoft.com/office/word/2010/wordml" xmlns:w15="http://schemas.microsoft.com/office/word/2012/wordml" xmlns:w16se="http://schemas.microsoft.com/office/word/2015/wordml/symex" xmlns:wpg="http://schemas.microsoft.com/office/word/2010/wordprocessingGroup" xmlns:wpi="http://schemas.microsoft.com/office/word/2010/wordprocessingInk" xmlns:wne="http://schemas.microsoft.com/office/word/2006/wordml" xmlns:wps="http://schemas.microsoft.com/office/word/2010/wordprocessingShape" xmlns:a="http://schemas.openxmlformats.org/drawingml/2006/main" xmlns:pic="http://schemas.openxmlformats.org/drawingml/2006/picture" xmlns:a14="http://schemas.microsoft.com/office/drawing/2010/main" mc:Ignorable="w14 w15 w16se wp14">
+<w:hdr xmlns:wpc="http://schemas.microsoft.com/office/word/2010/wordprocessingCanvas" xmlns:cx="http://schemas.microsoft.com/office/drawing/2014/chartex" xmlns:cx1="http://schemas.microsoft.com/office/drawing/2015/9/8/chartex" xmlns:cx2="http://schemas.microsoft.com/office/drawing/2015/10/21/chartex" xmlns:cx3="http://schemas.microsoft.com/office/drawing/2016/5/9/chartex" xmlns:cx4="http://schemas.microsoft.com/office/drawing/2016/5/10/chartex" xmlns:cx5="http://schemas.microsoft.com/office/drawing/2016/5/11/chartex" xmlns:cx6="http://schemas.microsoft.com/office/drawing/2016/5/12/chartex" xmlns:cx7="http://schemas.microsoft.com/office/drawing/2016/5/13/chartex" xmlns:cx8="http://schemas.microsoft.com/office/drawing/2016/5/14/chartex" xmlns:mc="http://schemas.openxmlformats.org/markup-compatibility/2006" xmlns:aink="http://schemas.microsoft.com/office/drawing/2016/ink" xmlns:am3d="http://schemas.microsoft.com/office/drawing/2017/model3d" xmlns:o="urn:schemas-microsoft-com:office:office" xmlns:oel="http://schemas.microsoft.com/office/2019/extlst" xmlns:r="http://schemas.openxmlformats.org/officeDocument/2006/relationships" xmlns:m="http://schemas.openxmlformats.org/officeDocument/2006/math" xmlns:v="urn:schemas-microsoft-com:vml" xmlns:wp14="http://schemas.microsoft.com/office/word/2010/wordprocessingDrawing" xmlns:wp="http://schemas.openxmlformats.org/drawingml/2006/wordprocessingDrawing" xmlns:w10="urn:schemas-microsoft-com:office:word" xmlns:w="http://schemas.openxmlformats.org/wordprocessingml/2006/main" xmlns:w14="http://schemas.microsoft.com/office/word/2010/wordml" xmlns:w15="http://schemas.microsoft.com/office/word/2012/wordml" xmlns:w16cex="http://schemas.microsoft.com/office/word/2018/wordml/cex" xmlns:w16cid="http://schemas.microsoft.com/office/word/2016/wordml/cid" xmlns:w16="http://schemas.microsoft.com/office/word/2018/wordml" xmlns:w16du="http://schemas.microsoft.com/office/word/2023/wordml/word16du" xmlns:w16sdtdh="http://schemas.microsoft.com/office/word/2020/wordml/sdtdatahash" xmlns:w16sdtfl="http://schemas.microsoft.com/office/word/2024/wordml/sdtformatlock" xmlns:w16se="http://schemas.microsoft.com/office/word/2015/wordml/symex" xmlns:wpg="http://schemas.microsoft.com/office/word/2010/wordprocessingGroup" xmlns:wpi="http://schemas.microsoft.com/office/word/2010/wordprocessingInk" xmlns:wne="http://schemas.microsoft.com/office/word/2006/wordml" xmlns:wps="http://schemas.microsoft.com/office/word/2010/wordprocessingShape" mc:Ignorable="w14 w15 w16se w16cid w16 w16cex w16sdtdh w16sdtfl w16du wp14">
   <w:tbl>
     <w:tblPr>
       <w:tblStyle w:val="Tablaconcuadrcula"/>
@@ -2405,7 +2215,7 @@
         <w:p>
           <w:pPr>
             <w:rPr>
-              <w:rFonts w:ascii="Century Gothic" w:hAnsi="Century Gothic" w:eastAsia="Century Gothic" w:cs="Century Gothic"/>
+              <w:rFonts w:ascii="Century Gothic" w:eastAsia="Century Gothic" w:hAnsi="Century Gothic" w:cs="Century Gothic"/>
               <w:b/>
               <w:color w:val="1D2763"/>
               <w:sz w:val="24"/>
@@ -2414,7 +2224,7 @@
           </w:pPr>
           <w:r>
             <w:rPr>
-              <w:rFonts w:ascii="Century Gothic" w:hAnsi="Century Gothic" w:eastAsia="Century Gothic" w:cs="Century Gothic"/>
+              <w:rFonts w:ascii="Century Gothic" w:eastAsia="Century Gothic" w:hAnsi="Century Gothic" w:cs="Century Gothic"/>
               <w:b/>
               <w:color w:val="1D2763"/>
               <w:sz w:val="24"/>
@@ -2424,7 +2234,7 @@
           </w:r>
           <w:r>
             <w:rPr>
-              <w:rFonts w:ascii="Century Gothic" w:hAnsi="Century Gothic" w:eastAsia="Century Gothic" w:cs="Century Gothic"/>
+              <w:rFonts w:ascii="Century Gothic" w:eastAsia="Century Gothic" w:hAnsi="Century Gothic" w:cs="Century Gothic"/>
               <w:b/>
               <w:color w:val="1D2763"/>
               <w:sz w:val="24"/>
@@ -2436,7 +2246,7 @@
         <w:p>
           <w:pPr>
             <w:rPr>
-              <w:rFonts w:ascii="Century Gothic" w:hAnsi="Century Gothic" w:eastAsiaTheme="minorEastAsia"/>
+              <w:rFonts w:ascii="Century Gothic" w:eastAsiaTheme="minorEastAsia" w:hAnsi="Century Gothic"/>
               <w:sz w:val="2"/>
               <w:szCs w:val="2"/>
               <w:lang w:val="es-ES_tradnl" w:eastAsia="es-ES"/>
@@ -2444,7 +2254,7 @@
           </w:pPr>
           <w:r>
             <w:rPr>
-              <w:rFonts w:ascii="Century Gothic" w:hAnsi="Century Gothic" w:eastAsia="Century Gothic" w:cs="Century Gothic"/>
+              <w:rFonts w:ascii="Century Gothic" w:eastAsia="Century Gothic" w:hAnsi="Century Gothic" w:cs="Century Gothic"/>
               <w:b/>
               <w:color w:val="1D2763"/>
               <w:sz w:val="24"/>
@@ -2468,7 +2278,7 @@
           <w:pPr>
             <w:jc w:val="right"/>
             <w:rPr>
-              <w:rFonts w:ascii="Century Gothic" w:hAnsi="Century Gothic" w:eastAsiaTheme="minorEastAsia"/>
+              <w:rFonts w:ascii="Century Gothic" w:eastAsiaTheme="minorEastAsia" w:hAnsi="Century Gothic"/>
               <w:b/>
               <w:sz w:val="30"/>
               <w:szCs w:val="30"/>
@@ -2538,7 +2348,7 @@
 </file>
 
 <file path=word/header3.xml><?xml version="1.0" encoding="utf-8"?>
-<w:hdr xmlns:wpc="http://schemas.microsoft.com/office/word/2010/wordprocessingCanvas" xmlns:cx="http://schemas.microsoft.com/office/drawing/2014/chartex" xmlns:mc="http://schemas.openxmlformats.org/markup-compatibility/2006" xmlns:o="urn:schemas-microsoft-com:office:office" xmlns:r="http://schemas.openxmlformats.org/officeDocument/2006/relationships" xmlns:m="http://schemas.openxmlformats.org/officeDocument/2006/math" xmlns:v="urn:schemas-microsoft-com:vml" xmlns:wp14="http://schemas.microsoft.com/office/word/2010/wordprocessingDrawing" xmlns:wp="http://schemas.openxmlformats.org/drawingml/2006/wordprocessingDrawing" xmlns:w10="urn:schemas-microsoft-com:office:word" xmlns:w="http://schemas.openxmlformats.org/wordprocessingml/2006/main" xmlns:w14="http://schemas.microsoft.com/office/word/2010/wordml" xmlns:w15="http://schemas.microsoft.com/office/word/2012/wordml" xmlns:w16se="http://schemas.microsoft.com/office/word/2015/wordml/symex" xmlns:wpg="http://schemas.microsoft.com/office/word/2010/wordprocessingGroup" xmlns:wpi="http://schemas.microsoft.com/office/word/2010/wordprocessingInk" xmlns:wne="http://schemas.microsoft.com/office/word/2006/wordml" xmlns:wps="http://schemas.microsoft.com/office/word/2010/wordprocessingShape" xmlns:a="http://schemas.openxmlformats.org/drawingml/2006/main" xmlns:pic="http://schemas.openxmlformats.org/drawingml/2006/picture" xmlns:a14="http://schemas.microsoft.com/office/drawing/2010/main" mc:Ignorable="w14 w15 w16se wp14">
+<w:hdr xmlns:wpc="http://schemas.microsoft.com/office/word/2010/wordprocessingCanvas" xmlns:cx="http://schemas.microsoft.com/office/drawing/2014/chartex" xmlns:cx1="http://schemas.microsoft.com/office/drawing/2015/9/8/chartex" xmlns:cx2="http://schemas.microsoft.com/office/drawing/2015/10/21/chartex" xmlns:cx3="http://schemas.microsoft.com/office/drawing/2016/5/9/chartex" xmlns:cx4="http://schemas.microsoft.com/office/drawing/2016/5/10/chartex" xmlns:cx5="http://schemas.microsoft.com/office/drawing/2016/5/11/chartex" xmlns:cx6="http://schemas.microsoft.com/office/drawing/2016/5/12/chartex" xmlns:cx7="http://schemas.microsoft.com/office/drawing/2016/5/13/chartex" xmlns:cx8="http://schemas.microsoft.com/office/drawing/2016/5/14/chartex" xmlns:mc="http://schemas.openxmlformats.org/markup-compatibility/2006" xmlns:aink="http://schemas.microsoft.com/office/drawing/2016/ink" xmlns:am3d="http://schemas.microsoft.com/office/drawing/2017/model3d" xmlns:o="urn:schemas-microsoft-com:office:office" xmlns:oel="http://schemas.microsoft.com/office/2019/extlst" xmlns:r="http://schemas.openxmlformats.org/officeDocument/2006/relationships" xmlns:m="http://schemas.openxmlformats.org/officeDocument/2006/math" xmlns:v="urn:schemas-microsoft-com:vml" xmlns:wp14="http://schemas.microsoft.com/office/word/2010/wordprocessingDrawing" xmlns:wp="http://schemas.openxmlformats.org/drawingml/2006/wordprocessingDrawing" xmlns:w10="urn:schemas-microsoft-com:office:word" xmlns:w="http://schemas.openxmlformats.org/wordprocessingml/2006/main" xmlns:w14="http://schemas.microsoft.com/office/word/2010/wordml" xmlns:w15="http://schemas.microsoft.com/office/word/2012/wordml" xmlns:w16cex="http://schemas.microsoft.com/office/word/2018/wordml/cex" xmlns:w16cid="http://schemas.microsoft.com/office/word/2016/wordml/cid" xmlns:w16="http://schemas.microsoft.com/office/word/2018/wordml" xmlns:w16du="http://schemas.microsoft.com/office/word/2023/wordml/word16du" xmlns:w16sdtdh="http://schemas.microsoft.com/office/word/2020/wordml/sdtdatahash" xmlns:w16sdtfl="http://schemas.microsoft.com/office/word/2024/wordml/sdtformatlock" xmlns:w16se="http://schemas.microsoft.com/office/word/2015/wordml/symex" xmlns:wpg="http://schemas.microsoft.com/office/word/2010/wordprocessingGroup" xmlns:wpi="http://schemas.microsoft.com/office/word/2010/wordprocessingInk" xmlns:wne="http://schemas.microsoft.com/office/word/2006/wordml" xmlns:wps="http://schemas.microsoft.com/office/word/2010/wordprocessingShape" mc:Ignorable="w14 w15 w16se w16cid w16 w16cex w16sdtdh w16sdtfl w16du wp14">
   <w:tbl>
     <w:tblPr>
       <w:tblStyle w:val="Tablaconcuadrcula"/>
@@ -2567,7 +2377,7 @@
         <w:p>
           <w:pPr>
             <w:rPr>
-              <w:rFonts w:ascii="Century Gothic" w:hAnsi="Century Gothic" w:eastAsiaTheme="minorEastAsia"/>
+              <w:rFonts w:ascii="Century Gothic" w:eastAsiaTheme="minorEastAsia" w:hAnsi="Century Gothic"/>
               <w:b/>
               <w:sz w:val="30"/>
               <w:szCs w:val="30"/>
@@ -2576,7 +2386,7 @@
           </w:pPr>
           <w:r>
             <w:rPr>
-              <w:rFonts w:ascii="Century Gothic" w:hAnsi="Century Gothic" w:eastAsiaTheme="minorEastAsia"/>
+              <w:rFonts w:ascii="Century Gothic" w:eastAsiaTheme="minorEastAsia" w:hAnsi="Century Gothic"/>
               <w:b/>
               <w:noProof/>
               <w:sz w:val="30"/>
@@ -2647,7 +2457,7 @@
         <w:p>
           <w:pPr>
             <w:rPr>
-              <w:rFonts w:ascii="Century Gothic" w:hAnsi="Century Gothic" w:eastAsiaTheme="minorEastAsia"/>
+              <w:rFonts w:ascii="Century Gothic" w:eastAsiaTheme="minorEastAsia" w:hAnsi="Century Gothic"/>
               <w:b/>
               <w:color w:val="1D2763"/>
               <w:sz w:val="24"/>
@@ -2657,7 +2467,7 @@
           </w:pPr>
           <w:r>
             <w:rPr>
-              <w:rFonts w:ascii="Century Gothic" w:hAnsi="Century Gothic" w:eastAsiaTheme="minorEastAsia"/>
+              <w:rFonts w:ascii="Century Gothic" w:eastAsiaTheme="minorEastAsia" w:hAnsi="Century Gothic"/>
               <w:b/>
               <w:color w:val="1D2763"/>
               <w:sz w:val="24"/>
@@ -2670,7 +2480,7 @@
         <w:p>
           <w:pPr>
             <w:rPr>
-              <w:rFonts w:ascii="Century Gothic" w:hAnsi="Century Gothic" w:eastAsia="Century Gothic" w:cs="Century Gothic"/>
+              <w:rFonts w:ascii="Century Gothic" w:eastAsia="Century Gothic" w:hAnsi="Century Gothic" w:cs="Century Gothic"/>
               <w:color w:val="1D2763"/>
               <w:sz w:val="24"/>
               <w:szCs w:val="24"/>
@@ -2678,7 +2488,7 @@
           </w:pPr>
           <w:r>
             <w:rPr>
-              <w:rFonts w:ascii="Century Gothic" w:hAnsi="Century Gothic" w:eastAsia="Century Gothic" w:cs="Century Gothic"/>
+              <w:rFonts w:ascii="Century Gothic" w:eastAsia="Century Gothic" w:hAnsi="Century Gothic" w:cs="Century Gothic"/>
               <w:color w:val="1D2763"/>
               <w:sz w:val="24"/>
               <w:szCs w:val="24"/>
@@ -2687,29 +2497,27 @@
           </w:r>
           <w:r>
             <w:rPr>
-              <w:rFonts w:ascii="Century Gothic" w:hAnsi="Century Gothic" w:eastAsia="Century Gothic" w:cs="Century Gothic"/>
+              <w:rFonts w:ascii="Century Gothic" w:eastAsia="Century Gothic" w:hAnsi="Century Gothic" w:cs="Century Gothic"/>
               <w:color w:val="1D2763"/>
               <w:sz w:val="24"/>
               <w:szCs w:val="24"/>
             </w:rPr>
             <w:t xml:space="preserve">en </w:t>
           </w:r>
-          <w:proofErr w:type="spellStart"/>
           <w:r>
             <w:rPr>
-              <w:rFonts w:ascii="Century Gothic" w:hAnsi="Century Gothic" w:eastAsia="Century Gothic" w:cs="Century Gothic"/>
+              <w:rFonts w:ascii="Century Gothic" w:eastAsia="Century Gothic" w:hAnsi="Century Gothic" w:cs="Century Gothic"/>
               <w:color w:val="1D2763"/>
               <w:sz w:val="24"/>
               <w:szCs w:val="24"/>
             </w:rPr>
             <w:t>Geomática</w:t>
           </w:r>
-          <w:proofErr w:type="spellEnd"/>
         </w:p>
         <w:p>
           <w:pPr>
             <w:rPr>
-              <w:rFonts w:ascii="Century Gothic" w:hAnsi="Century Gothic" w:eastAsiaTheme="minorEastAsia"/>
+              <w:rFonts w:ascii="Century Gothic" w:eastAsiaTheme="minorEastAsia" w:hAnsi="Century Gothic"/>
               <w:color w:val="1D2763"/>
               <w:sz w:val="24"/>
               <w:szCs w:val="24"/>
@@ -2718,7 +2526,7 @@
           </w:pPr>
           <w:r>
             <w:rPr>
-              <w:rFonts w:ascii="Century Gothic" w:hAnsi="Century Gothic" w:eastAsiaTheme="minorEastAsia"/>
+              <w:rFonts w:ascii="Century Gothic" w:eastAsiaTheme="minorEastAsia" w:hAnsi="Century Gothic"/>
               <w:color w:val="1D2763"/>
               <w:sz w:val="24"/>
               <w:szCs w:val="24"/>
@@ -2730,7 +2538,7 @@
         <w:p>
           <w:pPr>
             <w:rPr>
-              <w:rFonts w:ascii="Century Gothic" w:hAnsi="Century Gothic" w:eastAsiaTheme="minorEastAsia"/>
+              <w:rFonts w:ascii="Century Gothic" w:eastAsiaTheme="minorEastAsia" w:hAnsi="Century Gothic"/>
               <w:sz w:val="2"/>
               <w:szCs w:val="2"/>
               <w:lang w:val="es-ES_tradnl" w:eastAsia="es-ES"/>
@@ -2752,7 +2560,7 @@
           <w:pPr>
             <w:jc w:val="right"/>
             <w:rPr>
-              <w:rFonts w:ascii="Century Gothic" w:hAnsi="Century Gothic" w:eastAsiaTheme="minorEastAsia"/>
+              <w:rFonts w:ascii="Century Gothic" w:eastAsiaTheme="minorEastAsia" w:hAnsi="Century Gothic"/>
               <w:b/>
               <w:sz w:val="30"/>
               <w:szCs w:val="30"/>
@@ -2761,7 +2569,7 @@
           </w:pPr>
           <w:r>
             <w:rPr>
-              <w:rFonts w:ascii="Century Gothic" w:hAnsi="Century Gothic" w:eastAsiaTheme="minorEastAsia"/>
+              <w:rFonts w:ascii="Century Gothic" w:eastAsiaTheme="minorEastAsia" w:hAnsi="Century Gothic"/>
               <w:b/>
               <w:noProof/>
               <w:sz w:val="30"/>
@@ -2831,7 +2639,7 @@
 </file>
 
 <file path=word/numbering.xml><?xml version="1.0" encoding="utf-8"?>
-<w:numbering xmlns:wpc="http://schemas.microsoft.com/office/word/2010/wordprocessingCanvas" xmlns:cx="http://schemas.microsoft.com/office/drawing/2014/chartex" xmlns:mc="http://schemas.openxmlformats.org/markup-compatibility/2006" xmlns:o="urn:schemas-microsoft-com:office:office" xmlns:r="http://schemas.openxmlformats.org/officeDocument/2006/relationships" xmlns:m="http://schemas.openxmlformats.org/officeDocument/2006/math" xmlns:v="urn:schemas-microsoft-com:vml" xmlns:wp14="http://schemas.microsoft.com/office/word/2010/wordprocessingDrawing" xmlns:wp="http://schemas.openxmlformats.org/drawingml/2006/wordprocessingDrawing" xmlns:w10="urn:schemas-microsoft-com:office:word" xmlns:w="http://schemas.openxmlformats.org/wordprocessingml/2006/main" xmlns:w14="http://schemas.microsoft.com/office/word/2010/wordml" xmlns:w15="http://schemas.microsoft.com/office/word/2012/wordml" xmlns:w16se="http://schemas.microsoft.com/office/word/2015/wordml/symex" xmlns:wpg="http://schemas.microsoft.com/office/word/2010/wordprocessingGroup" xmlns:wpi="http://schemas.microsoft.com/office/word/2010/wordprocessingInk" xmlns:wne="http://schemas.microsoft.com/office/word/2006/wordml" xmlns:wps="http://schemas.microsoft.com/office/word/2010/wordprocessingShape" mc:Ignorable="w14 w15 w16se wp14">
+<w:numbering xmlns:wpc="http://schemas.microsoft.com/office/word/2010/wordprocessingCanvas" xmlns:cx="http://schemas.microsoft.com/office/drawing/2014/chartex" xmlns:cx1="http://schemas.microsoft.com/office/drawing/2015/9/8/chartex" xmlns:cx2="http://schemas.microsoft.com/office/drawing/2015/10/21/chartex" xmlns:cx3="http://schemas.microsoft.com/office/drawing/2016/5/9/chartex" xmlns:cx4="http://schemas.microsoft.com/office/drawing/2016/5/10/chartex" xmlns:cx5="http://schemas.microsoft.com/office/drawing/2016/5/11/chartex" xmlns:cx6="http://schemas.microsoft.com/office/drawing/2016/5/12/chartex" xmlns:cx7="http://schemas.microsoft.com/office/drawing/2016/5/13/chartex" xmlns:cx8="http://schemas.microsoft.com/office/drawing/2016/5/14/chartex" xmlns:mc="http://schemas.openxmlformats.org/markup-compatibility/2006" xmlns:aink="http://schemas.microsoft.com/office/drawing/2016/ink" xmlns:am3d="http://schemas.microsoft.com/office/drawing/2017/model3d" xmlns:o="urn:schemas-microsoft-com:office:office" xmlns:oel="http://schemas.microsoft.com/office/2019/extlst" xmlns:r="http://schemas.openxmlformats.org/officeDocument/2006/relationships" xmlns:m="http://schemas.openxmlformats.org/officeDocument/2006/math" xmlns:v="urn:schemas-microsoft-com:vml" xmlns:wp14="http://schemas.microsoft.com/office/word/2010/wordprocessingDrawing" xmlns:wp="http://schemas.openxmlformats.org/drawingml/2006/wordprocessingDrawing" xmlns:w10="urn:schemas-microsoft-com:office:word" xmlns:w="http://schemas.openxmlformats.org/wordprocessingml/2006/main" xmlns:w14="http://schemas.microsoft.com/office/word/2010/wordml" xmlns:w15="http://schemas.microsoft.com/office/word/2012/wordml" xmlns:w16cex="http://schemas.microsoft.com/office/word/2018/wordml/cex" xmlns:w16cid="http://schemas.microsoft.com/office/word/2016/wordml/cid" xmlns:w16="http://schemas.microsoft.com/office/word/2018/wordml" xmlns:w16du="http://schemas.microsoft.com/office/word/2023/wordml/word16du" xmlns:w16sdtdh="http://schemas.microsoft.com/office/word/2020/wordml/sdtdatahash" xmlns:w16sdtfl="http://schemas.microsoft.com/office/word/2024/wordml/sdtformatlock" xmlns:w16se="http://schemas.microsoft.com/office/word/2015/wordml/symex" xmlns:wpg="http://schemas.microsoft.com/office/word/2010/wordprocessingGroup" xmlns:wpi="http://schemas.microsoft.com/office/word/2010/wordprocessingInk" xmlns:wne="http://schemas.microsoft.com/office/word/2006/wordml" xmlns:wps="http://schemas.microsoft.com/office/word/2010/wordprocessingShape" mc:Ignorable="w14 w15 w16se w16cid w16 w16cex w16sdtdh w16sdtfl w16du wp14">
   <w:abstractNum w:abstractNumId="0" w15:restartNumberingAfterBreak="0">
     <w:nsid w:val="049156A1"/>
     <w:multiLevelType w:val="hybridMultilevel"/>
@@ -2845,7 +2653,7 @@
         <w:ind w:left="720" w:hanging="360"/>
       </w:pPr>
       <w:rPr>
-        <w:rFonts w:hint="default" w:ascii="Calibri" w:hAnsi="Calibri"/>
+        <w:rFonts w:ascii="Calibri" w:hAnsi="Calibri" w:hint="default"/>
       </w:rPr>
     </w:lvl>
     <w:lvl w:ilvl="1" w:tplc="664283CA">
@@ -2857,7 +2665,7 @@
         <w:ind w:left="1440" w:hanging="360"/>
       </w:pPr>
       <w:rPr>
-        <w:rFonts w:hint="default" w:ascii="Courier New" w:hAnsi="Courier New"/>
+        <w:rFonts w:ascii="Courier New" w:hAnsi="Courier New" w:hint="default"/>
       </w:rPr>
     </w:lvl>
     <w:lvl w:ilvl="2" w:tplc="64FEBACE">
@@ -2869,7 +2677,7 @@
         <w:ind w:left="2160" w:hanging="360"/>
       </w:pPr>
       <w:rPr>
-        <w:rFonts w:hint="default" w:ascii="Wingdings" w:hAnsi="Wingdings"/>
+        <w:rFonts w:ascii="Wingdings" w:hAnsi="Wingdings" w:hint="default"/>
       </w:rPr>
     </w:lvl>
     <w:lvl w:ilvl="3" w:tplc="EBBADAFE">
@@ -2881,7 +2689,7 @@
         <w:ind w:left="2880" w:hanging="360"/>
       </w:pPr>
       <w:rPr>
-        <w:rFonts w:hint="default" w:ascii="Symbol" w:hAnsi="Symbol"/>
+        <w:rFonts w:ascii="Symbol" w:hAnsi="Symbol" w:hint="default"/>
       </w:rPr>
     </w:lvl>
     <w:lvl w:ilvl="4" w:tplc="BF20C764">
@@ -2893,7 +2701,7 @@
         <w:ind w:left="3600" w:hanging="360"/>
       </w:pPr>
       <w:rPr>
-        <w:rFonts w:hint="default" w:ascii="Courier New" w:hAnsi="Courier New"/>
+        <w:rFonts w:ascii="Courier New" w:hAnsi="Courier New" w:hint="default"/>
       </w:rPr>
     </w:lvl>
     <w:lvl w:ilvl="5" w:tplc="DF9E714A">
@@ -2905,7 +2713,7 @@
         <w:ind w:left="4320" w:hanging="360"/>
       </w:pPr>
       <w:rPr>
-        <w:rFonts w:hint="default" w:ascii="Wingdings" w:hAnsi="Wingdings"/>
+        <w:rFonts w:ascii="Wingdings" w:hAnsi="Wingdings" w:hint="default"/>
       </w:rPr>
     </w:lvl>
     <w:lvl w:ilvl="6" w:tplc="97DC3BFE">
@@ -2917,7 +2725,7 @@
         <w:ind w:left="5040" w:hanging="360"/>
       </w:pPr>
       <w:rPr>
-        <w:rFonts w:hint="default" w:ascii="Symbol" w:hAnsi="Symbol"/>
+        <w:rFonts w:ascii="Symbol" w:hAnsi="Symbol" w:hint="default"/>
       </w:rPr>
     </w:lvl>
     <w:lvl w:ilvl="7" w:tplc="F54C19C8">
@@ -2929,7 +2737,7 @@
         <w:ind w:left="5760" w:hanging="360"/>
       </w:pPr>
       <w:rPr>
-        <w:rFonts w:hint="default" w:ascii="Courier New" w:hAnsi="Courier New"/>
+        <w:rFonts w:ascii="Courier New" w:hAnsi="Courier New" w:hint="default"/>
       </w:rPr>
     </w:lvl>
     <w:lvl w:ilvl="8" w:tplc="767018FA">
@@ -2941,7 +2749,7 @@
         <w:ind w:left="6480" w:hanging="360"/>
       </w:pPr>
       <w:rPr>
-        <w:rFonts w:hint="default" w:ascii="Wingdings" w:hAnsi="Wingdings"/>
+        <w:rFonts w:ascii="Wingdings" w:hAnsi="Wingdings" w:hint="default"/>
       </w:rPr>
     </w:lvl>
   </w:abstractNum>
@@ -3160,7 +2968,7 @@
         <w:ind w:left="720" w:hanging="360"/>
       </w:pPr>
       <w:rPr>
-        <w:rFonts w:hint="default" w:ascii="Courier New" w:hAnsi="Courier New" w:cs="Courier New"/>
+        <w:rFonts w:ascii="Courier New" w:hAnsi="Courier New" w:cs="Courier New" w:hint="default"/>
       </w:rPr>
     </w:lvl>
     <w:lvl w:ilvl="1" w:tplc="340A0003">
@@ -3172,7 +2980,7 @@
         <w:ind w:left="1440" w:hanging="360"/>
       </w:pPr>
       <w:rPr>
-        <w:rFonts w:hint="default" w:ascii="Courier New" w:hAnsi="Courier New" w:cs="Courier New"/>
+        <w:rFonts w:ascii="Courier New" w:hAnsi="Courier New" w:cs="Courier New" w:hint="default"/>
       </w:rPr>
     </w:lvl>
     <w:lvl w:ilvl="2" w:tplc="340A0005" w:tentative="1">
@@ -3184,7 +2992,7 @@
         <w:ind w:left="2160" w:hanging="360"/>
       </w:pPr>
       <w:rPr>
-        <w:rFonts w:hint="default" w:ascii="Wingdings" w:hAnsi="Wingdings"/>
+        <w:rFonts w:ascii="Wingdings" w:hAnsi="Wingdings" w:hint="default"/>
       </w:rPr>
     </w:lvl>
     <w:lvl w:ilvl="3" w:tplc="340A0001" w:tentative="1">
@@ -3196,7 +3004,7 @@
         <w:ind w:left="2880" w:hanging="360"/>
       </w:pPr>
       <w:rPr>
-        <w:rFonts w:hint="default" w:ascii="Symbol" w:hAnsi="Symbol"/>
+        <w:rFonts w:ascii="Symbol" w:hAnsi="Symbol" w:hint="default"/>
       </w:rPr>
     </w:lvl>
     <w:lvl w:ilvl="4" w:tplc="340A0003" w:tentative="1">
@@ -3208,7 +3016,7 @@
         <w:ind w:left="3600" w:hanging="360"/>
       </w:pPr>
       <w:rPr>
-        <w:rFonts w:hint="default" w:ascii="Courier New" w:hAnsi="Courier New" w:cs="Courier New"/>
+        <w:rFonts w:ascii="Courier New" w:hAnsi="Courier New" w:cs="Courier New" w:hint="default"/>
       </w:rPr>
     </w:lvl>
     <w:lvl w:ilvl="5" w:tplc="340A0005" w:tentative="1">
@@ -3220,7 +3028,7 @@
         <w:ind w:left="4320" w:hanging="360"/>
       </w:pPr>
       <w:rPr>
-        <w:rFonts w:hint="default" w:ascii="Wingdings" w:hAnsi="Wingdings"/>
+        <w:rFonts w:ascii="Wingdings" w:hAnsi="Wingdings" w:hint="default"/>
       </w:rPr>
     </w:lvl>
     <w:lvl w:ilvl="6" w:tplc="340A0001" w:tentative="1">
@@ -3232,7 +3040,7 @@
         <w:ind w:left="5040" w:hanging="360"/>
       </w:pPr>
       <w:rPr>
-        <w:rFonts w:hint="default" w:ascii="Symbol" w:hAnsi="Symbol"/>
+        <w:rFonts w:ascii="Symbol" w:hAnsi="Symbol" w:hint="default"/>
       </w:rPr>
     </w:lvl>
     <w:lvl w:ilvl="7" w:tplc="340A0003" w:tentative="1">
@@ -3244,7 +3052,7 @@
         <w:ind w:left="5760" w:hanging="360"/>
       </w:pPr>
       <w:rPr>
-        <w:rFonts w:hint="default" w:ascii="Courier New" w:hAnsi="Courier New" w:cs="Courier New"/>
+        <w:rFonts w:ascii="Courier New" w:hAnsi="Courier New" w:cs="Courier New" w:hint="default"/>
       </w:rPr>
     </w:lvl>
     <w:lvl w:ilvl="8" w:tplc="340A0005" w:tentative="1">
@@ -3256,7 +3064,7 @@
         <w:ind w:left="6480" w:hanging="360"/>
       </w:pPr>
       <w:rPr>
-        <w:rFonts w:hint="default" w:ascii="Wingdings" w:hAnsi="Wingdings"/>
+        <w:rFonts w:ascii="Wingdings" w:hAnsi="Wingdings" w:hint="default"/>
       </w:rPr>
     </w:lvl>
   </w:abstractNum>
@@ -3273,7 +3081,7 @@
         <w:ind w:left="1080" w:hanging="360"/>
       </w:pPr>
       <w:rPr>
-        <w:rFonts w:hint="default" w:ascii="Symbol" w:hAnsi="Symbol"/>
+        <w:rFonts w:ascii="Symbol" w:hAnsi="Symbol" w:hint="default"/>
       </w:rPr>
     </w:lvl>
     <w:lvl w:ilvl="1" w:tplc="340A0019" w:tentative="1">
@@ -3362,7 +3170,7 @@
         <w:ind w:left="720" w:hanging="360"/>
       </w:pPr>
       <w:rPr>
-        <w:rFonts w:hint="default" w:ascii="Calibri" w:hAnsi="Calibri"/>
+        <w:rFonts w:ascii="Calibri" w:hAnsi="Calibri" w:hint="default"/>
       </w:rPr>
     </w:lvl>
     <w:lvl w:ilvl="1" w:tplc="3A16C246">
@@ -3374,7 +3182,7 @@
         <w:ind w:left="1440" w:hanging="360"/>
       </w:pPr>
       <w:rPr>
-        <w:rFonts w:hint="default" w:ascii="Courier New" w:hAnsi="Courier New"/>
+        <w:rFonts w:ascii="Courier New" w:hAnsi="Courier New" w:hint="default"/>
       </w:rPr>
     </w:lvl>
     <w:lvl w:ilvl="2" w:tplc="8D0223E8">
@@ -3386,7 +3194,7 @@
         <w:ind w:left="2160" w:hanging="360"/>
       </w:pPr>
       <w:rPr>
-        <w:rFonts w:hint="default" w:ascii="Wingdings" w:hAnsi="Wingdings"/>
+        <w:rFonts w:ascii="Wingdings" w:hAnsi="Wingdings" w:hint="default"/>
       </w:rPr>
     </w:lvl>
     <w:lvl w:ilvl="3" w:tplc="EB828ABC">
@@ -3398,7 +3206,7 @@
         <w:ind w:left="2880" w:hanging="360"/>
       </w:pPr>
       <w:rPr>
-        <w:rFonts w:hint="default" w:ascii="Symbol" w:hAnsi="Symbol"/>
+        <w:rFonts w:ascii="Symbol" w:hAnsi="Symbol" w:hint="default"/>
       </w:rPr>
     </w:lvl>
     <w:lvl w:ilvl="4" w:tplc="D72C6452">
@@ -3410,7 +3218,7 @@
         <w:ind w:left="3600" w:hanging="360"/>
       </w:pPr>
       <w:rPr>
-        <w:rFonts w:hint="default" w:ascii="Courier New" w:hAnsi="Courier New"/>
+        <w:rFonts w:ascii="Courier New" w:hAnsi="Courier New" w:hint="default"/>
       </w:rPr>
     </w:lvl>
     <w:lvl w:ilvl="5" w:tplc="2DAA3848">
@@ -3422,7 +3230,7 @@
         <w:ind w:left="4320" w:hanging="360"/>
       </w:pPr>
       <w:rPr>
-        <w:rFonts w:hint="default" w:ascii="Wingdings" w:hAnsi="Wingdings"/>
+        <w:rFonts w:ascii="Wingdings" w:hAnsi="Wingdings" w:hint="default"/>
       </w:rPr>
     </w:lvl>
     <w:lvl w:ilvl="6" w:tplc="AF3C392E">
@@ -3434,7 +3242,7 @@
         <w:ind w:left="5040" w:hanging="360"/>
       </w:pPr>
       <w:rPr>
-        <w:rFonts w:hint="default" w:ascii="Symbol" w:hAnsi="Symbol"/>
+        <w:rFonts w:ascii="Symbol" w:hAnsi="Symbol" w:hint="default"/>
       </w:rPr>
     </w:lvl>
     <w:lvl w:ilvl="7" w:tplc="E5C2F6FA">
@@ -3446,7 +3254,7 @@
         <w:ind w:left="5760" w:hanging="360"/>
       </w:pPr>
       <w:rPr>
-        <w:rFonts w:hint="default" w:ascii="Courier New" w:hAnsi="Courier New"/>
+        <w:rFonts w:ascii="Courier New" w:hAnsi="Courier New" w:hint="default"/>
       </w:rPr>
     </w:lvl>
     <w:lvl w:ilvl="8" w:tplc="556A4EE8">
@@ -3458,7 +3266,7 @@
         <w:ind w:left="6480" w:hanging="360"/>
       </w:pPr>
       <w:rPr>
-        <w:rFonts w:hint="default" w:ascii="Wingdings" w:hAnsi="Wingdings"/>
+        <w:rFonts w:ascii="Wingdings" w:hAnsi="Wingdings" w:hint="default"/>
       </w:rPr>
     </w:lvl>
   </w:abstractNum>
@@ -3478,7 +3286,7 @@
         <w:ind w:left="720" w:hanging="360"/>
       </w:pPr>
       <w:rPr>
-        <w:rFonts w:hint="default" w:ascii="Symbol" w:hAnsi="Symbol"/>
+        <w:rFonts w:ascii="Symbol" w:hAnsi="Symbol" w:hint="default"/>
         <w:sz w:val="20"/>
       </w:rPr>
     </w:lvl>
@@ -3494,7 +3302,7 @@
         <w:ind w:left="1440" w:hanging="360"/>
       </w:pPr>
       <w:rPr>
-        <w:rFonts w:hint="default" w:ascii="Courier New" w:hAnsi="Courier New"/>
+        <w:rFonts w:ascii="Courier New" w:hAnsi="Courier New" w:hint="default"/>
         <w:sz w:val="20"/>
       </w:rPr>
     </w:lvl>
@@ -3510,7 +3318,7 @@
         <w:ind w:left="2160" w:hanging="360"/>
       </w:pPr>
       <w:rPr>
-        <w:rFonts w:hint="default" w:ascii="Wingdings" w:hAnsi="Wingdings"/>
+        <w:rFonts w:ascii="Wingdings" w:hAnsi="Wingdings" w:hint="default"/>
         <w:sz w:val="20"/>
       </w:rPr>
     </w:lvl>
@@ -3526,7 +3334,7 @@
         <w:ind w:left="2880" w:hanging="360"/>
       </w:pPr>
       <w:rPr>
-        <w:rFonts w:hint="default" w:ascii="Wingdings" w:hAnsi="Wingdings"/>
+        <w:rFonts w:ascii="Wingdings" w:hAnsi="Wingdings" w:hint="default"/>
         <w:sz w:val="20"/>
       </w:rPr>
     </w:lvl>
@@ -3542,7 +3350,7 @@
         <w:ind w:left="3600" w:hanging="360"/>
       </w:pPr>
       <w:rPr>
-        <w:rFonts w:hint="default" w:ascii="Wingdings" w:hAnsi="Wingdings"/>
+        <w:rFonts w:ascii="Wingdings" w:hAnsi="Wingdings" w:hint="default"/>
         <w:sz w:val="20"/>
       </w:rPr>
     </w:lvl>
@@ -3558,7 +3366,7 @@
         <w:ind w:left="4320" w:hanging="360"/>
       </w:pPr>
       <w:rPr>
-        <w:rFonts w:hint="default" w:ascii="Wingdings" w:hAnsi="Wingdings"/>
+        <w:rFonts w:ascii="Wingdings" w:hAnsi="Wingdings" w:hint="default"/>
         <w:sz w:val="20"/>
       </w:rPr>
     </w:lvl>
@@ -3574,7 +3382,7 @@
         <w:ind w:left="5040" w:hanging="360"/>
       </w:pPr>
       <w:rPr>
-        <w:rFonts w:hint="default" w:ascii="Wingdings" w:hAnsi="Wingdings"/>
+        <w:rFonts w:ascii="Wingdings" w:hAnsi="Wingdings" w:hint="default"/>
         <w:sz w:val="20"/>
       </w:rPr>
     </w:lvl>
@@ -3590,7 +3398,7 @@
         <w:ind w:left="5760" w:hanging="360"/>
       </w:pPr>
       <w:rPr>
-        <w:rFonts w:hint="default" w:ascii="Wingdings" w:hAnsi="Wingdings"/>
+        <w:rFonts w:ascii="Wingdings" w:hAnsi="Wingdings" w:hint="default"/>
         <w:sz w:val="20"/>
       </w:rPr>
     </w:lvl>
@@ -3606,7 +3414,7 @@
         <w:ind w:left="6480" w:hanging="360"/>
       </w:pPr>
       <w:rPr>
-        <w:rFonts w:hint="default" w:ascii="Wingdings" w:hAnsi="Wingdings"/>
+        <w:rFonts w:ascii="Wingdings" w:hAnsi="Wingdings" w:hint="default"/>
         <w:sz w:val="20"/>
       </w:rPr>
     </w:lvl>
@@ -3627,7 +3435,7 @@
         <w:ind w:left="720" w:hanging="360"/>
       </w:pPr>
       <w:rPr>
-        <w:rFonts w:hint="default" w:ascii="Symbol" w:hAnsi="Symbol"/>
+        <w:rFonts w:ascii="Symbol" w:hAnsi="Symbol" w:hint="default"/>
         <w:sz w:val="20"/>
       </w:rPr>
     </w:lvl>
@@ -3643,7 +3451,7 @@
         <w:ind w:left="1440" w:hanging="360"/>
       </w:pPr>
       <w:rPr>
-        <w:rFonts w:hint="default" w:ascii="Courier New" w:hAnsi="Courier New"/>
+        <w:rFonts w:ascii="Courier New" w:hAnsi="Courier New" w:hint="default"/>
         <w:sz w:val="20"/>
       </w:rPr>
     </w:lvl>
@@ -3659,7 +3467,7 @@
         <w:ind w:left="2160" w:hanging="360"/>
       </w:pPr>
       <w:rPr>
-        <w:rFonts w:hint="default" w:ascii="Wingdings" w:hAnsi="Wingdings"/>
+        <w:rFonts w:ascii="Wingdings" w:hAnsi="Wingdings" w:hint="default"/>
         <w:sz w:val="20"/>
       </w:rPr>
     </w:lvl>
@@ -3675,7 +3483,7 @@
         <w:ind w:left="2880" w:hanging="360"/>
       </w:pPr>
       <w:rPr>
-        <w:rFonts w:hint="default" w:ascii="Wingdings" w:hAnsi="Wingdings"/>
+        <w:rFonts w:ascii="Wingdings" w:hAnsi="Wingdings" w:hint="default"/>
         <w:sz w:val="20"/>
       </w:rPr>
     </w:lvl>
@@ -3691,7 +3499,7 @@
         <w:ind w:left="3600" w:hanging="360"/>
       </w:pPr>
       <w:rPr>
-        <w:rFonts w:hint="default" w:ascii="Wingdings" w:hAnsi="Wingdings"/>
+        <w:rFonts w:ascii="Wingdings" w:hAnsi="Wingdings" w:hint="default"/>
         <w:sz w:val="20"/>
       </w:rPr>
     </w:lvl>
@@ -3707,7 +3515,7 @@
         <w:ind w:left="4320" w:hanging="360"/>
       </w:pPr>
       <w:rPr>
-        <w:rFonts w:hint="default" w:ascii="Wingdings" w:hAnsi="Wingdings"/>
+        <w:rFonts w:ascii="Wingdings" w:hAnsi="Wingdings" w:hint="default"/>
         <w:sz w:val="20"/>
       </w:rPr>
     </w:lvl>
@@ -3723,7 +3531,7 @@
         <w:ind w:left="5040" w:hanging="360"/>
       </w:pPr>
       <w:rPr>
-        <w:rFonts w:hint="default" w:ascii="Wingdings" w:hAnsi="Wingdings"/>
+        <w:rFonts w:ascii="Wingdings" w:hAnsi="Wingdings" w:hint="default"/>
         <w:sz w:val="20"/>
       </w:rPr>
     </w:lvl>
@@ -3739,7 +3547,7 @@
         <w:ind w:left="5760" w:hanging="360"/>
       </w:pPr>
       <w:rPr>
-        <w:rFonts w:hint="default" w:ascii="Wingdings" w:hAnsi="Wingdings"/>
+        <w:rFonts w:ascii="Wingdings" w:hAnsi="Wingdings" w:hint="default"/>
         <w:sz w:val="20"/>
       </w:rPr>
     </w:lvl>
@@ -3755,7 +3563,7 @@
         <w:ind w:left="6480" w:hanging="360"/>
       </w:pPr>
       <w:rPr>
-        <w:rFonts w:hint="default" w:ascii="Wingdings" w:hAnsi="Wingdings"/>
+        <w:rFonts w:ascii="Wingdings" w:hAnsi="Wingdings" w:hint="default"/>
         <w:sz w:val="20"/>
       </w:rPr>
     </w:lvl>
@@ -3772,7 +3580,7 @@
         <w:ind w:left="795" w:hanging="360"/>
       </w:pPr>
       <w:rPr>
-        <w:rFonts w:hint="default" w:ascii="Calibri" w:hAnsi="Calibri" w:cs="Calibri" w:eastAsiaTheme="majorEastAsia"/>
+        <w:rFonts w:ascii="Calibri" w:eastAsiaTheme="majorEastAsia" w:hAnsi="Calibri" w:cs="Calibri" w:hint="default"/>
       </w:rPr>
     </w:lvl>
     <w:lvl w:ilvl="1" w:tplc="340A0003" w:tentative="1">
@@ -3784,7 +3592,7 @@
         <w:ind w:left="1515" w:hanging="360"/>
       </w:pPr>
       <w:rPr>
-        <w:rFonts w:hint="default" w:ascii="Courier New" w:hAnsi="Courier New" w:cs="Courier New"/>
+        <w:rFonts w:ascii="Courier New" w:hAnsi="Courier New" w:cs="Courier New" w:hint="default"/>
       </w:rPr>
     </w:lvl>
     <w:lvl w:ilvl="2" w:tplc="340A0005" w:tentative="1">
@@ -3796,7 +3604,7 @@
         <w:ind w:left="2235" w:hanging="360"/>
       </w:pPr>
       <w:rPr>
-        <w:rFonts w:hint="default" w:ascii="Wingdings" w:hAnsi="Wingdings"/>
+        <w:rFonts w:ascii="Wingdings" w:hAnsi="Wingdings" w:hint="default"/>
       </w:rPr>
     </w:lvl>
     <w:lvl w:ilvl="3" w:tplc="340A0001" w:tentative="1">
@@ -3808,7 +3616,7 @@
         <w:ind w:left="2955" w:hanging="360"/>
       </w:pPr>
       <w:rPr>
-        <w:rFonts w:hint="default" w:ascii="Symbol" w:hAnsi="Symbol"/>
+        <w:rFonts w:ascii="Symbol" w:hAnsi="Symbol" w:hint="default"/>
       </w:rPr>
     </w:lvl>
     <w:lvl w:ilvl="4" w:tplc="340A0003" w:tentative="1">
@@ -3820,7 +3628,7 @@
         <w:ind w:left="3675" w:hanging="360"/>
       </w:pPr>
       <w:rPr>
-        <w:rFonts w:hint="default" w:ascii="Courier New" w:hAnsi="Courier New" w:cs="Courier New"/>
+        <w:rFonts w:ascii="Courier New" w:hAnsi="Courier New" w:cs="Courier New" w:hint="default"/>
       </w:rPr>
     </w:lvl>
     <w:lvl w:ilvl="5" w:tplc="340A0005" w:tentative="1">
@@ -3832,7 +3640,7 @@
         <w:ind w:left="4395" w:hanging="360"/>
       </w:pPr>
       <w:rPr>
-        <w:rFonts w:hint="default" w:ascii="Wingdings" w:hAnsi="Wingdings"/>
+        <w:rFonts w:ascii="Wingdings" w:hAnsi="Wingdings" w:hint="default"/>
       </w:rPr>
     </w:lvl>
     <w:lvl w:ilvl="6" w:tplc="340A0001" w:tentative="1">
@@ -3844,7 +3652,7 @@
         <w:ind w:left="5115" w:hanging="360"/>
       </w:pPr>
       <w:rPr>
-        <w:rFonts w:hint="default" w:ascii="Symbol" w:hAnsi="Symbol"/>
+        <w:rFonts w:ascii="Symbol" w:hAnsi="Symbol" w:hint="default"/>
       </w:rPr>
     </w:lvl>
     <w:lvl w:ilvl="7" w:tplc="340A0003" w:tentative="1">
@@ -3856,7 +3664,7 @@
         <w:ind w:left="5835" w:hanging="360"/>
       </w:pPr>
       <w:rPr>
-        <w:rFonts w:hint="default" w:ascii="Courier New" w:hAnsi="Courier New" w:cs="Courier New"/>
+        <w:rFonts w:ascii="Courier New" w:hAnsi="Courier New" w:cs="Courier New" w:hint="default"/>
       </w:rPr>
     </w:lvl>
     <w:lvl w:ilvl="8" w:tplc="340A0005" w:tentative="1">
@@ -3868,7 +3676,7 @@
         <w:ind w:left="6555" w:hanging="360"/>
       </w:pPr>
       <w:rPr>
-        <w:rFonts w:hint="default" w:ascii="Wingdings" w:hAnsi="Wingdings"/>
+        <w:rFonts w:ascii="Wingdings" w:hAnsi="Wingdings" w:hint="default"/>
       </w:rPr>
     </w:lvl>
   </w:abstractNum>
@@ -4066,7 +3874,7 @@
         <w:ind w:left="720" w:hanging="360"/>
       </w:pPr>
       <w:rPr>
-        <w:rFonts w:hint="default" w:ascii="Calibri" w:hAnsi="Calibri"/>
+        <w:rFonts w:ascii="Calibri" w:hAnsi="Calibri" w:hint="default"/>
       </w:rPr>
     </w:lvl>
     <w:lvl w:ilvl="1" w:tplc="7BA8418C">
@@ -4078,7 +3886,7 @@
         <w:ind w:left="1440" w:hanging="360"/>
       </w:pPr>
       <w:rPr>
-        <w:rFonts w:hint="default" w:ascii="Courier New" w:hAnsi="Courier New"/>
+        <w:rFonts w:ascii="Courier New" w:hAnsi="Courier New" w:hint="default"/>
       </w:rPr>
     </w:lvl>
     <w:lvl w:ilvl="2" w:tplc="28FA6E70">
@@ -4090,7 +3898,7 @@
         <w:ind w:left="2160" w:hanging="360"/>
       </w:pPr>
       <w:rPr>
-        <w:rFonts w:hint="default" w:ascii="Wingdings" w:hAnsi="Wingdings"/>
+        <w:rFonts w:ascii="Wingdings" w:hAnsi="Wingdings" w:hint="default"/>
       </w:rPr>
     </w:lvl>
     <w:lvl w:ilvl="3" w:tplc="5C3E139A">
@@ -4102,7 +3910,7 @@
         <w:ind w:left="2880" w:hanging="360"/>
       </w:pPr>
       <w:rPr>
-        <w:rFonts w:hint="default" w:ascii="Symbol" w:hAnsi="Symbol"/>
+        <w:rFonts w:ascii="Symbol" w:hAnsi="Symbol" w:hint="default"/>
       </w:rPr>
     </w:lvl>
     <w:lvl w:ilvl="4" w:tplc="69207BEE">
@@ -4114,7 +3922,7 @@
         <w:ind w:left="3600" w:hanging="360"/>
       </w:pPr>
       <w:rPr>
-        <w:rFonts w:hint="default" w:ascii="Courier New" w:hAnsi="Courier New"/>
+        <w:rFonts w:ascii="Courier New" w:hAnsi="Courier New" w:hint="default"/>
       </w:rPr>
     </w:lvl>
     <w:lvl w:ilvl="5" w:tplc="D2D23D0A">
@@ -4126,7 +3934,7 @@
         <w:ind w:left="4320" w:hanging="360"/>
       </w:pPr>
       <w:rPr>
-        <w:rFonts w:hint="default" w:ascii="Wingdings" w:hAnsi="Wingdings"/>
+        <w:rFonts w:ascii="Wingdings" w:hAnsi="Wingdings" w:hint="default"/>
       </w:rPr>
     </w:lvl>
     <w:lvl w:ilvl="6" w:tplc="331C20AC">
@@ -4138,7 +3946,7 @@
         <w:ind w:left="5040" w:hanging="360"/>
       </w:pPr>
       <w:rPr>
-        <w:rFonts w:hint="default" w:ascii="Symbol" w:hAnsi="Symbol"/>
+        <w:rFonts w:ascii="Symbol" w:hAnsi="Symbol" w:hint="default"/>
       </w:rPr>
     </w:lvl>
     <w:lvl w:ilvl="7" w:tplc="CCB25040">
@@ -4150,7 +3958,7 @@
         <w:ind w:left="5760" w:hanging="360"/>
       </w:pPr>
       <w:rPr>
-        <w:rFonts w:hint="default" w:ascii="Courier New" w:hAnsi="Courier New"/>
+        <w:rFonts w:ascii="Courier New" w:hAnsi="Courier New" w:hint="default"/>
       </w:rPr>
     </w:lvl>
     <w:lvl w:ilvl="8" w:tplc="1504BBB0">
@@ -4162,7 +3970,7 @@
         <w:ind w:left="6480" w:hanging="360"/>
       </w:pPr>
       <w:rPr>
-        <w:rFonts w:hint="default" w:ascii="Wingdings" w:hAnsi="Wingdings"/>
+        <w:rFonts w:ascii="Wingdings" w:hAnsi="Wingdings" w:hint="default"/>
       </w:rPr>
     </w:lvl>
   </w:abstractNum>
@@ -4280,7 +4088,7 @@
         <w:ind w:left="1440" w:hanging="360"/>
       </w:pPr>
       <w:rPr>
-        <w:rFonts w:hint="default" w:ascii="Courier New" w:hAnsi="Courier New" w:cs="Courier New"/>
+        <w:rFonts w:ascii="Courier New" w:hAnsi="Courier New" w:cs="Courier New" w:hint="default"/>
       </w:rPr>
     </w:lvl>
     <w:lvl w:ilvl="2" w:tplc="0C0A0005">
@@ -4292,7 +4100,7 @@
         <w:ind w:left="2160" w:hanging="360"/>
       </w:pPr>
       <w:rPr>
-        <w:rFonts w:hint="default" w:ascii="Wingdings" w:hAnsi="Wingdings"/>
+        <w:rFonts w:ascii="Wingdings" w:hAnsi="Wingdings" w:hint="default"/>
       </w:rPr>
     </w:lvl>
     <w:lvl w:ilvl="3" w:tplc="0C0A0001">
@@ -4304,7 +4112,7 @@
         <w:ind w:left="2880" w:hanging="360"/>
       </w:pPr>
       <w:rPr>
-        <w:rFonts w:hint="default" w:ascii="Symbol" w:hAnsi="Symbol"/>
+        <w:rFonts w:ascii="Symbol" w:hAnsi="Symbol" w:hint="default"/>
       </w:rPr>
     </w:lvl>
     <w:lvl w:ilvl="4" w:tplc="0C0A0003" w:tentative="1">
@@ -4316,7 +4124,7 @@
         <w:ind w:left="3600" w:hanging="360"/>
       </w:pPr>
       <w:rPr>
-        <w:rFonts w:hint="default" w:ascii="Courier New" w:hAnsi="Courier New" w:cs="Courier New"/>
+        <w:rFonts w:ascii="Courier New" w:hAnsi="Courier New" w:cs="Courier New" w:hint="default"/>
       </w:rPr>
     </w:lvl>
     <w:lvl w:ilvl="5" w:tplc="0C0A0005" w:tentative="1">
@@ -4328,7 +4136,7 @@
         <w:ind w:left="4320" w:hanging="360"/>
       </w:pPr>
       <w:rPr>
-        <w:rFonts w:hint="default" w:ascii="Wingdings" w:hAnsi="Wingdings"/>
+        <w:rFonts w:ascii="Wingdings" w:hAnsi="Wingdings" w:hint="default"/>
       </w:rPr>
     </w:lvl>
     <w:lvl w:ilvl="6" w:tplc="0C0A0001" w:tentative="1">
@@ -4340,7 +4148,7 @@
         <w:ind w:left="5040" w:hanging="360"/>
       </w:pPr>
       <w:rPr>
-        <w:rFonts w:hint="default" w:ascii="Symbol" w:hAnsi="Symbol"/>
+        <w:rFonts w:ascii="Symbol" w:hAnsi="Symbol" w:hint="default"/>
       </w:rPr>
     </w:lvl>
     <w:lvl w:ilvl="7" w:tplc="0C0A0003" w:tentative="1">
@@ -4352,7 +4160,7 @@
         <w:ind w:left="5760" w:hanging="360"/>
       </w:pPr>
       <w:rPr>
-        <w:rFonts w:hint="default" w:ascii="Courier New" w:hAnsi="Courier New" w:cs="Courier New"/>
+        <w:rFonts w:ascii="Courier New" w:hAnsi="Courier New" w:cs="Courier New" w:hint="default"/>
       </w:rPr>
     </w:lvl>
     <w:lvl w:ilvl="8" w:tplc="0C0A0005" w:tentative="1">
@@ -4364,7 +4172,7 @@
         <w:ind w:left="6480" w:hanging="360"/>
       </w:pPr>
       <w:rPr>
-        <w:rFonts w:hint="default" w:ascii="Wingdings" w:hAnsi="Wingdings"/>
+        <w:rFonts w:ascii="Wingdings" w:hAnsi="Wingdings" w:hint="default"/>
       </w:rPr>
     </w:lvl>
   </w:abstractNum>
@@ -4381,7 +4189,7 @@
         <w:ind w:left="720" w:hanging="360"/>
       </w:pPr>
       <w:rPr>
-        <w:rFonts w:hint="default" w:ascii="Calibri" w:hAnsi="Calibri"/>
+        <w:rFonts w:ascii="Calibri" w:hAnsi="Calibri" w:hint="default"/>
       </w:rPr>
     </w:lvl>
     <w:lvl w:ilvl="1" w:tplc="1924CBEE">
@@ -4393,7 +4201,7 @@
         <w:ind w:left="1440" w:hanging="360"/>
       </w:pPr>
       <w:rPr>
-        <w:rFonts w:hint="default" w:ascii="Courier New" w:hAnsi="Courier New"/>
+        <w:rFonts w:ascii="Courier New" w:hAnsi="Courier New" w:hint="default"/>
       </w:rPr>
     </w:lvl>
     <w:lvl w:ilvl="2" w:tplc="26C01D30">
@@ -4405,7 +4213,7 @@
         <w:ind w:left="2160" w:hanging="360"/>
       </w:pPr>
       <w:rPr>
-        <w:rFonts w:hint="default" w:ascii="Wingdings" w:hAnsi="Wingdings"/>
+        <w:rFonts w:ascii="Wingdings" w:hAnsi="Wingdings" w:hint="default"/>
       </w:rPr>
     </w:lvl>
     <w:lvl w:ilvl="3" w:tplc="3C806738">
@@ -4417,7 +4225,7 @@
         <w:ind w:left="2880" w:hanging="360"/>
       </w:pPr>
       <w:rPr>
-        <w:rFonts w:hint="default" w:ascii="Symbol" w:hAnsi="Symbol"/>
+        <w:rFonts w:ascii="Symbol" w:hAnsi="Symbol" w:hint="default"/>
       </w:rPr>
     </w:lvl>
     <w:lvl w:ilvl="4" w:tplc="5E2E886A">
@@ -4429,7 +4237,7 @@
         <w:ind w:left="3600" w:hanging="360"/>
       </w:pPr>
       <w:rPr>
-        <w:rFonts w:hint="default" w:ascii="Courier New" w:hAnsi="Courier New"/>
+        <w:rFonts w:ascii="Courier New" w:hAnsi="Courier New" w:hint="default"/>
       </w:rPr>
     </w:lvl>
     <w:lvl w:ilvl="5" w:tplc="F5626C18">
@@ -4441,7 +4249,7 @@
         <w:ind w:left="4320" w:hanging="360"/>
       </w:pPr>
       <w:rPr>
-        <w:rFonts w:hint="default" w:ascii="Wingdings" w:hAnsi="Wingdings"/>
+        <w:rFonts w:ascii="Wingdings" w:hAnsi="Wingdings" w:hint="default"/>
       </w:rPr>
     </w:lvl>
     <w:lvl w:ilvl="6" w:tplc="6D68B1B2">
@@ -4453,7 +4261,7 @@
         <w:ind w:left="5040" w:hanging="360"/>
       </w:pPr>
       <w:rPr>
-        <w:rFonts w:hint="default" w:ascii="Symbol" w:hAnsi="Symbol"/>
+        <w:rFonts w:ascii="Symbol" w:hAnsi="Symbol" w:hint="default"/>
       </w:rPr>
     </w:lvl>
     <w:lvl w:ilvl="7" w:tplc="937EB90E">
@@ -4465,7 +4273,7 @@
         <w:ind w:left="5760" w:hanging="360"/>
       </w:pPr>
       <w:rPr>
-        <w:rFonts w:hint="default" w:ascii="Courier New" w:hAnsi="Courier New"/>
+        <w:rFonts w:ascii="Courier New" w:hAnsi="Courier New" w:hint="default"/>
       </w:rPr>
     </w:lvl>
     <w:lvl w:ilvl="8" w:tplc="F53E049E">
@@ -4477,7 +4285,7 @@
         <w:ind w:left="6480" w:hanging="360"/>
       </w:pPr>
       <w:rPr>
-        <w:rFonts w:hint="default" w:ascii="Wingdings" w:hAnsi="Wingdings"/>
+        <w:rFonts w:ascii="Wingdings" w:hAnsi="Wingdings" w:hint="default"/>
       </w:rPr>
     </w:lvl>
   </w:abstractNum>
@@ -4494,7 +4302,7 @@
         <w:ind w:left="720" w:hanging="360"/>
       </w:pPr>
       <w:rPr>
-        <w:rFonts w:hint="default" w:ascii="Calibri" w:hAnsi="Calibri"/>
+        <w:rFonts w:ascii="Calibri" w:hAnsi="Calibri" w:hint="default"/>
       </w:rPr>
     </w:lvl>
     <w:lvl w:ilvl="1" w:tplc="D6D2AEA4">
@@ -4506,7 +4314,7 @@
         <w:ind w:left="1440" w:hanging="360"/>
       </w:pPr>
       <w:rPr>
-        <w:rFonts w:hint="default" w:ascii="Courier New" w:hAnsi="Courier New"/>
+        <w:rFonts w:ascii="Courier New" w:hAnsi="Courier New" w:hint="default"/>
       </w:rPr>
     </w:lvl>
     <w:lvl w:ilvl="2" w:tplc="6B7020D8">
@@ -4518,7 +4326,7 @@
         <w:ind w:left="2160" w:hanging="360"/>
       </w:pPr>
       <w:rPr>
-        <w:rFonts w:hint="default" w:ascii="Wingdings" w:hAnsi="Wingdings"/>
+        <w:rFonts w:ascii="Wingdings" w:hAnsi="Wingdings" w:hint="default"/>
       </w:rPr>
     </w:lvl>
     <w:lvl w:ilvl="3" w:tplc="572A7BA0">
@@ -4530,7 +4338,7 @@
         <w:ind w:left="2880" w:hanging="360"/>
       </w:pPr>
       <w:rPr>
-        <w:rFonts w:hint="default" w:ascii="Symbol" w:hAnsi="Symbol"/>
+        <w:rFonts w:ascii="Symbol" w:hAnsi="Symbol" w:hint="default"/>
       </w:rPr>
     </w:lvl>
     <w:lvl w:ilvl="4" w:tplc="068C773C">
@@ -4542,7 +4350,7 @@
         <w:ind w:left="3600" w:hanging="360"/>
       </w:pPr>
       <w:rPr>
-        <w:rFonts w:hint="default" w:ascii="Courier New" w:hAnsi="Courier New"/>
+        <w:rFonts w:ascii="Courier New" w:hAnsi="Courier New" w:hint="default"/>
       </w:rPr>
     </w:lvl>
     <w:lvl w:ilvl="5" w:tplc="9F68D9FE">
@@ -4554,7 +4362,7 @@
         <w:ind w:left="4320" w:hanging="360"/>
       </w:pPr>
       <w:rPr>
-        <w:rFonts w:hint="default" w:ascii="Wingdings" w:hAnsi="Wingdings"/>
+        <w:rFonts w:ascii="Wingdings" w:hAnsi="Wingdings" w:hint="default"/>
       </w:rPr>
     </w:lvl>
     <w:lvl w:ilvl="6" w:tplc="92E83A76">
@@ -4566,7 +4374,7 @@
         <w:ind w:left="5040" w:hanging="360"/>
       </w:pPr>
       <w:rPr>
-        <w:rFonts w:hint="default" w:ascii="Symbol" w:hAnsi="Symbol"/>
+        <w:rFonts w:ascii="Symbol" w:hAnsi="Symbol" w:hint="default"/>
       </w:rPr>
     </w:lvl>
     <w:lvl w:ilvl="7" w:tplc="33D860E8">
@@ -4578,7 +4386,7 @@
         <w:ind w:left="5760" w:hanging="360"/>
       </w:pPr>
       <w:rPr>
-        <w:rFonts w:hint="default" w:ascii="Courier New" w:hAnsi="Courier New"/>
+        <w:rFonts w:ascii="Courier New" w:hAnsi="Courier New" w:hint="default"/>
       </w:rPr>
     </w:lvl>
     <w:lvl w:ilvl="8" w:tplc="11D0D446">
@@ -4590,7 +4398,7 @@
         <w:ind w:left="6480" w:hanging="360"/>
       </w:pPr>
       <w:rPr>
-        <w:rFonts w:hint="default" w:ascii="Wingdings" w:hAnsi="Wingdings"/>
+        <w:rFonts w:ascii="Wingdings" w:hAnsi="Wingdings" w:hint="default"/>
       </w:rPr>
     </w:lvl>
   </w:abstractNum>
@@ -4728,7 +4536,7 @@
         <w:ind w:left="720" w:hanging="360"/>
       </w:pPr>
       <w:rPr>
-        <w:rFonts w:hint="default" w:ascii="Calibri" w:hAnsi="Calibri"/>
+        <w:rFonts w:ascii="Calibri" w:hAnsi="Calibri" w:hint="default"/>
       </w:rPr>
     </w:lvl>
     <w:lvl w:ilvl="1" w:tplc="675A797A">
@@ -4740,7 +4548,7 @@
         <w:ind w:left="1440" w:hanging="360"/>
       </w:pPr>
       <w:rPr>
-        <w:rFonts w:hint="default" w:ascii="Courier New" w:hAnsi="Courier New"/>
+        <w:rFonts w:ascii="Courier New" w:hAnsi="Courier New" w:hint="default"/>
       </w:rPr>
     </w:lvl>
     <w:lvl w:ilvl="2" w:tplc="AC665D0C">
@@ -4752,7 +4560,7 @@
         <w:ind w:left="2160" w:hanging="360"/>
       </w:pPr>
       <w:rPr>
-        <w:rFonts w:hint="default" w:ascii="Wingdings" w:hAnsi="Wingdings"/>
+        <w:rFonts w:ascii="Wingdings" w:hAnsi="Wingdings" w:hint="default"/>
       </w:rPr>
     </w:lvl>
     <w:lvl w:ilvl="3" w:tplc="0CD0F12A">
@@ -4764,7 +4572,7 @@
         <w:ind w:left="2880" w:hanging="360"/>
       </w:pPr>
       <w:rPr>
-        <w:rFonts w:hint="default" w:ascii="Symbol" w:hAnsi="Symbol"/>
+        <w:rFonts w:ascii="Symbol" w:hAnsi="Symbol" w:hint="default"/>
       </w:rPr>
     </w:lvl>
     <w:lvl w:ilvl="4" w:tplc="781C248C">
@@ -4776,7 +4584,7 @@
         <w:ind w:left="3600" w:hanging="360"/>
       </w:pPr>
       <w:rPr>
-        <w:rFonts w:hint="default" w:ascii="Courier New" w:hAnsi="Courier New"/>
+        <w:rFonts w:ascii="Courier New" w:hAnsi="Courier New" w:hint="default"/>
       </w:rPr>
     </w:lvl>
     <w:lvl w:ilvl="5" w:tplc="5FCC81E6">
@@ -4788,7 +4596,7 @@
         <w:ind w:left="4320" w:hanging="360"/>
       </w:pPr>
       <w:rPr>
-        <w:rFonts w:hint="default" w:ascii="Wingdings" w:hAnsi="Wingdings"/>
+        <w:rFonts w:ascii="Wingdings" w:hAnsi="Wingdings" w:hint="default"/>
       </w:rPr>
     </w:lvl>
     <w:lvl w:ilvl="6" w:tplc="C1661BD2">
@@ -4800,7 +4608,7 @@
         <w:ind w:left="5040" w:hanging="360"/>
       </w:pPr>
       <w:rPr>
-        <w:rFonts w:hint="default" w:ascii="Symbol" w:hAnsi="Symbol"/>
+        <w:rFonts w:ascii="Symbol" w:hAnsi="Symbol" w:hint="default"/>
       </w:rPr>
     </w:lvl>
     <w:lvl w:ilvl="7" w:tplc="A8DEDA9C">
@@ -4812,7 +4620,7 @@
         <w:ind w:left="5760" w:hanging="360"/>
       </w:pPr>
       <w:rPr>
-        <w:rFonts w:hint="default" w:ascii="Courier New" w:hAnsi="Courier New"/>
+        <w:rFonts w:ascii="Courier New" w:hAnsi="Courier New" w:hint="default"/>
       </w:rPr>
     </w:lvl>
     <w:lvl w:ilvl="8" w:tplc="1CF6867A">
@@ -4824,7 +4632,7 @@
         <w:ind w:left="6480" w:hanging="360"/>
       </w:pPr>
       <w:rPr>
-        <w:rFonts w:hint="default" w:ascii="Wingdings" w:hAnsi="Wingdings"/>
+        <w:rFonts w:ascii="Wingdings" w:hAnsi="Wingdings" w:hint="default"/>
       </w:rPr>
     </w:lvl>
   </w:abstractNum>
@@ -4927,7 +4735,7 @@
         <w:ind w:left="720" w:hanging="360"/>
       </w:pPr>
       <w:rPr>
-        <w:rFonts w:hint="default" w:ascii="Calibri" w:hAnsi="Calibri"/>
+        <w:rFonts w:ascii="Calibri" w:hAnsi="Calibri" w:hint="default"/>
       </w:rPr>
     </w:lvl>
     <w:lvl w:ilvl="1" w:tplc="DB9A30B2">
@@ -4939,7 +4747,7 @@
         <w:ind w:left="1440" w:hanging="360"/>
       </w:pPr>
       <w:rPr>
-        <w:rFonts w:hint="default" w:ascii="Courier New" w:hAnsi="Courier New"/>
+        <w:rFonts w:ascii="Courier New" w:hAnsi="Courier New" w:hint="default"/>
       </w:rPr>
     </w:lvl>
     <w:lvl w:ilvl="2" w:tplc="7DE2CFC6">
@@ -4951,7 +4759,7 @@
         <w:ind w:left="2160" w:hanging="360"/>
       </w:pPr>
       <w:rPr>
-        <w:rFonts w:hint="default" w:ascii="Wingdings" w:hAnsi="Wingdings"/>
+        <w:rFonts w:ascii="Wingdings" w:hAnsi="Wingdings" w:hint="default"/>
       </w:rPr>
     </w:lvl>
     <w:lvl w:ilvl="3" w:tplc="871E1674">
@@ -4963,7 +4771,7 @@
         <w:ind w:left="2880" w:hanging="360"/>
       </w:pPr>
       <w:rPr>
-        <w:rFonts w:hint="default" w:ascii="Symbol" w:hAnsi="Symbol"/>
+        <w:rFonts w:ascii="Symbol" w:hAnsi="Symbol" w:hint="default"/>
       </w:rPr>
     </w:lvl>
     <w:lvl w:ilvl="4" w:tplc="A63A9624">
@@ -4975,7 +4783,7 @@
         <w:ind w:left="3600" w:hanging="360"/>
       </w:pPr>
       <w:rPr>
-        <w:rFonts w:hint="default" w:ascii="Courier New" w:hAnsi="Courier New"/>
+        <w:rFonts w:ascii="Courier New" w:hAnsi="Courier New" w:hint="default"/>
       </w:rPr>
     </w:lvl>
     <w:lvl w:ilvl="5" w:tplc="6958F4FA">
@@ -4987,7 +4795,7 @@
         <w:ind w:left="4320" w:hanging="360"/>
       </w:pPr>
       <w:rPr>
-        <w:rFonts w:hint="default" w:ascii="Wingdings" w:hAnsi="Wingdings"/>
+        <w:rFonts w:ascii="Wingdings" w:hAnsi="Wingdings" w:hint="default"/>
       </w:rPr>
     </w:lvl>
     <w:lvl w:ilvl="6" w:tplc="C73E509E">
@@ -4999,7 +4807,7 @@
         <w:ind w:left="5040" w:hanging="360"/>
       </w:pPr>
       <w:rPr>
-        <w:rFonts w:hint="default" w:ascii="Symbol" w:hAnsi="Symbol"/>
+        <w:rFonts w:ascii="Symbol" w:hAnsi="Symbol" w:hint="default"/>
       </w:rPr>
     </w:lvl>
     <w:lvl w:ilvl="7" w:tplc="3A424AFA">
@@ -5011,7 +4819,7 @@
         <w:ind w:left="5760" w:hanging="360"/>
       </w:pPr>
       <w:rPr>
-        <w:rFonts w:hint="default" w:ascii="Courier New" w:hAnsi="Courier New"/>
+        <w:rFonts w:ascii="Courier New" w:hAnsi="Courier New" w:hint="default"/>
       </w:rPr>
     </w:lvl>
     <w:lvl w:ilvl="8" w:tplc="EB384440">
@@ -5023,7 +4831,7 @@
         <w:ind w:left="6480" w:hanging="360"/>
       </w:pPr>
       <w:rPr>
-        <w:rFonts w:hint="default" w:ascii="Wingdings" w:hAnsi="Wingdings"/>
+        <w:rFonts w:ascii="Wingdings" w:hAnsi="Wingdings" w:hint="default"/>
       </w:rPr>
     </w:lvl>
   </w:abstractNum>
@@ -5040,7 +4848,7 @@
         <w:ind w:left="720" w:hanging="360"/>
       </w:pPr>
       <w:rPr>
-        <w:rFonts w:hint="default" w:ascii="Courier New" w:hAnsi="Courier New" w:cs="Courier New"/>
+        <w:rFonts w:ascii="Courier New" w:hAnsi="Courier New" w:cs="Courier New" w:hint="default"/>
       </w:rPr>
     </w:lvl>
     <w:lvl w:ilvl="1" w:tplc="340A0003" w:tentative="1">
@@ -5052,7 +4860,7 @@
         <w:ind w:left="1440" w:hanging="360"/>
       </w:pPr>
       <w:rPr>
-        <w:rFonts w:hint="default" w:ascii="Courier New" w:hAnsi="Courier New" w:cs="Courier New"/>
+        <w:rFonts w:ascii="Courier New" w:hAnsi="Courier New" w:cs="Courier New" w:hint="default"/>
       </w:rPr>
     </w:lvl>
     <w:lvl w:ilvl="2" w:tplc="340A0005" w:tentative="1">
@@ -5064,7 +4872,7 @@
         <w:ind w:left="2160" w:hanging="360"/>
       </w:pPr>
       <w:rPr>
-        <w:rFonts w:hint="default" w:ascii="Wingdings" w:hAnsi="Wingdings"/>
+        <w:rFonts w:ascii="Wingdings" w:hAnsi="Wingdings" w:hint="default"/>
       </w:rPr>
     </w:lvl>
     <w:lvl w:ilvl="3" w:tplc="340A0001" w:tentative="1">
@@ -5076,7 +4884,7 @@
         <w:ind w:left="2880" w:hanging="360"/>
       </w:pPr>
       <w:rPr>
-        <w:rFonts w:hint="default" w:ascii="Symbol" w:hAnsi="Symbol"/>
+        <w:rFonts w:ascii="Symbol" w:hAnsi="Symbol" w:hint="default"/>
       </w:rPr>
     </w:lvl>
     <w:lvl w:ilvl="4" w:tplc="340A0003" w:tentative="1">
@@ -5088,7 +4896,7 @@
         <w:ind w:left="3600" w:hanging="360"/>
       </w:pPr>
       <w:rPr>
-        <w:rFonts w:hint="default" w:ascii="Courier New" w:hAnsi="Courier New" w:cs="Courier New"/>
+        <w:rFonts w:ascii="Courier New" w:hAnsi="Courier New" w:cs="Courier New" w:hint="default"/>
       </w:rPr>
     </w:lvl>
     <w:lvl w:ilvl="5" w:tplc="340A0005" w:tentative="1">
@@ -5100,7 +4908,7 @@
         <w:ind w:left="4320" w:hanging="360"/>
       </w:pPr>
       <w:rPr>
-        <w:rFonts w:hint="default" w:ascii="Wingdings" w:hAnsi="Wingdings"/>
+        <w:rFonts w:ascii="Wingdings" w:hAnsi="Wingdings" w:hint="default"/>
       </w:rPr>
     </w:lvl>
     <w:lvl w:ilvl="6" w:tplc="340A0001" w:tentative="1">
@@ -5112,7 +4920,7 @@
         <w:ind w:left="5040" w:hanging="360"/>
       </w:pPr>
       <w:rPr>
-        <w:rFonts w:hint="default" w:ascii="Symbol" w:hAnsi="Symbol"/>
+        <w:rFonts w:ascii="Symbol" w:hAnsi="Symbol" w:hint="default"/>
       </w:rPr>
     </w:lvl>
     <w:lvl w:ilvl="7" w:tplc="340A0003" w:tentative="1">
@@ -5124,7 +4932,7 @@
         <w:ind w:left="5760" w:hanging="360"/>
       </w:pPr>
       <w:rPr>
-        <w:rFonts w:hint="default" w:ascii="Courier New" w:hAnsi="Courier New" w:cs="Courier New"/>
+        <w:rFonts w:ascii="Courier New" w:hAnsi="Courier New" w:cs="Courier New" w:hint="default"/>
       </w:rPr>
     </w:lvl>
     <w:lvl w:ilvl="8" w:tplc="340A0005" w:tentative="1">
@@ -5136,7 +4944,7 @@
         <w:ind w:left="6480" w:hanging="360"/>
       </w:pPr>
       <w:rPr>
-        <w:rFonts w:hint="default" w:ascii="Wingdings" w:hAnsi="Wingdings"/>
+        <w:rFonts w:ascii="Wingdings" w:hAnsi="Wingdings" w:hint="default"/>
       </w:rPr>
     </w:lvl>
   </w:abstractNum>
@@ -5153,7 +4961,7 @@
         <w:ind w:left="720" w:hanging="360"/>
       </w:pPr>
       <w:rPr>
-        <w:rFonts w:hint="default" w:ascii="Calibri" w:hAnsi="Calibri"/>
+        <w:rFonts w:ascii="Calibri" w:hAnsi="Calibri" w:hint="default"/>
       </w:rPr>
     </w:lvl>
     <w:lvl w:ilvl="1" w:tplc="999A4F62">
@@ -5165,7 +4973,7 @@
         <w:ind w:left="1440" w:hanging="360"/>
       </w:pPr>
       <w:rPr>
-        <w:rFonts w:hint="default" w:ascii="Courier New" w:hAnsi="Courier New"/>
+        <w:rFonts w:ascii="Courier New" w:hAnsi="Courier New" w:hint="default"/>
       </w:rPr>
     </w:lvl>
     <w:lvl w:ilvl="2" w:tplc="E1868F08">
@@ -5177,7 +4985,7 @@
         <w:ind w:left="2160" w:hanging="360"/>
       </w:pPr>
       <w:rPr>
-        <w:rFonts w:hint="default" w:ascii="Wingdings" w:hAnsi="Wingdings"/>
+        <w:rFonts w:ascii="Wingdings" w:hAnsi="Wingdings" w:hint="default"/>
       </w:rPr>
     </w:lvl>
     <w:lvl w:ilvl="3" w:tplc="8794AE56">
@@ -5189,7 +4997,7 @@
         <w:ind w:left="2880" w:hanging="360"/>
       </w:pPr>
       <w:rPr>
-        <w:rFonts w:hint="default" w:ascii="Symbol" w:hAnsi="Symbol"/>
+        <w:rFonts w:ascii="Symbol" w:hAnsi="Symbol" w:hint="default"/>
       </w:rPr>
     </w:lvl>
     <w:lvl w:ilvl="4" w:tplc="8D6AB998">
@@ -5201,7 +5009,7 @@
         <w:ind w:left="3600" w:hanging="360"/>
       </w:pPr>
       <w:rPr>
-        <w:rFonts w:hint="default" w:ascii="Courier New" w:hAnsi="Courier New"/>
+        <w:rFonts w:ascii="Courier New" w:hAnsi="Courier New" w:hint="default"/>
       </w:rPr>
     </w:lvl>
     <w:lvl w:ilvl="5" w:tplc="A4B0706A">
@@ -5213,7 +5021,7 @@
         <w:ind w:left="4320" w:hanging="360"/>
       </w:pPr>
       <w:rPr>
-        <w:rFonts w:hint="default" w:ascii="Wingdings" w:hAnsi="Wingdings"/>
+        <w:rFonts w:ascii="Wingdings" w:hAnsi="Wingdings" w:hint="default"/>
       </w:rPr>
     </w:lvl>
     <w:lvl w:ilvl="6" w:tplc="2376BCD2">
@@ -5225,7 +5033,7 @@
         <w:ind w:left="5040" w:hanging="360"/>
       </w:pPr>
       <w:rPr>
-        <w:rFonts w:hint="default" w:ascii="Symbol" w:hAnsi="Symbol"/>
+        <w:rFonts w:ascii="Symbol" w:hAnsi="Symbol" w:hint="default"/>
       </w:rPr>
     </w:lvl>
     <w:lvl w:ilvl="7" w:tplc="48F8A7A2">
@@ -5237,7 +5045,7 @@
         <w:ind w:left="5760" w:hanging="360"/>
       </w:pPr>
       <w:rPr>
-        <w:rFonts w:hint="default" w:ascii="Courier New" w:hAnsi="Courier New"/>
+        <w:rFonts w:ascii="Courier New" w:hAnsi="Courier New" w:hint="default"/>
       </w:rPr>
     </w:lvl>
     <w:lvl w:ilvl="8" w:tplc="8F1CA8EA">
@@ -5249,7 +5057,7 @@
         <w:ind w:left="6480" w:hanging="360"/>
       </w:pPr>
       <w:rPr>
-        <w:rFonts w:hint="default" w:ascii="Wingdings" w:hAnsi="Wingdings"/>
+        <w:rFonts w:ascii="Wingdings" w:hAnsi="Wingdings" w:hint="default"/>
       </w:rPr>
     </w:lvl>
   </w:abstractNum>
@@ -5266,7 +5074,7 @@
         <w:ind w:left="720" w:hanging="360"/>
       </w:pPr>
       <w:rPr>
-        <w:rFonts w:hint="default" w:ascii="Symbol" w:hAnsi="Symbol"/>
+        <w:rFonts w:ascii="Symbol" w:hAnsi="Symbol" w:hint="default"/>
       </w:rPr>
     </w:lvl>
     <w:lvl w:ilvl="1" w:tplc="340A0003" w:tentative="1">
@@ -5278,7 +5086,7 @@
         <w:ind w:left="1440" w:hanging="360"/>
       </w:pPr>
       <w:rPr>
-        <w:rFonts w:hint="default" w:ascii="Courier New" w:hAnsi="Courier New" w:cs="Courier New"/>
+        <w:rFonts w:ascii="Courier New" w:hAnsi="Courier New" w:cs="Courier New" w:hint="default"/>
       </w:rPr>
     </w:lvl>
     <w:lvl w:ilvl="2" w:tplc="340A0005" w:tentative="1">
@@ -5290,7 +5098,7 @@
         <w:ind w:left="2160" w:hanging="360"/>
       </w:pPr>
       <w:rPr>
-        <w:rFonts w:hint="default" w:ascii="Wingdings" w:hAnsi="Wingdings"/>
+        <w:rFonts w:ascii="Wingdings" w:hAnsi="Wingdings" w:hint="default"/>
       </w:rPr>
     </w:lvl>
     <w:lvl w:ilvl="3" w:tplc="340A0001" w:tentative="1">
@@ -5302,7 +5110,7 @@
         <w:ind w:left="2880" w:hanging="360"/>
       </w:pPr>
       <w:rPr>
-        <w:rFonts w:hint="default" w:ascii="Symbol" w:hAnsi="Symbol"/>
+        <w:rFonts w:ascii="Symbol" w:hAnsi="Symbol" w:hint="default"/>
       </w:rPr>
     </w:lvl>
     <w:lvl w:ilvl="4" w:tplc="340A0003" w:tentative="1">
@@ -5314,7 +5122,7 @@
         <w:ind w:left="3600" w:hanging="360"/>
       </w:pPr>
       <w:rPr>
-        <w:rFonts w:hint="default" w:ascii="Courier New" w:hAnsi="Courier New" w:cs="Courier New"/>
+        <w:rFonts w:ascii="Courier New" w:hAnsi="Courier New" w:cs="Courier New" w:hint="default"/>
       </w:rPr>
     </w:lvl>
     <w:lvl w:ilvl="5" w:tplc="340A0005" w:tentative="1">
@@ -5326,7 +5134,7 @@
         <w:ind w:left="4320" w:hanging="360"/>
       </w:pPr>
       <w:rPr>
-        <w:rFonts w:hint="default" w:ascii="Wingdings" w:hAnsi="Wingdings"/>
+        <w:rFonts w:ascii="Wingdings" w:hAnsi="Wingdings" w:hint="default"/>
       </w:rPr>
     </w:lvl>
     <w:lvl w:ilvl="6" w:tplc="340A0001" w:tentative="1">
@@ -5338,7 +5146,7 @@
         <w:ind w:left="5040" w:hanging="360"/>
       </w:pPr>
       <w:rPr>
-        <w:rFonts w:hint="default" w:ascii="Symbol" w:hAnsi="Symbol"/>
+        <w:rFonts w:ascii="Symbol" w:hAnsi="Symbol" w:hint="default"/>
       </w:rPr>
     </w:lvl>
     <w:lvl w:ilvl="7" w:tplc="340A0003" w:tentative="1">
@@ -5350,7 +5158,7 @@
         <w:ind w:left="5760" w:hanging="360"/>
       </w:pPr>
       <w:rPr>
-        <w:rFonts w:hint="default" w:ascii="Courier New" w:hAnsi="Courier New" w:cs="Courier New"/>
+        <w:rFonts w:ascii="Courier New" w:hAnsi="Courier New" w:cs="Courier New" w:hint="default"/>
       </w:rPr>
     </w:lvl>
     <w:lvl w:ilvl="8" w:tplc="340A0005" w:tentative="1">
@@ -5362,7 +5170,7 @@
         <w:ind w:left="6480" w:hanging="360"/>
       </w:pPr>
       <w:rPr>
-        <w:rFonts w:hint="default" w:ascii="Wingdings" w:hAnsi="Wingdings"/>
+        <w:rFonts w:ascii="Wingdings" w:hAnsi="Wingdings" w:hint="default"/>
       </w:rPr>
     </w:lvl>
   </w:abstractNum>
@@ -5379,7 +5187,7 @@
         <w:ind w:left="720" w:hanging="360"/>
       </w:pPr>
       <w:rPr>
-        <w:rFonts w:hint="default" w:ascii="Calibri" w:hAnsi="Calibri"/>
+        <w:rFonts w:ascii="Calibri" w:hAnsi="Calibri" w:hint="default"/>
       </w:rPr>
     </w:lvl>
     <w:lvl w:ilvl="1" w:tplc="87B83D86">
@@ -5391,7 +5199,7 @@
         <w:ind w:left="1440" w:hanging="360"/>
       </w:pPr>
       <w:rPr>
-        <w:rFonts w:hint="default" w:ascii="Courier New" w:hAnsi="Courier New"/>
+        <w:rFonts w:ascii="Courier New" w:hAnsi="Courier New" w:hint="default"/>
       </w:rPr>
     </w:lvl>
     <w:lvl w:ilvl="2" w:tplc="987A2E38">
@@ -5403,7 +5211,7 @@
         <w:ind w:left="2160" w:hanging="360"/>
       </w:pPr>
       <w:rPr>
-        <w:rFonts w:hint="default" w:ascii="Wingdings" w:hAnsi="Wingdings"/>
+        <w:rFonts w:ascii="Wingdings" w:hAnsi="Wingdings" w:hint="default"/>
       </w:rPr>
     </w:lvl>
     <w:lvl w:ilvl="3" w:tplc="96DC0B46">
@@ -5415,7 +5223,7 @@
         <w:ind w:left="2880" w:hanging="360"/>
       </w:pPr>
       <w:rPr>
-        <w:rFonts w:hint="default" w:ascii="Symbol" w:hAnsi="Symbol"/>
+        <w:rFonts w:ascii="Symbol" w:hAnsi="Symbol" w:hint="default"/>
       </w:rPr>
     </w:lvl>
     <w:lvl w:ilvl="4" w:tplc="F1C480B2">
@@ -5427,7 +5235,7 @@
         <w:ind w:left="3600" w:hanging="360"/>
       </w:pPr>
       <w:rPr>
-        <w:rFonts w:hint="default" w:ascii="Courier New" w:hAnsi="Courier New"/>
+        <w:rFonts w:ascii="Courier New" w:hAnsi="Courier New" w:hint="default"/>
       </w:rPr>
     </w:lvl>
     <w:lvl w:ilvl="5" w:tplc="9EDCD9EA">
@@ -5439,7 +5247,7 @@
         <w:ind w:left="4320" w:hanging="360"/>
       </w:pPr>
       <w:rPr>
-        <w:rFonts w:hint="default" w:ascii="Wingdings" w:hAnsi="Wingdings"/>
+        <w:rFonts w:ascii="Wingdings" w:hAnsi="Wingdings" w:hint="default"/>
       </w:rPr>
     </w:lvl>
     <w:lvl w:ilvl="6" w:tplc="9D569B4C">
@@ -5451,7 +5259,7 @@
         <w:ind w:left="5040" w:hanging="360"/>
       </w:pPr>
       <w:rPr>
-        <w:rFonts w:hint="default" w:ascii="Symbol" w:hAnsi="Symbol"/>
+        <w:rFonts w:ascii="Symbol" w:hAnsi="Symbol" w:hint="default"/>
       </w:rPr>
     </w:lvl>
     <w:lvl w:ilvl="7" w:tplc="31E0AFE6">
@@ -5463,7 +5271,7 @@
         <w:ind w:left="5760" w:hanging="360"/>
       </w:pPr>
       <w:rPr>
-        <w:rFonts w:hint="default" w:ascii="Courier New" w:hAnsi="Courier New"/>
+        <w:rFonts w:ascii="Courier New" w:hAnsi="Courier New" w:hint="default"/>
       </w:rPr>
     </w:lvl>
     <w:lvl w:ilvl="8" w:tplc="879A905E">
@@ -5475,7 +5283,7 @@
         <w:ind w:left="6480" w:hanging="360"/>
       </w:pPr>
       <w:rPr>
-        <w:rFonts w:hint="default" w:ascii="Wingdings" w:hAnsi="Wingdings"/>
+        <w:rFonts w:ascii="Wingdings" w:hAnsi="Wingdings" w:hint="default"/>
       </w:rPr>
     </w:lvl>
   </w:abstractNum>
@@ -5492,7 +5300,7 @@
         <w:ind w:left="720" w:hanging="360"/>
       </w:pPr>
       <w:rPr>
-        <w:rFonts w:hint="default" w:ascii="Calibri" w:hAnsi="Calibri"/>
+        <w:rFonts w:ascii="Calibri" w:hAnsi="Calibri" w:hint="default"/>
       </w:rPr>
     </w:lvl>
     <w:lvl w:ilvl="1" w:tplc="C95A1BDA">
@@ -5504,7 +5312,7 @@
         <w:ind w:left="1440" w:hanging="360"/>
       </w:pPr>
       <w:rPr>
-        <w:rFonts w:hint="default" w:ascii="Courier New" w:hAnsi="Courier New"/>
+        <w:rFonts w:ascii="Courier New" w:hAnsi="Courier New" w:hint="default"/>
       </w:rPr>
     </w:lvl>
     <w:lvl w:ilvl="2" w:tplc="F9D60A72">
@@ -5516,7 +5324,7 @@
         <w:ind w:left="2160" w:hanging="360"/>
       </w:pPr>
       <w:rPr>
-        <w:rFonts w:hint="default" w:ascii="Wingdings" w:hAnsi="Wingdings"/>
+        <w:rFonts w:ascii="Wingdings" w:hAnsi="Wingdings" w:hint="default"/>
       </w:rPr>
     </w:lvl>
     <w:lvl w:ilvl="3" w:tplc="F320D2DC">
@@ -5528,7 +5336,7 @@
         <w:ind w:left="2880" w:hanging="360"/>
       </w:pPr>
       <w:rPr>
-        <w:rFonts w:hint="default" w:ascii="Symbol" w:hAnsi="Symbol"/>
+        <w:rFonts w:ascii="Symbol" w:hAnsi="Symbol" w:hint="default"/>
       </w:rPr>
     </w:lvl>
     <w:lvl w:ilvl="4" w:tplc="FD901FAC">
@@ -5540,7 +5348,7 @@
         <w:ind w:left="3600" w:hanging="360"/>
       </w:pPr>
       <w:rPr>
-        <w:rFonts w:hint="default" w:ascii="Courier New" w:hAnsi="Courier New"/>
+        <w:rFonts w:ascii="Courier New" w:hAnsi="Courier New" w:hint="default"/>
       </w:rPr>
     </w:lvl>
     <w:lvl w:ilvl="5" w:tplc="785258B8">
@@ -5552,7 +5360,7 @@
         <w:ind w:left="4320" w:hanging="360"/>
       </w:pPr>
       <w:rPr>
-        <w:rFonts w:hint="default" w:ascii="Wingdings" w:hAnsi="Wingdings"/>
+        <w:rFonts w:ascii="Wingdings" w:hAnsi="Wingdings" w:hint="default"/>
       </w:rPr>
     </w:lvl>
     <w:lvl w:ilvl="6" w:tplc="E57EC41E">
@@ -5564,7 +5372,7 @@
         <w:ind w:left="5040" w:hanging="360"/>
       </w:pPr>
       <w:rPr>
-        <w:rFonts w:hint="default" w:ascii="Symbol" w:hAnsi="Symbol"/>
+        <w:rFonts w:ascii="Symbol" w:hAnsi="Symbol" w:hint="default"/>
       </w:rPr>
     </w:lvl>
     <w:lvl w:ilvl="7" w:tplc="2CD8AE24">
@@ -5576,7 +5384,7 @@
         <w:ind w:left="5760" w:hanging="360"/>
       </w:pPr>
       <w:rPr>
-        <w:rFonts w:hint="default" w:ascii="Courier New" w:hAnsi="Courier New"/>
+        <w:rFonts w:ascii="Courier New" w:hAnsi="Courier New" w:hint="default"/>
       </w:rPr>
     </w:lvl>
     <w:lvl w:ilvl="8" w:tplc="3CE80D20">
@@ -5588,7 +5396,7 @@
         <w:ind w:left="6480" w:hanging="360"/>
       </w:pPr>
       <w:rPr>
-        <w:rFonts w:hint="default" w:ascii="Wingdings" w:hAnsi="Wingdings"/>
+        <w:rFonts w:ascii="Wingdings" w:hAnsi="Wingdings" w:hint="default"/>
       </w:rPr>
     </w:lvl>
   </w:abstractNum>
@@ -5721,7 +5529,7 @@
         <w:ind w:left="720" w:hanging="360"/>
       </w:pPr>
       <w:rPr>
-        <w:rFonts w:hint="default" w:ascii="Symbol" w:hAnsi="Symbol"/>
+        <w:rFonts w:ascii="Symbol" w:hAnsi="Symbol" w:hint="default"/>
         <w:sz w:val="20"/>
       </w:rPr>
     </w:lvl>
@@ -5737,7 +5545,7 @@
         <w:ind w:left="1440" w:hanging="360"/>
       </w:pPr>
       <w:rPr>
-        <w:rFonts w:hint="default" w:ascii="Courier New" w:hAnsi="Courier New"/>
+        <w:rFonts w:ascii="Courier New" w:hAnsi="Courier New" w:hint="default"/>
         <w:sz w:val="20"/>
       </w:rPr>
     </w:lvl>
@@ -5753,7 +5561,7 @@
         <w:ind w:left="2160" w:hanging="360"/>
       </w:pPr>
       <w:rPr>
-        <w:rFonts w:hint="default" w:ascii="Wingdings" w:hAnsi="Wingdings"/>
+        <w:rFonts w:ascii="Wingdings" w:hAnsi="Wingdings" w:hint="default"/>
         <w:sz w:val="20"/>
       </w:rPr>
     </w:lvl>
@@ -5769,7 +5577,7 @@
         <w:ind w:left="2880" w:hanging="360"/>
       </w:pPr>
       <w:rPr>
-        <w:rFonts w:hint="default" w:ascii="Wingdings" w:hAnsi="Wingdings"/>
+        <w:rFonts w:ascii="Wingdings" w:hAnsi="Wingdings" w:hint="default"/>
         <w:sz w:val="20"/>
       </w:rPr>
     </w:lvl>
@@ -5785,7 +5593,7 @@
         <w:ind w:left="3600" w:hanging="360"/>
       </w:pPr>
       <w:rPr>
-        <w:rFonts w:hint="default" w:ascii="Wingdings" w:hAnsi="Wingdings"/>
+        <w:rFonts w:ascii="Wingdings" w:hAnsi="Wingdings" w:hint="default"/>
         <w:sz w:val="20"/>
       </w:rPr>
     </w:lvl>
@@ -5801,7 +5609,7 @@
         <w:ind w:left="4320" w:hanging="360"/>
       </w:pPr>
       <w:rPr>
-        <w:rFonts w:hint="default" w:ascii="Wingdings" w:hAnsi="Wingdings"/>
+        <w:rFonts w:ascii="Wingdings" w:hAnsi="Wingdings" w:hint="default"/>
         <w:sz w:val="20"/>
       </w:rPr>
     </w:lvl>
@@ -5817,7 +5625,7 @@
         <w:ind w:left="5040" w:hanging="360"/>
       </w:pPr>
       <w:rPr>
-        <w:rFonts w:hint="default" w:ascii="Wingdings" w:hAnsi="Wingdings"/>
+        <w:rFonts w:ascii="Wingdings" w:hAnsi="Wingdings" w:hint="default"/>
         <w:sz w:val="20"/>
       </w:rPr>
     </w:lvl>
@@ -5833,7 +5641,7 @@
         <w:ind w:left="5760" w:hanging="360"/>
       </w:pPr>
       <w:rPr>
-        <w:rFonts w:hint="default" w:ascii="Wingdings" w:hAnsi="Wingdings"/>
+        <w:rFonts w:ascii="Wingdings" w:hAnsi="Wingdings" w:hint="default"/>
         <w:sz w:val="20"/>
       </w:rPr>
     </w:lvl>
@@ -5849,7 +5657,7 @@
         <w:ind w:left="6480" w:hanging="360"/>
       </w:pPr>
       <w:rPr>
-        <w:rFonts w:hint="default" w:ascii="Wingdings" w:hAnsi="Wingdings"/>
+        <w:rFonts w:ascii="Wingdings" w:hAnsi="Wingdings" w:hint="default"/>
         <w:sz w:val="20"/>
       </w:rPr>
     </w:lvl>
@@ -5870,7 +5678,7 @@
         <w:ind w:left="720" w:hanging="360"/>
       </w:pPr>
       <w:rPr>
-        <w:rFonts w:hint="default" w:ascii="Symbol" w:hAnsi="Symbol"/>
+        <w:rFonts w:ascii="Symbol" w:hAnsi="Symbol" w:hint="default"/>
         <w:sz w:val="20"/>
       </w:rPr>
     </w:lvl>
@@ -5886,7 +5694,7 @@
         <w:ind w:left="1440" w:hanging="360"/>
       </w:pPr>
       <w:rPr>
-        <w:rFonts w:hint="default" w:ascii="Courier New" w:hAnsi="Courier New"/>
+        <w:rFonts w:ascii="Courier New" w:hAnsi="Courier New" w:hint="default"/>
         <w:sz w:val="20"/>
       </w:rPr>
     </w:lvl>
@@ -5902,7 +5710,7 @@
         <w:ind w:left="2160" w:hanging="360"/>
       </w:pPr>
       <w:rPr>
-        <w:rFonts w:hint="default" w:ascii="Wingdings" w:hAnsi="Wingdings"/>
+        <w:rFonts w:ascii="Wingdings" w:hAnsi="Wingdings" w:hint="default"/>
         <w:sz w:val="20"/>
       </w:rPr>
     </w:lvl>
@@ -5918,7 +5726,7 @@
         <w:ind w:left="2880" w:hanging="360"/>
       </w:pPr>
       <w:rPr>
-        <w:rFonts w:hint="default" w:ascii="Wingdings" w:hAnsi="Wingdings"/>
+        <w:rFonts w:ascii="Wingdings" w:hAnsi="Wingdings" w:hint="default"/>
         <w:sz w:val="20"/>
       </w:rPr>
     </w:lvl>
@@ -5934,7 +5742,7 @@
         <w:ind w:left="3600" w:hanging="360"/>
       </w:pPr>
       <w:rPr>
-        <w:rFonts w:hint="default" w:ascii="Wingdings" w:hAnsi="Wingdings"/>
+        <w:rFonts w:ascii="Wingdings" w:hAnsi="Wingdings" w:hint="default"/>
         <w:sz w:val="20"/>
       </w:rPr>
     </w:lvl>
@@ -5950,7 +5758,7 @@
         <w:ind w:left="4320" w:hanging="360"/>
       </w:pPr>
       <w:rPr>
-        <w:rFonts w:hint="default" w:ascii="Wingdings" w:hAnsi="Wingdings"/>
+        <w:rFonts w:ascii="Wingdings" w:hAnsi="Wingdings" w:hint="default"/>
         <w:sz w:val="20"/>
       </w:rPr>
     </w:lvl>
@@ -5966,7 +5774,7 @@
         <w:ind w:left="5040" w:hanging="360"/>
       </w:pPr>
       <w:rPr>
-        <w:rFonts w:hint="default" w:ascii="Wingdings" w:hAnsi="Wingdings"/>
+        <w:rFonts w:ascii="Wingdings" w:hAnsi="Wingdings" w:hint="default"/>
         <w:sz w:val="20"/>
       </w:rPr>
     </w:lvl>
@@ -5982,7 +5790,7 @@
         <w:ind w:left="5760" w:hanging="360"/>
       </w:pPr>
       <w:rPr>
-        <w:rFonts w:hint="default" w:ascii="Wingdings" w:hAnsi="Wingdings"/>
+        <w:rFonts w:ascii="Wingdings" w:hAnsi="Wingdings" w:hint="default"/>
         <w:sz w:val="20"/>
       </w:rPr>
     </w:lvl>
@@ -5998,7 +5806,7 @@
         <w:ind w:left="6480" w:hanging="360"/>
       </w:pPr>
       <w:rPr>
-        <w:rFonts w:hint="default" w:ascii="Wingdings" w:hAnsi="Wingdings"/>
+        <w:rFonts w:ascii="Wingdings" w:hAnsi="Wingdings" w:hint="default"/>
         <w:sz w:val="20"/>
       </w:rPr>
     </w:lvl>
@@ -6019,7 +5827,7 @@
         <w:ind w:left="720" w:hanging="360"/>
       </w:pPr>
       <w:rPr>
-        <w:rFonts w:hint="default" w:ascii="Symbol" w:hAnsi="Symbol"/>
+        <w:rFonts w:ascii="Symbol" w:hAnsi="Symbol" w:hint="default"/>
         <w:sz w:val="20"/>
       </w:rPr>
     </w:lvl>
@@ -6035,7 +5843,7 @@
         <w:ind w:left="1440" w:hanging="360"/>
       </w:pPr>
       <w:rPr>
-        <w:rFonts w:hint="default" w:ascii="Courier New" w:hAnsi="Courier New"/>
+        <w:rFonts w:ascii="Courier New" w:hAnsi="Courier New" w:hint="default"/>
         <w:sz w:val="20"/>
       </w:rPr>
     </w:lvl>
@@ -6051,7 +5859,7 @@
         <w:ind w:left="2160" w:hanging="360"/>
       </w:pPr>
       <w:rPr>
-        <w:rFonts w:hint="default" w:ascii="Wingdings" w:hAnsi="Wingdings"/>
+        <w:rFonts w:ascii="Wingdings" w:hAnsi="Wingdings" w:hint="default"/>
         <w:sz w:val="20"/>
       </w:rPr>
     </w:lvl>
@@ -6067,7 +5875,7 @@
         <w:ind w:left="2880" w:hanging="360"/>
       </w:pPr>
       <w:rPr>
-        <w:rFonts w:hint="default" w:ascii="Wingdings" w:hAnsi="Wingdings"/>
+        <w:rFonts w:ascii="Wingdings" w:hAnsi="Wingdings" w:hint="default"/>
         <w:sz w:val="20"/>
       </w:rPr>
     </w:lvl>
@@ -6083,7 +5891,7 @@
         <w:ind w:left="3600" w:hanging="360"/>
       </w:pPr>
       <w:rPr>
-        <w:rFonts w:hint="default" w:ascii="Wingdings" w:hAnsi="Wingdings"/>
+        <w:rFonts w:ascii="Wingdings" w:hAnsi="Wingdings" w:hint="default"/>
         <w:sz w:val="20"/>
       </w:rPr>
     </w:lvl>
@@ -6099,7 +5907,7 @@
         <w:ind w:left="4320" w:hanging="360"/>
       </w:pPr>
       <w:rPr>
-        <w:rFonts w:hint="default" w:ascii="Wingdings" w:hAnsi="Wingdings"/>
+        <w:rFonts w:ascii="Wingdings" w:hAnsi="Wingdings" w:hint="default"/>
         <w:sz w:val="20"/>
       </w:rPr>
     </w:lvl>
@@ -6115,7 +5923,7 @@
         <w:ind w:left="5040" w:hanging="360"/>
       </w:pPr>
       <w:rPr>
-        <w:rFonts w:hint="default" w:ascii="Wingdings" w:hAnsi="Wingdings"/>
+        <w:rFonts w:ascii="Wingdings" w:hAnsi="Wingdings" w:hint="default"/>
         <w:sz w:val="20"/>
       </w:rPr>
     </w:lvl>
@@ -6131,7 +5939,7 @@
         <w:ind w:left="5760" w:hanging="360"/>
       </w:pPr>
       <w:rPr>
-        <w:rFonts w:hint="default" w:ascii="Wingdings" w:hAnsi="Wingdings"/>
+        <w:rFonts w:ascii="Wingdings" w:hAnsi="Wingdings" w:hint="default"/>
         <w:sz w:val="20"/>
       </w:rPr>
     </w:lvl>
@@ -6147,7 +5955,7 @@
         <w:ind w:left="6480" w:hanging="360"/>
       </w:pPr>
       <w:rPr>
-        <w:rFonts w:hint="default" w:ascii="Wingdings" w:hAnsi="Wingdings"/>
+        <w:rFonts w:ascii="Wingdings" w:hAnsi="Wingdings" w:hint="default"/>
         <w:sz w:val="20"/>
       </w:rPr>
     </w:lvl>
@@ -6165,7 +5973,7 @@
         <w:ind w:left="720" w:hanging="360"/>
       </w:pPr>
       <w:rPr>
-        <w:rFonts w:asciiTheme="minorHAnsi" w:hAnsiTheme="minorHAnsi" w:eastAsiaTheme="minorHAnsi" w:cstheme="minorBidi"/>
+        <w:rFonts w:asciiTheme="minorHAnsi" w:eastAsiaTheme="minorHAnsi" w:hAnsiTheme="minorHAnsi" w:cstheme="minorBidi"/>
       </w:rPr>
     </w:lvl>
     <w:lvl w:ilvl="1" w:tplc="340A0019" w:tentative="1">
@@ -6254,7 +6062,7 @@
         <w:ind w:left="720" w:hanging="360"/>
       </w:pPr>
       <w:rPr>
-        <w:rFonts w:hint="default" w:ascii="Courier New" w:hAnsi="Courier New" w:cs="Courier New"/>
+        <w:rFonts w:ascii="Courier New" w:hAnsi="Courier New" w:cs="Courier New" w:hint="default"/>
       </w:rPr>
     </w:lvl>
     <w:lvl w:ilvl="1" w:tplc="04090003" w:tentative="1">
@@ -6266,7 +6074,7 @@
         <w:ind w:left="1440" w:hanging="360"/>
       </w:pPr>
       <w:rPr>
-        <w:rFonts w:hint="default" w:ascii="Courier New" w:hAnsi="Courier New" w:cs="Courier New"/>
+        <w:rFonts w:ascii="Courier New" w:hAnsi="Courier New" w:cs="Courier New" w:hint="default"/>
       </w:rPr>
     </w:lvl>
     <w:lvl w:ilvl="2" w:tplc="04090005" w:tentative="1">
@@ -6278,7 +6086,7 @@
         <w:ind w:left="2160" w:hanging="360"/>
       </w:pPr>
       <w:rPr>
-        <w:rFonts w:hint="default" w:ascii="Wingdings" w:hAnsi="Wingdings"/>
+        <w:rFonts w:ascii="Wingdings" w:hAnsi="Wingdings" w:hint="default"/>
       </w:rPr>
     </w:lvl>
     <w:lvl w:ilvl="3" w:tplc="04090001" w:tentative="1">
@@ -6290,7 +6098,7 @@
         <w:ind w:left="2880" w:hanging="360"/>
       </w:pPr>
       <w:rPr>
-        <w:rFonts w:hint="default" w:ascii="Symbol" w:hAnsi="Symbol"/>
+        <w:rFonts w:ascii="Symbol" w:hAnsi="Symbol" w:hint="default"/>
       </w:rPr>
     </w:lvl>
     <w:lvl w:ilvl="4" w:tplc="04090003" w:tentative="1">
@@ -6302,7 +6110,7 @@
         <w:ind w:left="3600" w:hanging="360"/>
       </w:pPr>
       <w:rPr>
-        <w:rFonts w:hint="default" w:ascii="Courier New" w:hAnsi="Courier New" w:cs="Courier New"/>
+        <w:rFonts w:ascii="Courier New" w:hAnsi="Courier New" w:cs="Courier New" w:hint="default"/>
       </w:rPr>
     </w:lvl>
     <w:lvl w:ilvl="5" w:tplc="04090005" w:tentative="1">
@@ -6314,7 +6122,7 @@
         <w:ind w:left="4320" w:hanging="360"/>
       </w:pPr>
       <w:rPr>
-        <w:rFonts w:hint="default" w:ascii="Wingdings" w:hAnsi="Wingdings"/>
+        <w:rFonts w:ascii="Wingdings" w:hAnsi="Wingdings" w:hint="default"/>
       </w:rPr>
     </w:lvl>
     <w:lvl w:ilvl="6" w:tplc="04090001" w:tentative="1">
@@ -6326,7 +6134,7 @@
         <w:ind w:left="5040" w:hanging="360"/>
       </w:pPr>
       <w:rPr>
-        <w:rFonts w:hint="default" w:ascii="Symbol" w:hAnsi="Symbol"/>
+        <w:rFonts w:ascii="Symbol" w:hAnsi="Symbol" w:hint="default"/>
       </w:rPr>
     </w:lvl>
     <w:lvl w:ilvl="7" w:tplc="04090003" w:tentative="1">
@@ -6338,7 +6146,7 @@
         <w:ind w:left="5760" w:hanging="360"/>
       </w:pPr>
       <w:rPr>
-        <w:rFonts w:hint="default" w:ascii="Courier New" w:hAnsi="Courier New" w:cs="Courier New"/>
+        <w:rFonts w:ascii="Courier New" w:hAnsi="Courier New" w:cs="Courier New" w:hint="default"/>
       </w:rPr>
     </w:lvl>
     <w:lvl w:ilvl="8" w:tplc="04090005" w:tentative="1">
@@ -6350,7 +6158,7 @@
         <w:ind w:left="6480" w:hanging="360"/>
       </w:pPr>
       <w:rPr>
-        <w:rFonts w:hint="default" w:ascii="Wingdings" w:hAnsi="Wingdings"/>
+        <w:rFonts w:ascii="Wingdings" w:hAnsi="Wingdings" w:hint="default"/>
       </w:rPr>
     </w:lvl>
   </w:abstractNum>
@@ -6548,7 +6356,7 @@
         <w:ind w:left="720" w:hanging="360"/>
       </w:pPr>
       <w:rPr>
-        <w:rFonts w:hint="default" w:ascii="Symbol" w:hAnsi="Symbol"/>
+        <w:rFonts w:ascii="Symbol" w:hAnsi="Symbol" w:hint="default"/>
         <w:sz w:val="20"/>
       </w:rPr>
     </w:lvl>
@@ -6564,7 +6372,7 @@
         <w:ind w:left="1440" w:hanging="360"/>
       </w:pPr>
       <w:rPr>
-        <w:rFonts w:hint="default" w:ascii="Courier New" w:hAnsi="Courier New"/>
+        <w:rFonts w:ascii="Courier New" w:hAnsi="Courier New" w:hint="default"/>
         <w:sz w:val="20"/>
       </w:rPr>
     </w:lvl>
@@ -6580,7 +6388,7 @@
         <w:ind w:left="2160" w:hanging="360"/>
       </w:pPr>
       <w:rPr>
-        <w:rFonts w:hint="default" w:ascii="Wingdings" w:hAnsi="Wingdings"/>
+        <w:rFonts w:ascii="Wingdings" w:hAnsi="Wingdings" w:hint="default"/>
         <w:sz w:val="20"/>
       </w:rPr>
     </w:lvl>
@@ -6596,7 +6404,7 @@
         <w:ind w:left="2880" w:hanging="360"/>
       </w:pPr>
       <w:rPr>
-        <w:rFonts w:hint="default" w:ascii="Wingdings" w:hAnsi="Wingdings"/>
+        <w:rFonts w:ascii="Wingdings" w:hAnsi="Wingdings" w:hint="default"/>
         <w:sz w:val="20"/>
       </w:rPr>
     </w:lvl>
@@ -6612,7 +6420,7 @@
         <w:ind w:left="3600" w:hanging="360"/>
       </w:pPr>
       <w:rPr>
-        <w:rFonts w:hint="default" w:ascii="Wingdings" w:hAnsi="Wingdings"/>
+        <w:rFonts w:ascii="Wingdings" w:hAnsi="Wingdings" w:hint="default"/>
         <w:sz w:val="20"/>
       </w:rPr>
     </w:lvl>
@@ -6628,7 +6436,7 @@
         <w:ind w:left="4320" w:hanging="360"/>
       </w:pPr>
       <w:rPr>
-        <w:rFonts w:hint="default" w:ascii="Wingdings" w:hAnsi="Wingdings"/>
+        <w:rFonts w:ascii="Wingdings" w:hAnsi="Wingdings" w:hint="default"/>
         <w:sz w:val="20"/>
       </w:rPr>
     </w:lvl>
@@ -6644,7 +6452,7 @@
         <w:ind w:left="5040" w:hanging="360"/>
       </w:pPr>
       <w:rPr>
-        <w:rFonts w:hint="default" w:ascii="Wingdings" w:hAnsi="Wingdings"/>
+        <w:rFonts w:ascii="Wingdings" w:hAnsi="Wingdings" w:hint="default"/>
         <w:sz w:val="20"/>
       </w:rPr>
     </w:lvl>
@@ -6660,7 +6468,7 @@
         <w:ind w:left="5760" w:hanging="360"/>
       </w:pPr>
       <w:rPr>
-        <w:rFonts w:hint="default" w:ascii="Wingdings" w:hAnsi="Wingdings"/>
+        <w:rFonts w:ascii="Wingdings" w:hAnsi="Wingdings" w:hint="default"/>
         <w:sz w:val="20"/>
       </w:rPr>
     </w:lvl>
@@ -6676,7 +6484,7 @@
         <w:ind w:left="6480" w:hanging="360"/>
       </w:pPr>
       <w:rPr>
-        <w:rFonts w:hint="default" w:ascii="Wingdings" w:hAnsi="Wingdings"/>
+        <w:rFonts w:ascii="Wingdings" w:hAnsi="Wingdings" w:hint="default"/>
         <w:sz w:val="20"/>
       </w:rPr>
     </w:lvl>
@@ -6694,7 +6502,7 @@
         <w:ind w:left="720" w:hanging="360"/>
       </w:pPr>
       <w:rPr>
-        <w:rFonts w:hint="default" w:ascii="Courier New" w:hAnsi="Courier New" w:cs="Courier New"/>
+        <w:rFonts w:ascii="Courier New" w:hAnsi="Courier New" w:cs="Courier New" w:hint="default"/>
       </w:rPr>
     </w:lvl>
     <w:lvl w:ilvl="1" w:tplc="340A0003" w:tentative="1">
@@ -6706,7 +6514,7 @@
         <w:ind w:left="1440" w:hanging="360"/>
       </w:pPr>
       <w:rPr>
-        <w:rFonts w:hint="default" w:ascii="Courier New" w:hAnsi="Courier New" w:cs="Courier New"/>
+        <w:rFonts w:ascii="Courier New" w:hAnsi="Courier New" w:cs="Courier New" w:hint="default"/>
       </w:rPr>
     </w:lvl>
     <w:lvl w:ilvl="2" w:tplc="340A0005" w:tentative="1">
@@ -6718,7 +6526,7 @@
         <w:ind w:left="2160" w:hanging="360"/>
       </w:pPr>
       <w:rPr>
-        <w:rFonts w:hint="default" w:ascii="Wingdings" w:hAnsi="Wingdings"/>
+        <w:rFonts w:ascii="Wingdings" w:hAnsi="Wingdings" w:hint="default"/>
       </w:rPr>
     </w:lvl>
     <w:lvl w:ilvl="3" w:tplc="340A0001" w:tentative="1">
@@ -6730,7 +6538,7 @@
         <w:ind w:left="2880" w:hanging="360"/>
       </w:pPr>
       <w:rPr>
-        <w:rFonts w:hint="default" w:ascii="Symbol" w:hAnsi="Symbol"/>
+        <w:rFonts w:ascii="Symbol" w:hAnsi="Symbol" w:hint="default"/>
       </w:rPr>
     </w:lvl>
     <w:lvl w:ilvl="4" w:tplc="340A0003" w:tentative="1">
@@ -6742,7 +6550,7 @@
         <w:ind w:left="3600" w:hanging="360"/>
       </w:pPr>
       <w:rPr>
-        <w:rFonts w:hint="default" w:ascii="Courier New" w:hAnsi="Courier New" w:cs="Courier New"/>
+        <w:rFonts w:ascii="Courier New" w:hAnsi="Courier New" w:cs="Courier New" w:hint="default"/>
       </w:rPr>
     </w:lvl>
     <w:lvl w:ilvl="5" w:tplc="340A0005" w:tentative="1">
@@ -6754,7 +6562,7 @@
         <w:ind w:left="4320" w:hanging="360"/>
       </w:pPr>
       <w:rPr>
-        <w:rFonts w:hint="default" w:ascii="Wingdings" w:hAnsi="Wingdings"/>
+        <w:rFonts w:ascii="Wingdings" w:hAnsi="Wingdings" w:hint="default"/>
       </w:rPr>
     </w:lvl>
     <w:lvl w:ilvl="6" w:tplc="340A0001" w:tentative="1">
@@ -6766,7 +6574,7 @@
         <w:ind w:left="5040" w:hanging="360"/>
       </w:pPr>
       <w:rPr>
-        <w:rFonts w:hint="default" w:ascii="Symbol" w:hAnsi="Symbol"/>
+        <w:rFonts w:ascii="Symbol" w:hAnsi="Symbol" w:hint="default"/>
       </w:rPr>
     </w:lvl>
     <w:lvl w:ilvl="7" w:tplc="340A0003" w:tentative="1">
@@ -6778,7 +6586,7 @@
         <w:ind w:left="5760" w:hanging="360"/>
       </w:pPr>
       <w:rPr>
-        <w:rFonts w:hint="default" w:ascii="Courier New" w:hAnsi="Courier New" w:cs="Courier New"/>
+        <w:rFonts w:ascii="Courier New" w:hAnsi="Courier New" w:cs="Courier New" w:hint="default"/>
       </w:rPr>
     </w:lvl>
     <w:lvl w:ilvl="8" w:tplc="340A0005" w:tentative="1">
@@ -6790,7 +6598,7 @@
         <w:ind w:left="6480" w:hanging="360"/>
       </w:pPr>
       <w:rPr>
-        <w:rFonts w:hint="default" w:ascii="Wingdings" w:hAnsi="Wingdings"/>
+        <w:rFonts w:ascii="Wingdings" w:hAnsi="Wingdings" w:hint="default"/>
       </w:rPr>
     </w:lvl>
   </w:abstractNum>
@@ -6807,7 +6615,7 @@
         <w:ind w:left="720" w:hanging="360"/>
       </w:pPr>
       <w:rPr>
-        <w:rFonts w:hint="default" w:ascii="Calibri" w:hAnsi="Calibri"/>
+        <w:rFonts w:ascii="Calibri" w:hAnsi="Calibri" w:hint="default"/>
       </w:rPr>
     </w:lvl>
     <w:lvl w:ilvl="1" w:tplc="C7FED0CA">
@@ -6819,7 +6627,7 @@
         <w:ind w:left="1440" w:hanging="360"/>
       </w:pPr>
       <w:rPr>
-        <w:rFonts w:hint="default" w:ascii="Courier New" w:hAnsi="Courier New"/>
+        <w:rFonts w:ascii="Courier New" w:hAnsi="Courier New" w:hint="default"/>
       </w:rPr>
     </w:lvl>
     <w:lvl w:ilvl="2" w:tplc="86C23E5C">
@@ -6831,7 +6639,7 @@
         <w:ind w:left="2160" w:hanging="360"/>
       </w:pPr>
       <w:rPr>
-        <w:rFonts w:hint="default" w:ascii="Wingdings" w:hAnsi="Wingdings"/>
+        <w:rFonts w:ascii="Wingdings" w:hAnsi="Wingdings" w:hint="default"/>
       </w:rPr>
     </w:lvl>
     <w:lvl w:ilvl="3" w:tplc="DD349284">
@@ -6843,7 +6651,7 @@
         <w:ind w:left="2880" w:hanging="360"/>
       </w:pPr>
       <w:rPr>
-        <w:rFonts w:hint="default" w:ascii="Symbol" w:hAnsi="Symbol"/>
+        <w:rFonts w:ascii="Symbol" w:hAnsi="Symbol" w:hint="default"/>
       </w:rPr>
     </w:lvl>
     <w:lvl w:ilvl="4" w:tplc="7BF6162E">
@@ -6855,7 +6663,7 @@
         <w:ind w:left="3600" w:hanging="360"/>
       </w:pPr>
       <w:rPr>
-        <w:rFonts w:hint="default" w:ascii="Courier New" w:hAnsi="Courier New"/>
+        <w:rFonts w:ascii="Courier New" w:hAnsi="Courier New" w:hint="default"/>
       </w:rPr>
     </w:lvl>
     <w:lvl w:ilvl="5" w:tplc="5B08AE58">
@@ -6867,7 +6675,7 @@
         <w:ind w:left="4320" w:hanging="360"/>
       </w:pPr>
       <w:rPr>
-        <w:rFonts w:hint="default" w:ascii="Wingdings" w:hAnsi="Wingdings"/>
+        <w:rFonts w:ascii="Wingdings" w:hAnsi="Wingdings" w:hint="default"/>
       </w:rPr>
     </w:lvl>
     <w:lvl w:ilvl="6" w:tplc="1722F02E">
@@ -6879,7 +6687,7 @@
         <w:ind w:left="5040" w:hanging="360"/>
       </w:pPr>
       <w:rPr>
-        <w:rFonts w:hint="default" w:ascii="Symbol" w:hAnsi="Symbol"/>
+        <w:rFonts w:ascii="Symbol" w:hAnsi="Symbol" w:hint="default"/>
       </w:rPr>
     </w:lvl>
     <w:lvl w:ilvl="7" w:tplc="C8E47964">
@@ -6891,7 +6699,7 @@
         <w:ind w:left="5760" w:hanging="360"/>
       </w:pPr>
       <w:rPr>
-        <w:rFonts w:hint="default" w:ascii="Courier New" w:hAnsi="Courier New"/>
+        <w:rFonts w:ascii="Courier New" w:hAnsi="Courier New" w:hint="default"/>
       </w:rPr>
     </w:lvl>
     <w:lvl w:ilvl="8" w:tplc="8516FD8A">
@@ -6903,7 +6711,7 @@
         <w:ind w:left="6480" w:hanging="360"/>
       </w:pPr>
       <w:rPr>
-        <w:rFonts w:hint="default" w:ascii="Wingdings" w:hAnsi="Wingdings"/>
+        <w:rFonts w:ascii="Wingdings" w:hAnsi="Wingdings" w:hint="default"/>
       </w:rPr>
     </w:lvl>
   </w:abstractNum>
@@ -6920,7 +6728,7 @@
         <w:ind w:left="720" w:hanging="360"/>
       </w:pPr>
       <w:rPr>
-        <w:rFonts w:hint="default" w:ascii="Courier New" w:hAnsi="Courier New" w:cs="Courier New"/>
+        <w:rFonts w:ascii="Courier New" w:hAnsi="Courier New" w:cs="Courier New" w:hint="default"/>
       </w:rPr>
     </w:lvl>
     <w:lvl w:ilvl="1" w:tplc="340A0003" w:tentative="1">
@@ -6932,7 +6740,7 @@
         <w:ind w:left="1440" w:hanging="360"/>
       </w:pPr>
       <w:rPr>
-        <w:rFonts w:hint="default" w:ascii="Courier New" w:hAnsi="Courier New" w:cs="Courier New"/>
+        <w:rFonts w:ascii="Courier New" w:hAnsi="Courier New" w:cs="Courier New" w:hint="default"/>
       </w:rPr>
     </w:lvl>
     <w:lvl w:ilvl="2" w:tplc="340A0005" w:tentative="1">
@@ -6944,7 +6752,7 @@
         <w:ind w:left="2160" w:hanging="360"/>
       </w:pPr>
       <w:rPr>
-        <w:rFonts w:hint="default" w:ascii="Wingdings" w:hAnsi="Wingdings"/>
+        <w:rFonts w:ascii="Wingdings" w:hAnsi="Wingdings" w:hint="default"/>
       </w:rPr>
     </w:lvl>
     <w:lvl w:ilvl="3" w:tplc="340A0001" w:tentative="1">
@@ -6956,7 +6764,7 @@
         <w:ind w:left="2880" w:hanging="360"/>
       </w:pPr>
       <w:rPr>
-        <w:rFonts w:hint="default" w:ascii="Symbol" w:hAnsi="Symbol"/>
+        <w:rFonts w:ascii="Symbol" w:hAnsi="Symbol" w:hint="default"/>
       </w:rPr>
     </w:lvl>
     <w:lvl w:ilvl="4" w:tplc="340A0003" w:tentative="1">
@@ -6968,7 +6776,7 @@
         <w:ind w:left="3600" w:hanging="360"/>
       </w:pPr>
       <w:rPr>
-        <w:rFonts w:hint="default" w:ascii="Courier New" w:hAnsi="Courier New" w:cs="Courier New"/>
+        <w:rFonts w:ascii="Courier New" w:hAnsi="Courier New" w:cs="Courier New" w:hint="default"/>
       </w:rPr>
     </w:lvl>
     <w:lvl w:ilvl="5" w:tplc="340A0005" w:tentative="1">
@@ -6980,7 +6788,7 @@
         <w:ind w:left="4320" w:hanging="360"/>
       </w:pPr>
       <w:rPr>
-        <w:rFonts w:hint="default" w:ascii="Wingdings" w:hAnsi="Wingdings"/>
+        <w:rFonts w:ascii="Wingdings" w:hAnsi="Wingdings" w:hint="default"/>
       </w:rPr>
     </w:lvl>
     <w:lvl w:ilvl="6" w:tplc="340A0001" w:tentative="1">
@@ -6992,7 +6800,7 @@
         <w:ind w:left="5040" w:hanging="360"/>
       </w:pPr>
       <w:rPr>
-        <w:rFonts w:hint="default" w:ascii="Symbol" w:hAnsi="Symbol"/>
+        <w:rFonts w:ascii="Symbol" w:hAnsi="Symbol" w:hint="default"/>
       </w:rPr>
     </w:lvl>
     <w:lvl w:ilvl="7" w:tplc="340A0003" w:tentative="1">
@@ -7004,7 +6812,7 @@
         <w:ind w:left="5760" w:hanging="360"/>
       </w:pPr>
       <w:rPr>
-        <w:rFonts w:hint="default" w:ascii="Courier New" w:hAnsi="Courier New" w:cs="Courier New"/>
+        <w:rFonts w:ascii="Courier New" w:hAnsi="Courier New" w:cs="Courier New" w:hint="default"/>
       </w:rPr>
     </w:lvl>
     <w:lvl w:ilvl="8" w:tplc="340A0005" w:tentative="1">
@@ -7016,7 +6824,7 @@
         <w:ind w:left="6480" w:hanging="360"/>
       </w:pPr>
       <w:rPr>
-        <w:rFonts w:hint="default" w:ascii="Wingdings" w:hAnsi="Wingdings"/>
+        <w:rFonts w:ascii="Wingdings" w:hAnsi="Wingdings" w:hint="default"/>
       </w:rPr>
     </w:lvl>
   </w:abstractNum>
@@ -7122,7 +6930,7 @@
         <w:ind w:left="720" w:hanging="360"/>
       </w:pPr>
       <w:rPr>
-        <w:rFonts w:hint="default" w:ascii="Symbol" w:hAnsi="Symbol"/>
+        <w:rFonts w:ascii="Symbol" w:hAnsi="Symbol" w:hint="default"/>
         <w:sz w:val="20"/>
       </w:rPr>
     </w:lvl>
@@ -7138,7 +6946,7 @@
         <w:ind w:left="1440" w:hanging="360"/>
       </w:pPr>
       <w:rPr>
-        <w:rFonts w:hint="default" w:ascii="Courier New" w:hAnsi="Courier New"/>
+        <w:rFonts w:ascii="Courier New" w:hAnsi="Courier New" w:hint="default"/>
         <w:sz w:val="20"/>
       </w:rPr>
     </w:lvl>
@@ -7154,7 +6962,7 @@
         <w:ind w:left="2160" w:hanging="360"/>
       </w:pPr>
       <w:rPr>
-        <w:rFonts w:hint="default" w:ascii="Wingdings" w:hAnsi="Wingdings"/>
+        <w:rFonts w:ascii="Wingdings" w:hAnsi="Wingdings" w:hint="default"/>
         <w:sz w:val="20"/>
       </w:rPr>
     </w:lvl>
@@ -7170,7 +6978,7 @@
         <w:ind w:left="2880" w:hanging="360"/>
       </w:pPr>
       <w:rPr>
-        <w:rFonts w:hint="default" w:ascii="Wingdings" w:hAnsi="Wingdings"/>
+        <w:rFonts w:ascii="Wingdings" w:hAnsi="Wingdings" w:hint="default"/>
         <w:sz w:val="20"/>
       </w:rPr>
     </w:lvl>
@@ -7186,7 +6994,7 @@
         <w:ind w:left="3600" w:hanging="360"/>
       </w:pPr>
       <w:rPr>
-        <w:rFonts w:hint="default" w:ascii="Wingdings" w:hAnsi="Wingdings"/>
+        <w:rFonts w:ascii="Wingdings" w:hAnsi="Wingdings" w:hint="default"/>
         <w:sz w:val="20"/>
       </w:rPr>
     </w:lvl>
@@ -7202,7 +7010,7 @@
         <w:ind w:left="4320" w:hanging="360"/>
       </w:pPr>
       <w:rPr>
-        <w:rFonts w:hint="default" w:ascii="Wingdings" w:hAnsi="Wingdings"/>
+        <w:rFonts w:ascii="Wingdings" w:hAnsi="Wingdings" w:hint="default"/>
         <w:sz w:val="20"/>
       </w:rPr>
     </w:lvl>
@@ -7218,7 +7026,7 @@
         <w:ind w:left="5040" w:hanging="360"/>
       </w:pPr>
       <w:rPr>
-        <w:rFonts w:hint="default" w:ascii="Wingdings" w:hAnsi="Wingdings"/>
+        <w:rFonts w:ascii="Wingdings" w:hAnsi="Wingdings" w:hint="default"/>
         <w:sz w:val="20"/>
       </w:rPr>
     </w:lvl>
@@ -7234,7 +7042,7 @@
         <w:ind w:left="5760" w:hanging="360"/>
       </w:pPr>
       <w:rPr>
-        <w:rFonts w:hint="default" w:ascii="Wingdings" w:hAnsi="Wingdings"/>
+        <w:rFonts w:ascii="Wingdings" w:hAnsi="Wingdings" w:hint="default"/>
         <w:sz w:val="20"/>
       </w:rPr>
     </w:lvl>
@@ -7250,7 +7058,7 @@
         <w:ind w:left="6480" w:hanging="360"/>
       </w:pPr>
       <w:rPr>
-        <w:rFonts w:hint="default" w:ascii="Wingdings" w:hAnsi="Wingdings"/>
+        <w:rFonts w:ascii="Wingdings" w:hAnsi="Wingdings" w:hint="default"/>
         <w:sz w:val="20"/>
       </w:rPr>
     </w:lvl>
@@ -7271,7 +7079,7 @@
         <w:ind w:left="720" w:hanging="360"/>
       </w:pPr>
       <w:rPr>
-        <w:rFonts w:hint="default" w:ascii="Symbol" w:hAnsi="Symbol"/>
+        <w:rFonts w:ascii="Symbol" w:hAnsi="Symbol" w:hint="default"/>
         <w:sz w:val="20"/>
       </w:rPr>
     </w:lvl>
@@ -7287,7 +7095,7 @@
         <w:ind w:left="1440" w:hanging="360"/>
       </w:pPr>
       <w:rPr>
-        <w:rFonts w:hint="default" w:ascii="Courier New" w:hAnsi="Courier New"/>
+        <w:rFonts w:ascii="Courier New" w:hAnsi="Courier New" w:hint="default"/>
         <w:sz w:val="20"/>
       </w:rPr>
     </w:lvl>
@@ -7303,7 +7111,7 @@
         <w:ind w:left="2160" w:hanging="360"/>
       </w:pPr>
       <w:rPr>
-        <w:rFonts w:hint="default" w:ascii="Wingdings" w:hAnsi="Wingdings"/>
+        <w:rFonts w:ascii="Wingdings" w:hAnsi="Wingdings" w:hint="default"/>
         <w:sz w:val="20"/>
       </w:rPr>
     </w:lvl>
@@ -7319,7 +7127,7 @@
         <w:ind w:left="2880" w:hanging="360"/>
       </w:pPr>
       <w:rPr>
-        <w:rFonts w:hint="default" w:ascii="Wingdings" w:hAnsi="Wingdings"/>
+        <w:rFonts w:ascii="Wingdings" w:hAnsi="Wingdings" w:hint="default"/>
         <w:sz w:val="20"/>
       </w:rPr>
     </w:lvl>
@@ -7335,7 +7143,7 @@
         <w:ind w:left="3600" w:hanging="360"/>
       </w:pPr>
       <w:rPr>
-        <w:rFonts w:hint="default" w:ascii="Wingdings" w:hAnsi="Wingdings"/>
+        <w:rFonts w:ascii="Wingdings" w:hAnsi="Wingdings" w:hint="default"/>
         <w:sz w:val="20"/>
       </w:rPr>
     </w:lvl>
@@ -7351,7 +7159,7 @@
         <w:ind w:left="4320" w:hanging="360"/>
       </w:pPr>
       <w:rPr>
-        <w:rFonts w:hint="default" w:ascii="Wingdings" w:hAnsi="Wingdings"/>
+        <w:rFonts w:ascii="Wingdings" w:hAnsi="Wingdings" w:hint="default"/>
         <w:sz w:val="20"/>
       </w:rPr>
     </w:lvl>
@@ -7367,7 +7175,7 @@
         <w:ind w:left="5040" w:hanging="360"/>
       </w:pPr>
       <w:rPr>
-        <w:rFonts w:hint="default" w:ascii="Wingdings" w:hAnsi="Wingdings"/>
+        <w:rFonts w:ascii="Wingdings" w:hAnsi="Wingdings" w:hint="default"/>
         <w:sz w:val="20"/>
       </w:rPr>
     </w:lvl>
@@ -7383,7 +7191,7 @@
         <w:ind w:left="5760" w:hanging="360"/>
       </w:pPr>
       <w:rPr>
-        <w:rFonts w:hint="default" w:ascii="Wingdings" w:hAnsi="Wingdings"/>
+        <w:rFonts w:ascii="Wingdings" w:hAnsi="Wingdings" w:hint="default"/>
         <w:sz w:val="20"/>
       </w:rPr>
     </w:lvl>
@@ -7399,7 +7207,7 @@
         <w:ind w:left="6480" w:hanging="360"/>
       </w:pPr>
       <w:rPr>
-        <w:rFonts w:hint="default" w:ascii="Wingdings" w:hAnsi="Wingdings"/>
+        <w:rFonts w:ascii="Wingdings" w:hAnsi="Wingdings" w:hint="default"/>
         <w:sz w:val="20"/>
       </w:rPr>
     </w:lvl>
@@ -7417,7 +7225,7 @@
         <w:ind w:left="720" w:hanging="360"/>
       </w:pPr>
       <w:rPr>
-        <w:rFonts w:hint="default" w:ascii="Calibri" w:hAnsi="Calibri"/>
+        <w:rFonts w:ascii="Calibri" w:hAnsi="Calibri" w:hint="default"/>
       </w:rPr>
     </w:lvl>
     <w:lvl w:ilvl="1" w:tplc="2D126756">
@@ -7429,7 +7237,7 @@
         <w:ind w:left="1440" w:hanging="360"/>
       </w:pPr>
       <w:rPr>
-        <w:rFonts w:hint="default" w:ascii="Courier New" w:hAnsi="Courier New"/>
+        <w:rFonts w:ascii="Courier New" w:hAnsi="Courier New" w:hint="default"/>
       </w:rPr>
     </w:lvl>
     <w:lvl w:ilvl="2" w:tplc="C8FC02CC">
@@ -7441,7 +7249,7 @@
         <w:ind w:left="2160" w:hanging="360"/>
       </w:pPr>
       <w:rPr>
-        <w:rFonts w:hint="default" w:ascii="Wingdings" w:hAnsi="Wingdings"/>
+        <w:rFonts w:ascii="Wingdings" w:hAnsi="Wingdings" w:hint="default"/>
       </w:rPr>
     </w:lvl>
     <w:lvl w:ilvl="3" w:tplc="888CC67E">
@@ -7453,7 +7261,7 @@
         <w:ind w:left="2880" w:hanging="360"/>
       </w:pPr>
       <w:rPr>
-        <w:rFonts w:hint="default" w:ascii="Symbol" w:hAnsi="Symbol"/>
+        <w:rFonts w:ascii="Symbol" w:hAnsi="Symbol" w:hint="default"/>
       </w:rPr>
     </w:lvl>
     <w:lvl w:ilvl="4" w:tplc="43BCF606">
@@ -7465,7 +7273,7 @@
         <w:ind w:left="3600" w:hanging="360"/>
       </w:pPr>
       <w:rPr>
-        <w:rFonts w:hint="default" w:ascii="Courier New" w:hAnsi="Courier New"/>
+        <w:rFonts w:ascii="Courier New" w:hAnsi="Courier New" w:hint="default"/>
       </w:rPr>
     </w:lvl>
     <w:lvl w:ilvl="5" w:tplc="E8FC99C8">
@@ -7477,7 +7285,7 @@
         <w:ind w:left="4320" w:hanging="360"/>
       </w:pPr>
       <w:rPr>
-        <w:rFonts w:hint="default" w:ascii="Wingdings" w:hAnsi="Wingdings"/>
+        <w:rFonts w:ascii="Wingdings" w:hAnsi="Wingdings" w:hint="default"/>
       </w:rPr>
     </w:lvl>
     <w:lvl w:ilvl="6" w:tplc="F5BEFF8E">
@@ -7489,7 +7297,7 @@
         <w:ind w:left="5040" w:hanging="360"/>
       </w:pPr>
       <w:rPr>
-        <w:rFonts w:hint="default" w:ascii="Symbol" w:hAnsi="Symbol"/>
+        <w:rFonts w:ascii="Symbol" w:hAnsi="Symbol" w:hint="default"/>
       </w:rPr>
     </w:lvl>
     <w:lvl w:ilvl="7" w:tplc="B30E8FD4">
@@ -7501,7 +7309,7 @@
         <w:ind w:left="5760" w:hanging="360"/>
       </w:pPr>
       <w:rPr>
-        <w:rFonts w:hint="default" w:ascii="Courier New" w:hAnsi="Courier New"/>
+        <w:rFonts w:ascii="Courier New" w:hAnsi="Courier New" w:hint="default"/>
       </w:rPr>
     </w:lvl>
     <w:lvl w:ilvl="8" w:tplc="516637CC">
@@ -7513,131 +7321,131 @@
         <w:ind w:left="6480" w:hanging="360"/>
       </w:pPr>
       <w:rPr>
-        <w:rFonts w:hint="default" w:ascii="Wingdings" w:hAnsi="Wingdings"/>
+        <w:rFonts w:ascii="Wingdings" w:hAnsi="Wingdings" w:hint="default"/>
       </w:rPr>
     </w:lvl>
   </w:abstractNum>
-  <w:num w:numId="1">
+  <w:num w:numId="1" w16cid:durableId="1880585978">
     <w:abstractNumId w:val="3"/>
   </w:num>
-  <w:num w:numId="2">
+  <w:num w:numId="2" w16cid:durableId="996034673">
     <w:abstractNumId w:val="9"/>
   </w:num>
-  <w:num w:numId="3">
+  <w:num w:numId="3" w16cid:durableId="166601350">
     <w:abstractNumId w:val="13"/>
   </w:num>
-  <w:num w:numId="4">
+  <w:num w:numId="4" w16cid:durableId="502354551">
     <w:abstractNumId w:val="29"/>
   </w:num>
-  <w:num w:numId="5">
+  <w:num w:numId="5" w16cid:durableId="1915967541">
     <w:abstractNumId w:val="31"/>
   </w:num>
-  <w:num w:numId="6">
+  <w:num w:numId="6" w16cid:durableId="1482962728">
     <w:abstractNumId w:val="4"/>
   </w:num>
-  <w:num w:numId="7">
+  <w:num w:numId="7" w16cid:durableId="2115200747">
     <w:abstractNumId w:val="12"/>
   </w:num>
-  <w:num w:numId="8">
+  <w:num w:numId="8" w16cid:durableId="1531726620">
     <w:abstractNumId w:val="20"/>
   </w:num>
-  <w:num w:numId="9">
+  <w:num w:numId="9" w16cid:durableId="269705996">
     <w:abstractNumId w:val="16"/>
   </w:num>
-  <w:num w:numId="10">
+  <w:num w:numId="10" w16cid:durableId="1050417113">
     <w:abstractNumId w:val="10"/>
   </w:num>
-  <w:num w:numId="11">
+  <w:num w:numId="11" w16cid:durableId="1815557892">
     <w:abstractNumId w:val="25"/>
   </w:num>
-  <w:num w:numId="12">
+  <w:num w:numId="12" w16cid:durableId="1174030362">
     <w:abstractNumId w:val="36"/>
   </w:num>
-  <w:num w:numId="13">
+  <w:num w:numId="13" w16cid:durableId="1097336413">
     <w:abstractNumId w:val="30"/>
   </w:num>
-  <w:num w:numId="14">
+  <w:num w:numId="14" w16cid:durableId="376857655">
     <w:abstractNumId w:val="1"/>
   </w:num>
-  <w:num w:numId="15">
+  <w:num w:numId="15" w16cid:durableId="525876428">
     <w:abstractNumId w:val="37"/>
   </w:num>
-  <w:num w:numId="16">
+  <w:num w:numId="16" w16cid:durableId="1674139775">
     <w:abstractNumId w:val="22"/>
   </w:num>
-  <w:num w:numId="17">
+  <w:num w:numId="17" w16cid:durableId="409619497">
     <w:abstractNumId w:val="18"/>
   </w:num>
-  <w:num w:numId="18">
+  <w:num w:numId="18" w16cid:durableId="1210654471">
     <w:abstractNumId w:val="32"/>
   </w:num>
-  <w:num w:numId="19">
+  <w:num w:numId="19" w16cid:durableId="1420175951">
     <w:abstractNumId w:val="11"/>
   </w:num>
-  <w:num w:numId="20">
+  <w:num w:numId="20" w16cid:durableId="463498712">
     <w:abstractNumId w:val="40"/>
   </w:num>
-  <w:num w:numId="21">
+  <w:num w:numId="21" w16cid:durableId="2059087394">
     <w:abstractNumId w:val="35"/>
   </w:num>
-  <w:num w:numId="22">
+  <w:num w:numId="22" w16cid:durableId="1989241072">
     <w:abstractNumId w:val="14"/>
   </w:num>
-  <w:num w:numId="23">
+  <w:num w:numId="23" w16cid:durableId="1869484480">
     <w:abstractNumId w:val="15"/>
   </w:num>
-  <w:num w:numId="24">
+  <w:num w:numId="24" w16cid:durableId="320741387">
     <w:abstractNumId w:val="5"/>
   </w:num>
-  <w:num w:numId="25">
+  <w:num w:numId="25" w16cid:durableId="1062488993">
     <w:abstractNumId w:val="17"/>
   </w:num>
-  <w:num w:numId="26">
+  <w:num w:numId="26" w16cid:durableId="834956009">
     <w:abstractNumId w:val="21"/>
   </w:num>
-  <w:num w:numId="27">
+  <w:num w:numId="27" w16cid:durableId="165024857">
     <w:abstractNumId w:val="24"/>
   </w:num>
-  <w:num w:numId="28">
+  <w:num w:numId="28" w16cid:durableId="52046233">
     <w:abstractNumId w:val="0"/>
   </w:num>
-  <w:num w:numId="29">
+  <w:num w:numId="29" w16cid:durableId="820120219">
     <w:abstractNumId w:val="19"/>
   </w:num>
-  <w:num w:numId="30">
+  <w:num w:numId="30" w16cid:durableId="327749914">
     <w:abstractNumId w:val="23"/>
   </w:num>
-  <w:num w:numId="31">
+  <w:num w:numId="31" w16cid:durableId="1851984916">
     <w:abstractNumId w:val="2"/>
   </w:num>
-  <w:num w:numId="32">
+  <w:num w:numId="32" w16cid:durableId="1627542308">
     <w:abstractNumId w:val="7"/>
   </w:num>
-  <w:num w:numId="33">
+  <w:num w:numId="33" w16cid:durableId="462774026">
     <w:abstractNumId w:val="33"/>
   </w:num>
-  <w:num w:numId="34">
+  <w:num w:numId="34" w16cid:durableId="1676109220">
     <w:abstractNumId w:val="39"/>
   </w:num>
-  <w:num w:numId="35">
+  <w:num w:numId="35" w16cid:durableId="417556549">
     <w:abstractNumId w:val="6"/>
   </w:num>
-  <w:num w:numId="36">
+  <w:num w:numId="36" w16cid:durableId="1047605560">
     <w:abstractNumId w:val="26"/>
   </w:num>
-  <w:num w:numId="37">
+  <w:num w:numId="37" w16cid:durableId="792480836">
     <w:abstractNumId w:val="38"/>
   </w:num>
-  <w:num w:numId="38">
+  <w:num w:numId="38" w16cid:durableId="882012534">
     <w:abstractNumId w:val="28"/>
   </w:num>
-  <w:num w:numId="39">
+  <w:num w:numId="39" w16cid:durableId="122773402">
     <w:abstractNumId w:val="27"/>
   </w:num>
-  <w:num w:numId="40">
+  <w:num w:numId="40" w16cid:durableId="1845703897">
     <w:abstractNumId w:val="34"/>
   </w:num>
-  <w:num w:numId="41">
+  <w:num w:numId="41" w16cid:durableId="1625844417">
     <w:abstractNumId w:val="8"/>
   </w:num>
   <w:numIdMacAtCleanup w:val="18"/>
@@ -7645,11 +7453,11 @@
 </file>
 
 <file path=word/styles.xml><?xml version="1.0" encoding="utf-8"?>
-<w:styles xmlns:mc="http://schemas.openxmlformats.org/markup-compatibility/2006" xmlns:r="http://schemas.openxmlformats.org/officeDocument/2006/relationships" xmlns:w="http://schemas.openxmlformats.org/wordprocessingml/2006/main" xmlns:w14="http://schemas.microsoft.com/office/word/2010/wordml" xmlns:w15="http://schemas.microsoft.com/office/word/2012/wordml" xmlns:w16se="http://schemas.microsoft.com/office/word/2015/wordml/symex" mc:Ignorable="w14 w15 w16se">
+<w:styles xmlns:mc="http://schemas.openxmlformats.org/markup-compatibility/2006" xmlns:r="http://schemas.openxmlformats.org/officeDocument/2006/relationships" xmlns:w="http://schemas.openxmlformats.org/wordprocessingml/2006/main" xmlns:w14="http://schemas.microsoft.com/office/word/2010/wordml" xmlns:w15="http://schemas.microsoft.com/office/word/2012/wordml" xmlns:w16cex="http://schemas.microsoft.com/office/word/2018/wordml/cex" xmlns:w16cid="http://schemas.microsoft.com/office/word/2016/wordml/cid" xmlns:w16="http://schemas.microsoft.com/office/word/2018/wordml" xmlns:w16du="http://schemas.microsoft.com/office/word/2023/wordml/word16du" xmlns:w16sdtdh="http://schemas.microsoft.com/office/word/2020/wordml/sdtdatahash" xmlns:w16sdtfl="http://schemas.microsoft.com/office/word/2024/wordml/sdtformatlock" xmlns:w16se="http://schemas.microsoft.com/office/word/2015/wordml/symex" mc:Ignorable="w14 w15 w16se w16cid w16 w16cex w16sdtdh w16sdtfl w16du">
   <w:docDefaults>
     <w:rPrDefault>
       <w:rPr>
-        <w:rFonts w:asciiTheme="minorHAnsi" w:hAnsiTheme="minorHAnsi" w:eastAsiaTheme="minorHAnsi" w:cstheme="minorBidi"/>
+        <w:rFonts w:asciiTheme="minorHAnsi" w:eastAsiaTheme="minorHAnsi" w:hAnsiTheme="minorHAnsi" w:cstheme="minorBidi"/>
         <w:sz w:val="22"/>
         <w:szCs w:val="22"/>
         <w:lang w:val="es-CL" w:eastAsia="en-US" w:bidi="ar-SA"/>
@@ -7661,17 +7469,17 @@
       </w:pPr>
     </w:pPrDefault>
   </w:docDefaults>
-  <w:latentStyles w:defLockedState="0" w:defUIPriority="99" w:defSemiHidden="0" w:defUnhideWhenUsed="0" w:defQFormat="0" w:count="371">
+  <w:latentStyles w:defLockedState="0" w:defUIPriority="99" w:defSemiHidden="0" w:defUnhideWhenUsed="0" w:defQFormat="0" w:count="376">
     <w:lsdException w:name="Normal" w:uiPriority="0" w:qFormat="1"/>
     <w:lsdException w:name="heading 1" w:uiPriority="9" w:qFormat="1"/>
-    <w:lsdException w:name="heading 2" w:uiPriority="9" w:semiHidden="1" w:unhideWhenUsed="1" w:qFormat="1"/>
-    <w:lsdException w:name="heading 3" w:uiPriority="9" w:semiHidden="1" w:unhideWhenUsed="1" w:qFormat="1"/>
-    <w:lsdException w:name="heading 4" w:uiPriority="9" w:semiHidden="1" w:unhideWhenUsed="1" w:qFormat="1"/>
-    <w:lsdException w:name="heading 5" w:uiPriority="9" w:semiHidden="1" w:unhideWhenUsed="1" w:qFormat="1"/>
-    <w:lsdException w:name="heading 6" w:uiPriority="9" w:semiHidden="1" w:unhideWhenUsed="1" w:qFormat="1"/>
-    <w:lsdException w:name="heading 7" w:uiPriority="9" w:semiHidden="1" w:unhideWhenUsed="1" w:qFormat="1"/>
-    <w:lsdException w:name="heading 8" w:uiPriority="9" w:semiHidden="1" w:unhideWhenUsed="1" w:qFormat="1"/>
-    <w:lsdException w:name="heading 9" w:uiPriority="9" w:semiHidden="1" w:unhideWhenUsed="1" w:qFormat="1"/>
+    <w:lsdException w:name="heading 2" w:semiHidden="1" w:uiPriority="9" w:unhideWhenUsed="1" w:qFormat="1"/>
+    <w:lsdException w:name="heading 3" w:semiHidden="1" w:uiPriority="9" w:unhideWhenUsed="1" w:qFormat="1"/>
+    <w:lsdException w:name="heading 4" w:semiHidden="1" w:uiPriority="9" w:unhideWhenUsed="1" w:qFormat="1"/>
+    <w:lsdException w:name="heading 5" w:semiHidden="1" w:uiPriority="9" w:unhideWhenUsed="1" w:qFormat="1"/>
+    <w:lsdException w:name="heading 6" w:semiHidden="1" w:uiPriority="9" w:unhideWhenUsed="1" w:qFormat="1"/>
+    <w:lsdException w:name="heading 7" w:semiHidden="1" w:uiPriority="9" w:unhideWhenUsed="1" w:qFormat="1"/>
+    <w:lsdException w:name="heading 8" w:semiHidden="1" w:uiPriority="9" w:unhideWhenUsed="1" w:qFormat="1"/>
+    <w:lsdException w:name="heading 9" w:semiHidden="1" w:uiPriority="9" w:unhideWhenUsed="1" w:qFormat="1"/>
     <w:lsdException w:name="index 1" w:semiHidden="1" w:unhideWhenUsed="1"/>
     <w:lsdException w:name="index 2" w:semiHidden="1" w:unhideWhenUsed="1"/>
     <w:lsdException w:name="index 3" w:semiHidden="1" w:unhideWhenUsed="1"/>
@@ -7681,26 +7489,26 @@
     <w:lsdException w:name="index 7" w:semiHidden="1" w:unhideWhenUsed="1"/>
     <w:lsdException w:name="index 8" w:semiHidden="1" w:unhideWhenUsed="1"/>
     <w:lsdException w:name="index 9" w:semiHidden="1" w:unhideWhenUsed="1"/>
-    <w:lsdException w:name="toc 1" w:uiPriority="39" w:semiHidden="1" w:unhideWhenUsed="1"/>
-    <w:lsdException w:name="toc 2" w:uiPriority="39" w:semiHidden="1" w:unhideWhenUsed="1"/>
-    <w:lsdException w:name="toc 3" w:uiPriority="39" w:semiHidden="1" w:unhideWhenUsed="1"/>
-    <w:lsdException w:name="toc 4" w:uiPriority="39" w:semiHidden="1" w:unhideWhenUsed="1"/>
-    <w:lsdException w:name="toc 5" w:uiPriority="39" w:semiHidden="1" w:unhideWhenUsed="1"/>
-    <w:lsdException w:name="toc 6" w:uiPriority="39" w:semiHidden="1" w:unhideWhenUsed="1"/>
-    <w:lsdException w:name="toc 7" w:uiPriority="39" w:semiHidden="1" w:unhideWhenUsed="1"/>
-    <w:lsdException w:name="toc 8" w:uiPriority="39" w:semiHidden="1" w:unhideWhenUsed="1"/>
-    <w:lsdException w:name="toc 9" w:uiPriority="39" w:semiHidden="1" w:unhideWhenUsed="1"/>
+    <w:lsdException w:name="toc 1" w:semiHidden="1" w:uiPriority="39" w:unhideWhenUsed="1"/>
+    <w:lsdException w:name="toc 2" w:semiHidden="1" w:uiPriority="39" w:unhideWhenUsed="1"/>
+    <w:lsdException w:name="toc 3" w:semiHidden="1" w:uiPriority="39" w:unhideWhenUsed="1"/>
+    <w:lsdException w:name="toc 4" w:semiHidden="1" w:uiPriority="39" w:unhideWhenUsed="1"/>
+    <w:lsdException w:name="toc 5" w:semiHidden="1" w:uiPriority="39" w:unhideWhenUsed="1"/>
+    <w:lsdException w:name="toc 6" w:semiHidden="1" w:uiPriority="39" w:unhideWhenUsed="1"/>
+    <w:lsdException w:name="toc 7" w:semiHidden="1" w:uiPriority="39" w:unhideWhenUsed="1"/>
+    <w:lsdException w:name="toc 8" w:semiHidden="1" w:uiPriority="39" w:unhideWhenUsed="1"/>
+    <w:lsdException w:name="toc 9" w:semiHidden="1" w:uiPriority="39" w:unhideWhenUsed="1"/>
     <w:lsdException w:name="Normal Indent" w:semiHidden="1" w:unhideWhenUsed="1"/>
     <w:lsdException w:name="footnote text" w:semiHidden="1" w:unhideWhenUsed="1"/>
     <w:lsdException w:name="annotation text" w:semiHidden="1" w:unhideWhenUsed="1"/>
-    <w:lsdException w:name="header" w:uiPriority="0" w:semiHidden="1" w:unhideWhenUsed="1"/>
+    <w:lsdException w:name="header" w:semiHidden="1" w:uiPriority="0" w:unhideWhenUsed="1"/>
     <w:lsdException w:name="footer" w:semiHidden="1" w:unhideWhenUsed="1"/>
     <w:lsdException w:name="index heading" w:semiHidden="1" w:unhideWhenUsed="1"/>
-    <w:lsdException w:name="caption" w:uiPriority="35" w:semiHidden="1" w:unhideWhenUsed="1" w:qFormat="1"/>
+    <w:lsdException w:name="caption" w:semiHidden="1" w:uiPriority="35" w:unhideWhenUsed="1" w:qFormat="1"/>
     <w:lsdException w:name="table of figures" w:semiHidden="1" w:unhideWhenUsed="1"/>
     <w:lsdException w:name="envelope address" w:semiHidden="1" w:unhideWhenUsed="1"/>
     <w:lsdException w:name="envelope return" w:semiHidden="1" w:unhideWhenUsed="1"/>
-    <w:lsdException w:name="footnote reference" w:uiPriority="0" w:semiHidden="1" w:unhideWhenUsed="1"/>
+    <w:lsdException w:name="footnote reference" w:semiHidden="1" w:uiPriority="0" w:unhideWhenUsed="1"/>
     <w:lsdException w:name="annotation reference" w:semiHidden="1" w:unhideWhenUsed="1"/>
     <w:lsdException w:name="line number" w:semiHidden="1" w:unhideWhenUsed="1"/>
     <w:lsdException w:name="page number" w:semiHidden="1" w:unhideWhenUsed="1"/>
@@ -7727,7 +7535,7 @@
     <w:lsdException w:name="Title" w:uiPriority="10" w:qFormat="1"/>
     <w:lsdException w:name="Closing" w:semiHidden="1" w:unhideWhenUsed="1"/>
     <w:lsdException w:name="Signature" w:semiHidden="1" w:unhideWhenUsed="1"/>
-    <w:lsdException w:name="Default Paragraph Font" w:uiPriority="1" w:semiHidden="1" w:unhideWhenUsed="1"/>
+    <w:lsdException w:name="Default Paragraph Font" w:semiHidden="1" w:uiPriority="1" w:unhideWhenUsed="1"/>
     <w:lsdException w:name="Body Text" w:semiHidden="1" w:unhideWhenUsed="1"/>
     <w:lsdException w:name="Body Text Indent" w:semiHidden="1" w:unhideWhenUsed="1"/>
     <w:lsdException w:name="List Continue" w:semiHidden="1" w:unhideWhenUsed="1"/>
@@ -7927,8 +7735,8 @@
     <w:lsdException w:name="Subtle Reference" w:uiPriority="31" w:qFormat="1"/>
     <w:lsdException w:name="Intense Reference" w:uiPriority="32" w:qFormat="1"/>
     <w:lsdException w:name="Book Title" w:uiPriority="33" w:qFormat="1"/>
-    <w:lsdException w:name="Bibliography" w:uiPriority="37" w:semiHidden="1" w:unhideWhenUsed="1"/>
-    <w:lsdException w:name="TOC Heading" w:uiPriority="39" w:semiHidden="1" w:unhideWhenUsed="1" w:qFormat="1"/>
+    <w:lsdException w:name="Bibliography" w:semiHidden="1" w:uiPriority="37" w:unhideWhenUsed="1"/>
+    <w:lsdException w:name="TOC Heading" w:semiHidden="1" w:uiPriority="39" w:unhideWhenUsed="1" w:qFormat="1"/>
     <w:lsdException w:name="Plain Table 1" w:uiPriority="41"/>
     <w:lsdException w:name="Plain Table 2" w:uiPriority="42"/>
     <w:lsdException w:name="Plain Table 3" w:uiPriority="43"/>
@@ -8033,8 +7841,13 @@
     <w:lsdException w:name="List Table 5 Dark Accent 6" w:uiPriority="50"/>
     <w:lsdException w:name="List Table 6 Colorful Accent 6" w:uiPriority="51"/>
     <w:lsdException w:name="List Table 7 Colorful Accent 6" w:uiPriority="52"/>
+    <w:lsdException w:name="Mention" w:semiHidden="1" w:unhideWhenUsed="1"/>
+    <w:lsdException w:name="Smart Hyperlink" w:semiHidden="1" w:unhideWhenUsed="1"/>
+    <w:lsdException w:name="Hashtag" w:semiHidden="1" w:unhideWhenUsed="1"/>
+    <w:lsdException w:name="Unresolved Mention" w:semiHidden="1" w:unhideWhenUsed="1"/>
+    <w:lsdException w:name="Smart Link" w:semiHidden="1" w:unhideWhenUsed="1"/>
   </w:latentStyles>
-  <w:style w:type="paragraph" w:styleId="Normal" w:default="1">
+  <w:style w:type="paragraph" w:default="1" w:styleId="Normal">
     <w:name w:val="Normal"/>
     <w:qFormat/>
   </w:style>
@@ -8053,7 +7866,7 @@
       <w:outlineLvl w:val="0"/>
     </w:pPr>
     <w:rPr>
-      <w:rFonts w:asciiTheme="majorHAnsi" w:hAnsiTheme="majorHAnsi" w:eastAsiaTheme="majorEastAsia" w:cstheme="majorBidi"/>
+      <w:rFonts w:asciiTheme="majorHAnsi" w:eastAsiaTheme="majorEastAsia" w:hAnsiTheme="majorHAnsi" w:cstheme="majorBidi"/>
       <w:color w:val="2E74B5" w:themeColor="accent1" w:themeShade="BF"/>
       <w:sz w:val="32"/>
       <w:szCs w:val="32"/>
@@ -8075,7 +7888,7 @@
       <w:outlineLvl w:val="1"/>
     </w:pPr>
     <w:rPr>
-      <w:rFonts w:asciiTheme="majorHAnsi" w:hAnsiTheme="majorHAnsi" w:eastAsiaTheme="majorEastAsia" w:cstheme="majorBidi"/>
+      <w:rFonts w:asciiTheme="majorHAnsi" w:eastAsiaTheme="majorEastAsia" w:hAnsiTheme="majorHAnsi" w:cstheme="majorBidi"/>
       <w:color w:val="2E74B5" w:themeColor="accent1" w:themeShade="BF"/>
       <w:sz w:val="26"/>
       <w:szCs w:val="26"/>
@@ -8097,19 +7910,19 @@
       <w:outlineLvl w:val="2"/>
     </w:pPr>
     <w:rPr>
-      <w:rFonts w:asciiTheme="majorHAnsi" w:hAnsiTheme="majorHAnsi" w:eastAsiaTheme="majorEastAsia" w:cstheme="majorBidi"/>
+      <w:rFonts w:asciiTheme="majorHAnsi" w:eastAsiaTheme="majorEastAsia" w:hAnsiTheme="majorHAnsi" w:cstheme="majorBidi"/>
       <w:color w:val="1F4D78" w:themeColor="accent1" w:themeShade="7F"/>
       <w:sz w:val="24"/>
       <w:szCs w:val="24"/>
     </w:rPr>
   </w:style>
-  <w:style w:type="character" w:styleId="Fuentedeprrafopredeter" w:default="1">
+  <w:style w:type="character" w:default="1" w:styleId="Fuentedeprrafopredeter">
     <w:name w:val="Default Paragraph Font"/>
     <w:uiPriority w:val="1"/>
     <w:semiHidden/>
     <w:unhideWhenUsed/>
   </w:style>
-  <w:style w:type="table" w:styleId="Tablanormal" w:default="1">
+  <w:style w:type="table" w:default="1" w:styleId="Tablanormal">
     <w:name w:val="Normal Table"/>
     <w:uiPriority w:val="99"/>
     <w:semiHidden/>
@@ -8124,7 +7937,7 @@
       </w:tblCellMar>
     </w:tblPr>
   </w:style>
-  <w:style w:type="numbering" w:styleId="Sinlista" w:default="1">
+  <w:style w:type="numbering" w:default="1" w:styleId="Sinlista">
     <w:name w:val="No List"/>
     <w:uiPriority w:val="99"/>
     <w:semiHidden/>
@@ -8144,7 +7957,7 @@
       <w:lang w:eastAsia="es-CL"/>
     </w:rPr>
   </w:style>
-  <w:style w:type="character" w:styleId="SinespaciadoCar" w:customStyle="1">
+  <w:style w:type="character" w:customStyle="1" w:styleId="SinespaciadoCar">
     <w:name w:val="Sin espaciado Car"/>
     <w:basedOn w:val="Fuentedeprrafopredeter"/>
     <w:link w:val="Sinespaciado"/>
@@ -8168,21 +7981,21 @@
       <w:contextualSpacing/>
     </w:pPr>
     <w:rPr>
-      <w:rFonts w:asciiTheme="majorHAnsi" w:hAnsiTheme="majorHAnsi" w:eastAsiaTheme="majorEastAsia" w:cstheme="majorBidi"/>
+      <w:rFonts w:asciiTheme="majorHAnsi" w:eastAsiaTheme="majorEastAsia" w:hAnsiTheme="majorHAnsi" w:cstheme="majorBidi"/>
       <w:spacing w:val="-10"/>
       <w:kern w:val="28"/>
       <w:sz w:val="56"/>
       <w:szCs w:val="56"/>
     </w:rPr>
   </w:style>
-  <w:style w:type="character" w:styleId="TtuloCar" w:customStyle="1">
+  <w:style w:type="character" w:customStyle="1" w:styleId="TtuloCar">
     <w:name w:val="Título Car"/>
     <w:basedOn w:val="Fuentedeprrafopredeter"/>
     <w:link w:val="Ttulo"/>
     <w:uiPriority w:val="10"/>
     <w:rsid w:val="00E73CFF"/>
     <w:rPr>
-      <w:rFonts w:asciiTheme="majorHAnsi" w:hAnsiTheme="majorHAnsi" w:eastAsiaTheme="majorEastAsia" w:cstheme="majorBidi"/>
+      <w:rFonts w:asciiTheme="majorHAnsi" w:eastAsiaTheme="majorEastAsia" w:hAnsiTheme="majorHAnsi" w:cstheme="majorBidi"/>
       <w:spacing w:val="-10"/>
       <w:kern w:val="28"/>
       <w:sz w:val="56"/>
@@ -8199,12 +8012,12 @@
     </w:pPr>
     <w:tblPr>
       <w:tblBorders>
-        <w:top w:val="single" w:color="auto" w:sz="4" w:space="0"/>
-        <w:left w:val="single" w:color="auto" w:sz="4" w:space="0"/>
-        <w:bottom w:val="single" w:color="auto" w:sz="4" w:space="0"/>
-        <w:right w:val="single" w:color="auto" w:sz="4" w:space="0"/>
-        <w:insideH w:val="single" w:color="auto" w:sz="4" w:space="0"/>
-        <w:insideV w:val="single" w:color="auto" w:sz="4" w:space="0"/>
+        <w:top w:val="single" w:sz="4" w:space="0" w:color="auto"/>
+        <w:left w:val="single" w:sz="4" w:space="0" w:color="auto"/>
+        <w:bottom w:val="single" w:sz="4" w:space="0" w:color="auto"/>
+        <w:right w:val="single" w:sz="4" w:space="0" w:color="auto"/>
+        <w:insideH w:val="single" w:sz="4" w:space="0" w:color="auto"/>
+        <w:insideV w:val="single" w:sz="4" w:space="0" w:color="auto"/>
       </w:tblBorders>
     </w:tblPr>
   </w:style>
@@ -8222,7 +8035,7 @@
       <w:spacing w:after="0" w:line="240" w:lineRule="auto"/>
     </w:pPr>
   </w:style>
-  <w:style w:type="character" w:styleId="EncabezadoCar" w:customStyle="1">
+  <w:style w:type="character" w:customStyle="1" w:styleId="EncabezadoCar">
     <w:name w:val="Encabezado Car"/>
     <w:basedOn w:val="Fuentedeprrafopredeter"/>
     <w:link w:val="Encabezado"/>
@@ -8243,14 +8056,14 @@
       <w:spacing w:after="0" w:line="240" w:lineRule="auto"/>
     </w:pPr>
   </w:style>
-  <w:style w:type="character" w:styleId="PiedepginaCar" w:customStyle="1">
+  <w:style w:type="character" w:customStyle="1" w:styleId="PiedepginaCar">
     <w:name w:val="Pie de página Car"/>
     <w:basedOn w:val="Fuentedeprrafopredeter"/>
     <w:link w:val="Piedepgina"/>
     <w:uiPriority w:val="99"/>
     <w:rsid w:val="00DF38AE"/>
   </w:style>
-  <w:style w:type="table" w:styleId="Tablanormal11" w:customStyle="1">
+  <w:style w:type="table" w:customStyle="1" w:styleId="Tablanormal11">
     <w:name w:val="Tabla normal 11"/>
     <w:basedOn w:val="Tablanormal"/>
     <w:uiPriority w:val="41"/>
@@ -8262,12 +8075,12 @@
       <w:tblStyleRowBandSize w:val="1"/>
       <w:tblStyleColBandSize w:val="1"/>
       <w:tblBorders>
-        <w:top w:val="single" w:color="BFBFBF" w:themeColor="background1" w:themeShade="BF" w:sz="4" w:space="0"/>
-        <w:left w:val="single" w:color="BFBFBF" w:themeColor="background1" w:themeShade="BF" w:sz="4" w:space="0"/>
-        <w:bottom w:val="single" w:color="BFBFBF" w:themeColor="background1" w:themeShade="BF" w:sz="4" w:space="0"/>
-        <w:right w:val="single" w:color="BFBFBF" w:themeColor="background1" w:themeShade="BF" w:sz="4" w:space="0"/>
-        <w:insideH w:val="single" w:color="BFBFBF" w:themeColor="background1" w:themeShade="BF" w:sz="4" w:space="0"/>
-        <w:insideV w:val="single" w:color="BFBFBF" w:themeColor="background1" w:themeShade="BF" w:sz="4" w:space="0"/>
+        <w:top w:val="single" w:sz="4" w:space="0" w:color="BFBFBF" w:themeColor="background1" w:themeShade="BF"/>
+        <w:left w:val="single" w:sz="4" w:space="0" w:color="BFBFBF" w:themeColor="background1" w:themeShade="BF"/>
+        <w:bottom w:val="single" w:sz="4" w:space="0" w:color="BFBFBF" w:themeColor="background1" w:themeShade="BF"/>
+        <w:right w:val="single" w:sz="4" w:space="0" w:color="BFBFBF" w:themeColor="background1" w:themeShade="BF"/>
+        <w:insideH w:val="single" w:sz="4" w:space="0" w:color="BFBFBF" w:themeColor="background1" w:themeShade="BF"/>
+        <w:insideV w:val="single" w:sz="4" w:space="0" w:color="BFBFBF" w:themeColor="background1" w:themeShade="BF"/>
       </w:tblBorders>
     </w:tblPr>
     <w:tblStylePr w:type="firstRow">
@@ -8284,7 +8097,7 @@
       <w:tblPr/>
       <w:tcPr>
         <w:tcBorders>
-          <w:top w:val="double" w:color="BFBFBF" w:themeColor="background1" w:themeShade="BF" w:sz="4" w:space="0"/>
+          <w:top w:val="double" w:sz="4" w:space="0" w:color="BFBFBF" w:themeColor="background1" w:themeShade="BF"/>
         </w:tcBorders>
       </w:tcPr>
     </w:tblStylePr>
@@ -8342,7 +8155,7 @@
       <w:szCs w:val="18"/>
     </w:rPr>
   </w:style>
-  <w:style w:type="character" w:styleId="TextodegloboCar" w:customStyle="1">
+  <w:style w:type="character" w:customStyle="1" w:styleId="TextodegloboCar">
     <w:name w:val="Texto de globo Car"/>
     <w:basedOn w:val="Fuentedeprrafopredeter"/>
     <w:link w:val="Textodeglobo"/>
@@ -8355,40 +8168,40 @@
       <w:szCs w:val="18"/>
     </w:rPr>
   </w:style>
-  <w:style w:type="character" w:styleId="Ttulo1Car" w:customStyle="1">
+  <w:style w:type="character" w:customStyle="1" w:styleId="Ttulo1Car">
     <w:name w:val="Título 1 Car"/>
     <w:basedOn w:val="Fuentedeprrafopredeter"/>
     <w:link w:val="Ttulo1"/>
     <w:uiPriority w:val="9"/>
     <w:rsid w:val="00FE4ABA"/>
     <w:rPr>
-      <w:rFonts w:asciiTheme="majorHAnsi" w:hAnsiTheme="majorHAnsi" w:eastAsiaTheme="majorEastAsia" w:cstheme="majorBidi"/>
+      <w:rFonts w:asciiTheme="majorHAnsi" w:eastAsiaTheme="majorEastAsia" w:hAnsiTheme="majorHAnsi" w:cstheme="majorBidi"/>
       <w:color w:val="2E74B5" w:themeColor="accent1" w:themeShade="BF"/>
       <w:sz w:val="32"/>
       <w:szCs w:val="32"/>
     </w:rPr>
   </w:style>
-  <w:style w:type="character" w:styleId="Ttulo2Car" w:customStyle="1">
+  <w:style w:type="character" w:customStyle="1" w:styleId="Ttulo2Car">
     <w:name w:val="Título 2 Car"/>
     <w:basedOn w:val="Fuentedeprrafopredeter"/>
     <w:link w:val="Ttulo2"/>
     <w:uiPriority w:val="9"/>
     <w:rsid w:val="00FE4ABA"/>
     <w:rPr>
-      <w:rFonts w:asciiTheme="majorHAnsi" w:hAnsiTheme="majorHAnsi" w:eastAsiaTheme="majorEastAsia" w:cstheme="majorBidi"/>
+      <w:rFonts w:asciiTheme="majorHAnsi" w:eastAsiaTheme="majorEastAsia" w:hAnsiTheme="majorHAnsi" w:cstheme="majorBidi"/>
       <w:color w:val="2E74B5" w:themeColor="accent1" w:themeShade="BF"/>
       <w:sz w:val="26"/>
       <w:szCs w:val="26"/>
     </w:rPr>
   </w:style>
-  <w:style w:type="character" w:styleId="Ttulo3Car" w:customStyle="1">
+  <w:style w:type="character" w:customStyle="1" w:styleId="Ttulo3Car">
     <w:name w:val="Título 3 Car"/>
     <w:basedOn w:val="Fuentedeprrafopredeter"/>
     <w:link w:val="Ttulo3"/>
     <w:uiPriority w:val="9"/>
     <w:rsid w:val="00FE4ABA"/>
     <w:rPr>
-      <w:rFonts w:asciiTheme="majorHAnsi" w:hAnsiTheme="majorHAnsi" w:eastAsiaTheme="majorEastAsia" w:cstheme="majorBidi"/>
+      <w:rFonts w:asciiTheme="majorHAnsi" w:eastAsiaTheme="majorEastAsia" w:hAnsiTheme="majorHAnsi" w:cstheme="majorBidi"/>
       <w:color w:val="1F4D78" w:themeColor="accent1" w:themeShade="7F"/>
       <w:sz w:val="24"/>
       <w:szCs w:val="24"/>
@@ -8404,7 +8217,7 @@
       <w:spacing w:before="100" w:beforeAutospacing="1" w:after="100" w:afterAutospacing="1" w:line="240" w:lineRule="auto"/>
     </w:pPr>
     <w:rPr>
-      <w:rFonts w:ascii="Times New Roman" w:hAnsi="Times New Roman" w:eastAsia="Times New Roman" w:cs="Times New Roman"/>
+      <w:rFonts w:ascii="Times New Roman" w:eastAsia="Times New Roman" w:hAnsi="Times New Roman" w:cs="Times New Roman"/>
       <w:sz w:val="24"/>
       <w:szCs w:val="24"/>
       <w:lang w:eastAsia="es-CL"/>
@@ -8437,7 +8250,7 @@
       <w:szCs w:val="20"/>
     </w:rPr>
   </w:style>
-  <w:style w:type="character" w:styleId="TextocomentarioCar" w:customStyle="1">
+  <w:style w:type="character" w:customStyle="1" w:styleId="TextocomentarioCar">
     <w:name w:val="Texto comentario Car"/>
     <w:basedOn w:val="Fuentedeprrafopredeter"/>
     <w:link w:val="Textocomentario"/>
@@ -8462,7 +8275,7 @@
       <w:bCs/>
     </w:rPr>
   </w:style>
-  <w:style w:type="character" w:styleId="AsuntodelcomentarioCar" w:customStyle="1">
+  <w:style w:type="character" w:customStyle="1" w:styleId="AsuntodelcomentarioCar">
     <w:name w:val="Asunto del comentario Car"/>
     <w:basedOn w:val="TextocomentarioCar"/>
     <w:link w:val="Asuntodelcomentario"/>
@@ -8476,7 +8289,7 @@
       <w:szCs w:val="20"/>
     </w:rPr>
   </w:style>
-  <w:style w:type="table" w:styleId="Tablaconcuadrcula1clara-nfasis11" w:customStyle="1">
+  <w:style w:type="table" w:customStyle="1" w:styleId="Tablaconcuadrcula1clara-nfasis11">
     <w:name w:val="Tabla con cuadrícula 1 clara - Énfasis 11"/>
     <w:basedOn w:val="Tablanormal"/>
     <w:uiPriority w:val="46"/>
@@ -8488,12 +8301,12 @@
       <w:tblStyleRowBandSize w:val="1"/>
       <w:tblStyleColBandSize w:val="1"/>
       <w:tblBorders>
-        <w:top w:val="single" w:color="BDD6EE" w:themeColor="accent1" w:themeTint="66" w:sz="4" w:space="0"/>
-        <w:left w:val="single" w:color="BDD6EE" w:themeColor="accent1" w:themeTint="66" w:sz="4" w:space="0"/>
-        <w:bottom w:val="single" w:color="BDD6EE" w:themeColor="accent1" w:themeTint="66" w:sz="4" w:space="0"/>
-        <w:right w:val="single" w:color="BDD6EE" w:themeColor="accent1" w:themeTint="66" w:sz="4" w:space="0"/>
-        <w:insideH w:val="single" w:color="BDD6EE" w:themeColor="accent1" w:themeTint="66" w:sz="4" w:space="0"/>
-        <w:insideV w:val="single" w:color="BDD6EE" w:themeColor="accent1" w:themeTint="66" w:sz="4" w:space="0"/>
+        <w:top w:val="single" w:sz="4" w:space="0" w:color="BDD6EE" w:themeColor="accent1" w:themeTint="66"/>
+        <w:left w:val="single" w:sz="4" w:space="0" w:color="BDD6EE" w:themeColor="accent1" w:themeTint="66"/>
+        <w:bottom w:val="single" w:sz="4" w:space="0" w:color="BDD6EE" w:themeColor="accent1" w:themeTint="66"/>
+        <w:right w:val="single" w:sz="4" w:space="0" w:color="BDD6EE" w:themeColor="accent1" w:themeTint="66"/>
+        <w:insideH w:val="single" w:sz="4" w:space="0" w:color="BDD6EE" w:themeColor="accent1" w:themeTint="66"/>
+        <w:insideV w:val="single" w:sz="4" w:space="0" w:color="BDD6EE" w:themeColor="accent1" w:themeTint="66"/>
       </w:tblBorders>
     </w:tblPr>
     <w:tblStylePr w:type="firstRow">
@@ -8504,7 +8317,7 @@
       <w:tblPr/>
       <w:tcPr>
         <w:tcBorders>
-          <w:bottom w:val="single" w:color="9CC2E5" w:themeColor="accent1" w:themeTint="99" w:sz="12" w:space="0"/>
+          <w:bottom w:val="single" w:sz="12" w:space="0" w:color="9CC2E5" w:themeColor="accent1" w:themeTint="99"/>
         </w:tcBorders>
       </w:tcPr>
     </w:tblStylePr>
@@ -8516,7 +8329,7 @@
       <w:tblPr/>
       <w:tcPr>
         <w:tcBorders>
-          <w:top w:val="double" w:color="9CC2E5" w:themeColor="accent1" w:themeTint="99" w:sz="2" w:space="0"/>
+          <w:top w:val="double" w:sz="2" w:space="0" w:color="9CC2E5" w:themeColor="accent1" w:themeTint="99"/>
         </w:tcBorders>
       </w:tcPr>
     </w:tblStylePr>
@@ -8544,7 +8357,7 @@
       <w:u w:val="single"/>
     </w:rPr>
   </w:style>
-  <w:style w:type="character" w:styleId="Mencinsinresolver1" w:customStyle="1">
+  <w:style w:type="character" w:customStyle="1" w:styleId="Mencinsinresolver1">
     <w:name w:val="Mención sin resolver1"/>
     <w:basedOn w:val="Fuentedeprrafopredeter"/>
     <w:uiPriority w:val="99"/>
@@ -8573,7 +8386,7 @@
       <w:ind w:left="432" w:right="1080"/>
     </w:pPr>
     <w:rPr>
-      <w:rFonts w:asciiTheme="majorHAnsi" w:hAnsiTheme="majorHAnsi" w:eastAsiaTheme="majorEastAsia" w:cstheme="majorBidi"/>
+      <w:rFonts w:asciiTheme="majorHAnsi" w:eastAsiaTheme="majorEastAsia" w:hAnsiTheme="majorHAnsi" w:cstheme="majorBidi"/>
       <w:caps/>
       <w:color w:val="5B9BD5" w:themeColor="accent1"/>
       <w:kern w:val="20"/>
@@ -8582,14 +8395,14 @@
       <w:lang w:val="en-US" w:eastAsia="ja-JP"/>
     </w:rPr>
   </w:style>
-  <w:style w:type="character" w:styleId="SubttuloCar" w:customStyle="1">
+  <w:style w:type="character" w:customStyle="1" w:styleId="SubttuloCar">
     <w:name w:val="Subtítulo Car"/>
     <w:basedOn w:val="Fuentedeprrafopredeter"/>
     <w:link w:val="Subttulo"/>
     <w:uiPriority w:val="19"/>
     <w:rsid w:val="00446FDE"/>
     <w:rPr>
-      <w:rFonts w:asciiTheme="majorHAnsi" w:hAnsiTheme="majorHAnsi" w:eastAsiaTheme="majorEastAsia" w:cstheme="majorBidi"/>
+      <w:rFonts w:asciiTheme="majorHAnsi" w:eastAsiaTheme="majorEastAsia" w:hAnsiTheme="majorHAnsi" w:cstheme="majorBidi"/>
       <w:caps/>
       <w:color w:val="5B9BD5" w:themeColor="accent1"/>
       <w:kern w:val="20"/>
@@ -8598,7 +8411,7 @@
       <w:lang w:val="en-US" w:eastAsia="ja-JP"/>
     </w:rPr>
   </w:style>
-  <w:style w:type="table" w:styleId="Tablafinanciera" w:customStyle="1">
+  <w:style w:type="table" w:customStyle="1" w:styleId="Tablafinanciera">
     <w:name w:val="Tabla financiera"/>
     <w:basedOn w:val="Tablanormal"/>
     <w:uiPriority w:val="99"/>
@@ -8616,7 +8429,7 @@
     </w:rPr>
     <w:tblPr>
       <w:tblBorders>
-        <w:insideH w:val="single" w:color="D9D9D9" w:themeColor="background1" w:themeShade="D9" w:sz="4" w:space="0"/>
+        <w:insideH w:val="single" w:sz="4" w:space="0" w:color="D9D9D9" w:themeColor="background1" w:themeShade="D9"/>
       </w:tblBorders>
       <w:tblCellMar>
         <w:left w:w="0" w:type="dxa"/>
@@ -8668,7 +8481,7 @@
     </w:tblPr>
     <w:tblStylePr w:type="firstRow">
       <w:rPr>
-        <w:rFonts w:asciiTheme="majorHAnsi" w:hAnsiTheme="majorHAnsi" w:eastAsiaTheme="majorEastAsia" w:cstheme="majorBidi"/>
+        <w:rFonts w:asciiTheme="majorHAnsi" w:eastAsiaTheme="majorEastAsia" w:hAnsiTheme="majorHAnsi" w:cstheme="majorBidi"/>
         <w:i/>
         <w:iCs/>
         <w:sz w:val="26"/>
@@ -8676,14 +8489,14 @@
       <w:tblPr/>
       <w:tcPr>
         <w:tcBorders>
-          <w:bottom w:val="single" w:color="7F7F7F" w:themeColor="text1" w:themeTint="80" w:sz="4" w:space="0"/>
+          <w:bottom w:val="single" w:sz="4" w:space="0" w:color="7F7F7F" w:themeColor="text1" w:themeTint="80"/>
         </w:tcBorders>
         <w:shd w:val="clear" w:color="auto" w:fill="FFFFFF" w:themeFill="background1"/>
       </w:tcPr>
     </w:tblStylePr>
     <w:tblStylePr w:type="lastRow">
       <w:rPr>
-        <w:rFonts w:asciiTheme="majorHAnsi" w:hAnsiTheme="majorHAnsi" w:eastAsiaTheme="majorEastAsia" w:cstheme="majorBidi"/>
+        <w:rFonts w:asciiTheme="majorHAnsi" w:eastAsiaTheme="majorEastAsia" w:hAnsiTheme="majorHAnsi" w:cstheme="majorBidi"/>
         <w:i/>
         <w:iCs/>
         <w:sz w:val="26"/>
@@ -8691,7 +8504,7 @@
       <w:tblPr/>
       <w:tcPr>
         <w:tcBorders>
-          <w:top w:val="single" w:color="7F7F7F" w:themeColor="text1" w:themeTint="80" w:sz="4" w:space="0"/>
+          <w:top w:val="single" w:sz="4" w:space="0" w:color="7F7F7F" w:themeColor="text1" w:themeTint="80"/>
         </w:tcBorders>
         <w:shd w:val="clear" w:color="auto" w:fill="FFFFFF" w:themeFill="background1"/>
       </w:tcPr>
@@ -8701,7 +8514,7 @@
         <w:jc w:val="right"/>
       </w:pPr>
       <w:rPr>
-        <w:rFonts w:asciiTheme="majorHAnsi" w:hAnsiTheme="majorHAnsi" w:eastAsiaTheme="majorEastAsia" w:cstheme="majorBidi"/>
+        <w:rFonts w:asciiTheme="majorHAnsi" w:eastAsiaTheme="majorEastAsia" w:hAnsiTheme="majorHAnsi" w:cstheme="majorBidi"/>
         <w:i/>
         <w:iCs/>
         <w:sz w:val="26"/>
@@ -8709,14 +8522,14 @@
       <w:tblPr/>
       <w:tcPr>
         <w:tcBorders>
-          <w:right w:val="single" w:color="7F7F7F" w:themeColor="text1" w:themeTint="80" w:sz="4" w:space="0"/>
+          <w:right w:val="single" w:sz="4" w:space="0" w:color="7F7F7F" w:themeColor="text1" w:themeTint="80"/>
         </w:tcBorders>
         <w:shd w:val="clear" w:color="auto" w:fill="FFFFFF" w:themeFill="background1"/>
       </w:tcPr>
     </w:tblStylePr>
     <w:tblStylePr w:type="lastCol">
       <w:rPr>
-        <w:rFonts w:asciiTheme="majorHAnsi" w:hAnsiTheme="majorHAnsi" w:eastAsiaTheme="majorEastAsia" w:cstheme="majorBidi"/>
+        <w:rFonts w:asciiTheme="majorHAnsi" w:eastAsiaTheme="majorEastAsia" w:hAnsiTheme="majorHAnsi" w:cstheme="majorBidi"/>
         <w:i/>
         <w:iCs/>
         <w:sz w:val="26"/>
@@ -8724,7 +8537,7 @@
       <w:tblPr/>
       <w:tcPr>
         <w:tcBorders>
-          <w:left w:val="single" w:color="7F7F7F" w:themeColor="text1" w:themeTint="80" w:sz="4" w:space="0"/>
+          <w:left w:val="single" w:sz="4" w:space="0" w:color="7F7F7F" w:themeColor="text1" w:themeTint="80"/>
         </w:tcBorders>
         <w:shd w:val="clear" w:color="auto" w:fill="FFFFFF" w:themeFill="background1"/>
       </w:tcPr>
@@ -8786,9 +8599,9 @@
       <w:tblStyleRowBandSize w:val="1"/>
       <w:tblStyleColBandSize w:val="1"/>
       <w:tblBorders>
-        <w:top w:val="single" w:color="8EAADB" w:themeColor="accent5" w:themeTint="99" w:sz="4" w:space="0"/>
-        <w:bottom w:val="single" w:color="8EAADB" w:themeColor="accent5" w:themeTint="99" w:sz="4" w:space="0"/>
-        <w:insideH w:val="single" w:color="8EAADB" w:themeColor="accent5" w:themeTint="99" w:sz="4" w:space="0"/>
+        <w:top w:val="single" w:sz="4" w:space="0" w:color="8EAADB" w:themeColor="accent5" w:themeTint="99"/>
+        <w:bottom w:val="single" w:sz="4" w:space="0" w:color="8EAADB" w:themeColor="accent5" w:themeTint="99"/>
+        <w:insideH w:val="single" w:sz="4" w:space="0" w:color="8EAADB" w:themeColor="accent5" w:themeTint="99"/>
       </w:tblBorders>
     </w:tblPr>
     <w:tblStylePr w:type="firstRow">
@@ -8828,7 +8641,7 @@
       </w:tcPr>
     </w:tblStylePr>
   </w:style>
-  <w:style w:type="paragraph" w:styleId="3CBD5A742C28424DA5172AD252E32316" w:customStyle="1">
+  <w:style w:type="paragraph" w:customStyle="1" w:styleId="3CBD5A742C28424DA5172AD252E32316">
     <w:name w:val="3CBD5A742C28424DA5172AD252E32316"/>
     <w:rsid w:val="00E53696"/>
     <w:pPr>
@@ -8854,7 +8667,7 @@
       <w:lang w:eastAsia="es-CL"/>
     </w:rPr>
   </w:style>
-  <w:style w:type="character" w:styleId="PrrafodelistaCar" w:customStyle="1">
+  <w:style w:type="character" w:customStyle="1" w:styleId="PrrafodelistaCar">
     <w:name w:val="Párrafo de lista Car"/>
     <w:link w:val="Prrafodelista"/>
     <w:uiPriority w:val="34"/>
@@ -8908,7 +8721,7 @@
     <w:rsid w:val="00C04221"/>
     <w:pPr>
       <w:pBdr>
-        <w:bottom w:val="single" w:color="5B9BD5" w:themeColor="accent1" w:sz="4" w:space="4"/>
+        <w:bottom w:val="single" w:sz="4" w:space="4" w:color="5B9BD5" w:themeColor="accent1"/>
       </w:pBdr>
       <w:spacing w:before="200" w:after="280" w:line="276" w:lineRule="auto"/>
       <w:ind w:left="936" w:right="936"/>
@@ -8921,7 +8734,7 @@
       <w:color w:val="5B9BD5" w:themeColor="accent1"/>
     </w:rPr>
   </w:style>
-  <w:style w:type="character" w:styleId="CitadestacadaCar" w:customStyle="1">
+  <w:style w:type="character" w:customStyle="1" w:styleId="CitadestacadaCar">
     <w:name w:val="Cita destacada Car"/>
     <w:basedOn w:val="Fuentedeprrafopredeter"/>
     <w:link w:val="Citadestacada"/>
@@ -8973,7 +8786,7 @@
       <w:lang w:val="es-ES"/>
     </w:rPr>
   </w:style>
-  <w:style w:type="character" w:styleId="TextonotapieCar" w:customStyle="1">
+  <w:style w:type="character" w:customStyle="1" w:styleId="TextonotapieCar">
     <w:name w:val="Texto nota pie Car"/>
     <w:basedOn w:val="Fuentedeprrafopredeter"/>
     <w:link w:val="Textonotapie"/>
@@ -8995,12 +8808,12 @@
       <w:vertAlign w:val="superscript"/>
     </w:rPr>
   </w:style>
-  <w:style w:type="character" w:styleId="normaltextrun" w:customStyle="1">
+  <w:style w:type="character" w:customStyle="1" w:styleId="normaltextrun">
     <w:name w:val="normaltextrun"/>
     <w:basedOn w:val="Fuentedeprrafopredeter"/>
     <w:rsid w:val="0024234D"/>
   </w:style>
-  <w:style w:type="paragraph" w:styleId="Default" w:customStyle="1">
+  <w:style w:type="paragraph" w:customStyle="1" w:styleId="Default">
     <w:name w:val="Default"/>
     <w:rsid w:val="00E454BE"/>
     <w:pPr>
@@ -9016,7 +8829,7 @@
       <w:szCs w:val="24"/>
     </w:rPr>
   </w:style>
-  <w:style w:type="table" w:styleId="Cuadrculadetablaclara">
+  <w:style w:type="table" w:styleId="Tablaconcuadrculaclara">
     <w:name w:val="Grid Table Light"/>
     <w:basedOn w:val="Tablanormal"/>
     <w:uiPriority w:val="40"/>
@@ -9026,19 +8839,19 @@
     </w:pPr>
     <w:tblPr>
       <w:tblBorders>
-        <w:top w:val="single" w:color="BFBFBF" w:themeColor="background1" w:themeShade="BF" w:sz="4" w:space="0"/>
-        <w:left w:val="single" w:color="BFBFBF" w:themeColor="background1" w:themeShade="BF" w:sz="4" w:space="0"/>
-        <w:bottom w:val="single" w:color="BFBFBF" w:themeColor="background1" w:themeShade="BF" w:sz="4" w:space="0"/>
-        <w:right w:val="single" w:color="BFBFBF" w:themeColor="background1" w:themeShade="BF" w:sz="4" w:space="0"/>
-        <w:insideH w:val="single" w:color="BFBFBF" w:themeColor="background1" w:themeShade="BF" w:sz="4" w:space="0"/>
-        <w:insideV w:val="single" w:color="BFBFBF" w:themeColor="background1" w:themeShade="BF" w:sz="4" w:space="0"/>
+        <w:top w:val="single" w:sz="4" w:space="0" w:color="BFBFBF" w:themeColor="background1" w:themeShade="BF"/>
+        <w:left w:val="single" w:sz="4" w:space="0" w:color="BFBFBF" w:themeColor="background1" w:themeShade="BF"/>
+        <w:bottom w:val="single" w:sz="4" w:space="0" w:color="BFBFBF" w:themeColor="background1" w:themeShade="BF"/>
+        <w:right w:val="single" w:sz="4" w:space="0" w:color="BFBFBF" w:themeColor="background1" w:themeShade="BF"/>
+        <w:insideH w:val="single" w:sz="4" w:space="0" w:color="BFBFBF" w:themeColor="background1" w:themeShade="BF"/>
+        <w:insideV w:val="single" w:sz="4" w:space="0" w:color="BFBFBF" w:themeColor="background1" w:themeShade="BF"/>
       </w:tblBorders>
     </w:tblPr>
   </w:style>
-  <w:style w:type="table" w:styleId="Cuadrculadetablaclara1" w:customStyle="1">
+  <w:style w:type="table" w:customStyle="1" w:styleId="Cuadrculadetablaclara1">
     <w:name w:val="Cuadrícula de tabla clara1"/>
     <w:basedOn w:val="Tablanormal"/>
-    <w:next w:val="Cuadrculadetablaclara"/>
+    <w:next w:val="Tablaconcuadrculaclara"/>
     <w:uiPriority w:val="40"/>
     <w:rsid w:val="00943DF1"/>
     <w:pPr>
@@ -9046,16 +8859,16 @@
     </w:pPr>
     <w:tblPr>
       <w:tblBorders>
-        <w:top w:val="single" w:color="BFBFBF" w:themeColor="background1" w:themeShade="BF" w:sz="4" w:space="0"/>
-        <w:left w:val="single" w:color="BFBFBF" w:themeColor="background1" w:themeShade="BF" w:sz="4" w:space="0"/>
-        <w:bottom w:val="single" w:color="BFBFBF" w:themeColor="background1" w:themeShade="BF" w:sz="4" w:space="0"/>
-        <w:right w:val="single" w:color="BFBFBF" w:themeColor="background1" w:themeShade="BF" w:sz="4" w:space="0"/>
-        <w:insideH w:val="single" w:color="BFBFBF" w:themeColor="background1" w:themeShade="BF" w:sz="4" w:space="0"/>
-        <w:insideV w:val="single" w:color="BFBFBF" w:themeColor="background1" w:themeShade="BF" w:sz="4" w:space="0"/>
+        <w:top w:val="single" w:sz="4" w:space="0" w:color="BFBFBF" w:themeColor="background1" w:themeShade="BF"/>
+        <w:left w:val="single" w:sz="4" w:space="0" w:color="BFBFBF" w:themeColor="background1" w:themeShade="BF"/>
+        <w:bottom w:val="single" w:sz="4" w:space="0" w:color="BFBFBF" w:themeColor="background1" w:themeShade="BF"/>
+        <w:right w:val="single" w:sz="4" w:space="0" w:color="BFBFBF" w:themeColor="background1" w:themeShade="BF"/>
+        <w:insideH w:val="single" w:sz="4" w:space="0" w:color="BFBFBF" w:themeColor="background1" w:themeShade="BF"/>
+        <w:insideV w:val="single" w:sz="4" w:space="0" w:color="BFBFBF" w:themeColor="background1" w:themeShade="BF"/>
       </w:tblBorders>
     </w:tblPr>
   </w:style>
-  <w:style w:type="paragraph" w:styleId="m4042760116434134222msolistparagraph" w:customStyle="1">
+  <w:style w:type="paragraph" w:customStyle="1" w:styleId="m4042760116434134222msolistparagraph">
     <w:name w:val="m_4042760116434134222msolistparagraph"/>
     <w:basedOn w:val="Normal"/>
     <w:rsid w:val="004F1A46"/>
@@ -9063,7 +8876,7 @@
       <w:spacing w:before="100" w:beforeAutospacing="1" w:after="100" w:afterAutospacing="1" w:line="240" w:lineRule="auto"/>
     </w:pPr>
     <w:rPr>
-      <w:rFonts w:ascii="Times New Roman" w:hAnsi="Times New Roman" w:eastAsia="Times New Roman" w:cs="Times New Roman"/>
+      <w:rFonts w:ascii="Times New Roman" w:eastAsia="Times New Roman" w:hAnsi="Times New Roman" w:cs="Times New Roman"/>
       <w:sz w:val="24"/>
       <w:szCs w:val="24"/>
       <w:lang w:eastAsia="es-CL"/>
@@ -9091,12 +8904,12 @@
       <w:tblStyleRowBandSize w:val="1"/>
       <w:tblStyleColBandSize w:val="1"/>
       <w:tblBorders>
-        <w:top w:val="single" w:color="BFBFBF" w:themeColor="background1" w:themeShade="BF" w:sz="4" w:space="0"/>
-        <w:left w:val="single" w:color="BFBFBF" w:themeColor="background1" w:themeShade="BF" w:sz="4" w:space="0"/>
-        <w:bottom w:val="single" w:color="BFBFBF" w:themeColor="background1" w:themeShade="BF" w:sz="4" w:space="0"/>
-        <w:right w:val="single" w:color="BFBFBF" w:themeColor="background1" w:themeShade="BF" w:sz="4" w:space="0"/>
-        <w:insideH w:val="single" w:color="BFBFBF" w:themeColor="background1" w:themeShade="BF" w:sz="4" w:space="0"/>
-        <w:insideV w:val="single" w:color="BFBFBF" w:themeColor="background1" w:themeShade="BF" w:sz="4" w:space="0"/>
+        <w:top w:val="single" w:sz="4" w:space="0" w:color="BFBFBF" w:themeColor="background1" w:themeShade="BF"/>
+        <w:left w:val="single" w:sz="4" w:space="0" w:color="BFBFBF" w:themeColor="background1" w:themeShade="BF"/>
+        <w:bottom w:val="single" w:sz="4" w:space="0" w:color="BFBFBF" w:themeColor="background1" w:themeShade="BF"/>
+        <w:right w:val="single" w:sz="4" w:space="0" w:color="BFBFBF" w:themeColor="background1" w:themeShade="BF"/>
+        <w:insideH w:val="single" w:sz="4" w:space="0" w:color="BFBFBF" w:themeColor="background1" w:themeShade="BF"/>
+        <w:insideV w:val="single" w:sz="4" w:space="0" w:color="BFBFBF" w:themeColor="background1" w:themeShade="BF"/>
       </w:tblBorders>
     </w:tblPr>
     <w:tblStylePr w:type="firstRow">
@@ -9113,7 +8926,7 @@
       <w:tblPr/>
       <w:tcPr>
         <w:tcBorders>
-          <w:top w:val="double" w:color="BFBFBF" w:themeColor="background1" w:themeShade="BF" w:sz="4" w:space="0"/>
+          <w:top w:val="double" w:sz="4" w:space="0" w:color="BFBFBF" w:themeColor="background1" w:themeShade="BF"/>
         </w:tcBorders>
       </w:tcPr>
     </w:tblStylePr>
@@ -9143,39 +8956,6 @@
     </w:tblStylePr>
   </w:style>
 </w:styles>
-</file>
-
-<file path=word/glossary/document.xml><?xml version="1.0" encoding="utf-8"?>
-<w:glossaryDocument xmlns:w14="http://schemas.microsoft.com/office/word/2010/wordml" xmlns:w="http://schemas.openxmlformats.org/wordprocessingml/2006/main">
-  <w:docParts>
-    <w:docPart>
-      <w:docPartPr>
-        <w:name w:val="DefaultPlaceholder_1081868574"/>
-        <w:category>
-          <w:name w:val="General"/>
-          <w:gallery w:val="placeholder"/>
-        </w:category>
-        <w:types>
-          <w:type w:val="bbPlcHdr"/>
-        </w:types>
-        <w:behaviors>
-          <w:behavior w:val="content"/>
-        </w:behaviors>
-        <w:guid w:val="{febe2cea-47d9-4876-b9ad-828c9f147816}"/>
-      </w:docPartPr>
-      <w:docPartBody>
-        <w:p>
-          <w:r>
-            <w:rPr>
-              <w:rStyle w:val="PlaceholderText"/>
-            </w:rPr>
-            <w:t/>
-          </w:r>
-        </w:p>
-      </w:docPartBody>
-    </w:docPart>
-  </w:docParts>
-</w:glossaryDocument>
 </file>
 
 <file path=word/theme/theme1.xml><?xml version="1.0" encoding="utf-8"?>
@@ -9449,9 +9229,7 @@
 </file>
 
 <file path=customXml/item2.xml><?xml version="1.0" encoding="utf-8"?>
-<p:properties xmlns:p="http://schemas.microsoft.com/office/2006/metadata/properties" xmlns:xsi="http://www.w3.org/2001/XMLSchema-instance" xmlns:pc="http://schemas.microsoft.com/office/infopath/2007/PartnerControls">
-  <documentManagement/>
-</p:properties>
+<b:Sources xmlns:b="http://schemas.openxmlformats.org/officeDocument/2006/bibliography" xmlns="http://schemas.openxmlformats.org/officeDocument/2006/bibliography" SelectedStyle="\APASixthEditionOfficeOnline.xsl" StyleName="APA" Version="6"/>
 </file>
 
 <file path=customXml/item3.xml><?xml version="1.0" encoding="utf-8"?>
@@ -9587,7 +9365,9 @@
 </file>
 
 <file path=customXml/item4.xml><?xml version="1.0" encoding="utf-8"?>
-<b:Sources xmlns:b="http://schemas.openxmlformats.org/officeDocument/2006/bibliography" xmlns="http://schemas.openxmlformats.org/officeDocument/2006/bibliography" SelectedStyle="\APASixthEditionOfficeOnline.xsl" StyleName="APA" Version="6"/>
+<p:properties xmlns:p="http://schemas.microsoft.com/office/2006/metadata/properties" xmlns:xsi="http://www.w3.org/2001/XMLSchema-instance" xmlns:pc="http://schemas.microsoft.com/office/infopath/2007/PartnerControls">
+  <documentManagement/>
+</p:properties>
 </file>
 
 <file path=customXml/itemProps1.xml><?xml version="1.0" encoding="utf-8"?>
@@ -9599,24 +9379,36 @@
 </file>
 
 <file path=customXml/itemProps2.xml><?xml version="1.0" encoding="utf-8"?>
-<ds:datastoreItem xmlns:ds="http://schemas.openxmlformats.org/officeDocument/2006/customXml" ds:itemID="{5F1783E3-BA1C-4CA3-8E32-C9B378BBED03}">
+<ds:datastoreItem xmlns:ds="http://schemas.openxmlformats.org/officeDocument/2006/customXml" ds:itemID="{6E8A10B9-B765-4F0B-A47F-7CB788CD8F65}">
   <ds:schemaRefs>
-    <ds:schemaRef ds:uri="http://schemas.microsoft.com/office/2006/metadata/properties"/>
-    <ds:schemaRef ds:uri="http://schemas.microsoft.com/office/infopath/2007/PartnerControls"/>
-    <ds:schemaRef ds:uri="322f9391-964b-48b6-b3b0-13a7ac8a75d6"/>
-    <ds:schemaRef ds:uri="c2ef7064-63f7-4dcd-87f2-3580cf294d1c"/>
+    <ds:schemaRef ds:uri="http://schemas.openxmlformats.org/officeDocument/2006/bibliography"/>
   </ds:schemaRefs>
 </ds:datastoreItem>
 </file>
 
 <file path=customXml/itemProps3.xml><?xml version="1.0" encoding="utf-8"?>
-<ds:datastoreItem xmlns:ds="http://schemas.openxmlformats.org/officeDocument/2006/customXml" ds:itemID="{767CD2D5-7A6C-47C3-9B54-C4225C74DD0B}"/>
+<ds:datastoreItem xmlns:ds="http://schemas.openxmlformats.org/officeDocument/2006/customXml" ds:itemID="{767CD2D5-7A6C-47C3-9B54-C4225C74DD0B}">
+  <ds:schemaRefs>
+    <ds:schemaRef ds:uri="http://schemas.microsoft.com/office/2006/metadata/contentType"/>
+    <ds:schemaRef ds:uri="http://schemas.microsoft.com/office/2006/metadata/properties/metaAttributes"/>
+    <ds:schemaRef ds:uri="http://www.w3.org/2001/XMLSchema"/>
+    <ds:schemaRef ds:uri="http://schemas.microsoft.com/office/2006/metadata/properties"/>
+    <ds:schemaRef ds:uri="126e8a1c-9ea9-435a-ac89-d06c80d62e30"/>
+    <ds:schemaRef ds:uri="http://schemas.microsoft.com/office/2006/documentManagement/types"/>
+    <ds:schemaRef ds:uri="http://schemas.microsoft.com/office/infopath/2007/PartnerControls"/>
+    <ds:schemaRef ds:uri="http://schemas.openxmlformats.org/package/2006/metadata/core-properties"/>
+    <ds:schemaRef ds:uri="http://purl.org/dc/elements/1.1/"/>
+    <ds:schemaRef ds:uri="http://purl.org/dc/terms/"/>
+    <ds:schemaRef ds:uri="http://schemas.microsoft.com/internal/obd"/>
+  </ds:schemaRefs>
+</ds:datastoreItem>
 </file>
 
 <file path=customXml/itemProps4.xml><?xml version="1.0" encoding="utf-8"?>
-<ds:datastoreItem xmlns:ds="http://schemas.openxmlformats.org/officeDocument/2006/customXml" ds:itemID="{6E8A10B9-B765-4F0B-A47F-7CB788CD8F65}">
+<ds:datastoreItem xmlns:ds="http://schemas.openxmlformats.org/officeDocument/2006/customXml" ds:itemID="{5F1783E3-BA1C-4CA3-8E32-C9B378BBED03}">
   <ds:schemaRefs>
-    <ds:schemaRef ds:uri="http://schemas.openxmlformats.org/officeDocument/2006/bibliography"/>
+    <ds:schemaRef ds:uri="http://schemas.microsoft.com/office/2006/metadata/properties"/>
+    <ds:schemaRef ds:uri="http://schemas.microsoft.com/office/infopath/2007/PartnerControls"/>
   </ds:schemaRefs>
 </ds:datastoreItem>
 </file>